--- a/report.docx
+++ b/report.docx
@@ -350,6 +350,1117 @@
         <w:t>Mostar, 2026.</w:t>
       </w:r>
     </w:p>
+    <w:sdt>
+      <w:sdtPr>
+        <w:rPr>
+          <w:rFonts w:asciiTheme="minorHAnsi" w:eastAsiaTheme="minorHAnsi" w:hAnsiTheme="minorHAnsi" w:cstheme="minorBidi"/>
+          <w:color w:val="auto"/>
+          <w:sz w:val="22"/>
+          <w:szCs w:val="22"/>
+          <w:lang w:val="bs-Latn-BA"/>
+        </w:rPr>
+        <w:id w:val="-1434118794"/>
+        <w:docPartObj>
+          <w:docPartGallery w:val="Table of Contents"/>
+          <w:docPartUnique/>
+        </w:docPartObj>
+      </w:sdtPr>
+      <w:sdtEndPr>
+        <w:rPr>
+          <w:b/>
+          <w:bCs/>
+          <w:noProof/>
+        </w:rPr>
+      </w:sdtEndPr>
+      <w:sdtContent>
+        <w:p>
+          <w:pPr>
+            <w:pStyle w:val="TOCHeading"/>
+          </w:pPr>
+          <w:r>
+            <w:t xml:space="preserve">SADRŽAJ: </w:t>
+          </w:r>
+        </w:p>
+        <w:p>
+          <w:pPr>
+            <w:pStyle w:val="TOC1"/>
+            <w:tabs>
+              <w:tab w:val="right" w:leader="dot" w:pos="9062"/>
+            </w:tabs>
+            <w:rPr>
+              <w:rFonts w:eastAsiaTheme="minorEastAsia"/>
+              <w:noProof/>
+              <w:lang w:eastAsia="bs-Latn-BA"/>
+            </w:rPr>
+          </w:pPr>
+          <w:r>
+            <w:fldChar w:fldCharType="begin"/>
+          </w:r>
+          <w:r>
+            <w:instrText xml:space="preserve"> TOC \o "1-3" \h \z \u </w:instrText>
+          </w:r>
+          <w:r>
+            <w:fldChar w:fldCharType="separate"/>
+          </w:r>
+          <w:hyperlink w:anchor="_Toc234527546" w:history="1">
+            <w:r>
+              <w:rPr>
+                <w:rStyle w:val="Hyperlink"/>
+                <w:rFonts w:ascii="Times New Roman" w:hAnsi="Times New Roman" w:cs="Times New Roman"/>
+                <w:noProof/>
+              </w:rPr>
+              <w:t>SAŽETAK</w:t>
+            </w:r>
+            <w:r>
+              <w:rPr>
+                <w:noProof/>
+                <w:webHidden/>
+              </w:rPr>
+              <w:tab/>
+            </w:r>
+            <w:r>
+              <w:rPr>
+                <w:noProof/>
+                <w:webHidden/>
+              </w:rPr>
+              <w:fldChar w:fldCharType="begin"/>
+            </w:r>
+            <w:r>
+              <w:rPr>
+                <w:noProof/>
+                <w:webHidden/>
+              </w:rPr>
+              <w:instrText xml:space="preserve"> PAGEREF _Toc234527546 \h </w:instrText>
+            </w:r>
+            <w:r>
+              <w:rPr>
+                <w:noProof/>
+                <w:webHidden/>
+              </w:rPr>
+            </w:r>
+            <w:r>
+              <w:rPr>
+                <w:noProof/>
+                <w:webHidden/>
+              </w:rPr>
+              <w:fldChar w:fldCharType="separate"/>
+            </w:r>
+            <w:r>
+              <w:rPr>
+                <w:noProof/>
+                <w:webHidden/>
+              </w:rPr>
+              <w:t>3</w:t>
+            </w:r>
+            <w:r>
+              <w:rPr>
+                <w:noProof/>
+                <w:webHidden/>
+              </w:rPr>
+              <w:fldChar w:fldCharType="end"/>
+            </w:r>
+          </w:hyperlink>
+        </w:p>
+        <w:p>
+          <w:pPr>
+            <w:pStyle w:val="TOC1"/>
+            <w:tabs>
+              <w:tab w:val="left" w:pos="440"/>
+              <w:tab w:val="right" w:leader="dot" w:pos="9062"/>
+            </w:tabs>
+            <w:rPr>
+              <w:rFonts w:eastAsiaTheme="minorEastAsia"/>
+              <w:noProof/>
+              <w:lang w:eastAsia="bs-Latn-BA"/>
+            </w:rPr>
+          </w:pPr>
+          <w:hyperlink w:anchor="_Toc234527547" w:history="1">
+            <w:r>
+              <w:rPr>
+                <w:rStyle w:val="Hyperlink"/>
+                <w:rFonts w:ascii="Times New Roman" w:hAnsi="Times New Roman" w:cs="Times New Roman"/>
+                <w:noProof/>
+              </w:rPr>
+              <w:t>1.</w:t>
+            </w:r>
+            <w:r>
+              <w:rPr>
+                <w:rFonts w:eastAsiaTheme="minorEastAsia"/>
+                <w:noProof/>
+                <w:lang w:eastAsia="bs-Latn-BA"/>
+              </w:rPr>
+              <w:tab/>
+            </w:r>
+            <w:r>
+              <w:rPr>
+                <w:rStyle w:val="Hyperlink"/>
+                <w:rFonts w:ascii="Times New Roman" w:hAnsi="Times New Roman" w:cs="Times New Roman"/>
+                <w:noProof/>
+              </w:rPr>
+              <w:t>UVOD</w:t>
+            </w:r>
+            <w:r>
+              <w:rPr>
+                <w:noProof/>
+                <w:webHidden/>
+              </w:rPr>
+              <w:tab/>
+            </w:r>
+            <w:r>
+              <w:rPr>
+                <w:noProof/>
+                <w:webHidden/>
+              </w:rPr>
+              <w:fldChar w:fldCharType="begin"/>
+            </w:r>
+            <w:r>
+              <w:rPr>
+                <w:noProof/>
+                <w:webHidden/>
+              </w:rPr>
+              <w:instrText xml:space="preserve"> PAGEREF _Toc234527547 \h </w:instrText>
+            </w:r>
+            <w:r>
+              <w:rPr>
+                <w:noProof/>
+                <w:webHidden/>
+              </w:rPr>
+            </w:r>
+            <w:r>
+              <w:rPr>
+                <w:noProof/>
+                <w:webHidden/>
+              </w:rPr>
+              <w:fldChar w:fldCharType="separate"/>
+            </w:r>
+            <w:r>
+              <w:rPr>
+                <w:noProof/>
+                <w:webHidden/>
+              </w:rPr>
+              <w:t>4</w:t>
+            </w:r>
+            <w:r>
+              <w:rPr>
+                <w:noProof/>
+                <w:webHidden/>
+              </w:rPr>
+              <w:fldChar w:fldCharType="end"/>
+            </w:r>
+          </w:hyperlink>
+        </w:p>
+        <w:p>
+          <w:pPr>
+            <w:pStyle w:val="TOC1"/>
+            <w:tabs>
+              <w:tab w:val="left" w:pos="440"/>
+              <w:tab w:val="right" w:leader="dot" w:pos="9062"/>
+            </w:tabs>
+            <w:rPr>
+              <w:rFonts w:eastAsiaTheme="minorEastAsia"/>
+              <w:noProof/>
+              <w:lang w:eastAsia="bs-Latn-BA"/>
+            </w:rPr>
+          </w:pPr>
+          <w:hyperlink w:anchor="_Toc234527548" w:history="1">
+            <w:r>
+              <w:rPr>
+                <w:rStyle w:val="Hyperlink"/>
+                <w:rFonts w:ascii="Times New Roman" w:hAnsi="Times New Roman" w:cs="Times New Roman"/>
+                <w:noProof/>
+              </w:rPr>
+              <w:t>2.</w:t>
+            </w:r>
+            <w:r>
+              <w:rPr>
+                <w:rFonts w:eastAsiaTheme="minorEastAsia"/>
+                <w:noProof/>
+                <w:lang w:eastAsia="bs-Latn-BA"/>
+              </w:rPr>
+              <w:tab/>
+            </w:r>
+            <w:r>
+              <w:rPr>
+                <w:rStyle w:val="Hyperlink"/>
+                <w:rFonts w:ascii="Times New Roman" w:hAnsi="Times New Roman" w:cs="Times New Roman"/>
+                <w:noProof/>
+              </w:rPr>
+              <w:t>BIOLOŠKI KONTEKSTi</w:t>
+            </w:r>
+            <w:r>
+              <w:rPr>
+                <w:noProof/>
+                <w:webHidden/>
+              </w:rPr>
+              <w:tab/>
+            </w:r>
+            <w:r>
+              <w:rPr>
+                <w:noProof/>
+                <w:webHidden/>
+              </w:rPr>
+              <w:fldChar w:fldCharType="begin"/>
+            </w:r>
+            <w:r>
+              <w:rPr>
+                <w:noProof/>
+                <w:webHidden/>
+              </w:rPr>
+              <w:instrText xml:space="preserve"> PAGEREF _Toc234527548 \h </w:instrText>
+            </w:r>
+            <w:r>
+              <w:rPr>
+                <w:noProof/>
+                <w:webHidden/>
+              </w:rPr>
+            </w:r>
+            <w:r>
+              <w:rPr>
+                <w:noProof/>
+                <w:webHidden/>
+              </w:rPr>
+              <w:fldChar w:fldCharType="separate"/>
+            </w:r>
+            <w:r>
+              <w:rPr>
+                <w:noProof/>
+                <w:webHidden/>
+              </w:rPr>
+              <w:t>5</w:t>
+            </w:r>
+            <w:r>
+              <w:rPr>
+                <w:noProof/>
+                <w:webHidden/>
+              </w:rPr>
+              <w:fldChar w:fldCharType="end"/>
+            </w:r>
+          </w:hyperlink>
+        </w:p>
+        <w:p>
+          <w:pPr>
+            <w:pStyle w:val="TOC1"/>
+            <w:tabs>
+              <w:tab w:val="left" w:pos="440"/>
+              <w:tab w:val="right" w:leader="dot" w:pos="9062"/>
+            </w:tabs>
+            <w:rPr>
+              <w:rFonts w:eastAsiaTheme="minorEastAsia"/>
+              <w:noProof/>
+              <w:lang w:eastAsia="bs-Latn-BA"/>
+            </w:rPr>
+          </w:pPr>
+          <w:hyperlink w:anchor="_Toc234527549" w:history="1">
+            <w:r>
+              <w:rPr>
+                <w:rStyle w:val="Hyperlink"/>
+                <w:rFonts w:ascii="Times New Roman" w:hAnsi="Times New Roman" w:cs="Times New Roman"/>
+                <w:noProof/>
+              </w:rPr>
+              <w:t>3.</w:t>
+            </w:r>
+            <w:r>
+              <w:rPr>
+                <w:rFonts w:eastAsiaTheme="minorEastAsia"/>
+                <w:noProof/>
+                <w:lang w:eastAsia="bs-Latn-BA"/>
+              </w:rPr>
+              <w:tab/>
+            </w:r>
+            <w:r>
+              <w:rPr>
+                <w:rStyle w:val="Hyperlink"/>
+                <w:rFonts w:ascii="Times New Roman" w:hAnsi="Times New Roman" w:cs="Times New Roman"/>
+                <w:noProof/>
+              </w:rPr>
+              <w:t>CILJ PROJEKTA</w:t>
+            </w:r>
+            <w:r>
+              <w:rPr>
+                <w:noProof/>
+                <w:webHidden/>
+              </w:rPr>
+              <w:tab/>
+            </w:r>
+            <w:r>
+              <w:rPr>
+                <w:noProof/>
+                <w:webHidden/>
+              </w:rPr>
+              <w:fldChar w:fldCharType="begin"/>
+            </w:r>
+            <w:r>
+              <w:rPr>
+                <w:noProof/>
+                <w:webHidden/>
+              </w:rPr>
+              <w:instrText xml:space="preserve"> PAGEREF _Toc234527549 \h </w:instrText>
+            </w:r>
+            <w:r>
+              <w:rPr>
+                <w:noProof/>
+                <w:webHidden/>
+              </w:rPr>
+            </w:r>
+            <w:r>
+              <w:rPr>
+                <w:noProof/>
+                <w:webHidden/>
+              </w:rPr>
+              <w:fldChar w:fldCharType="separate"/>
+            </w:r>
+            <w:r>
+              <w:rPr>
+                <w:noProof/>
+                <w:webHidden/>
+              </w:rPr>
+              <w:t>6</w:t>
+            </w:r>
+            <w:r>
+              <w:rPr>
+                <w:noProof/>
+                <w:webHidden/>
+              </w:rPr>
+              <w:fldChar w:fldCharType="end"/>
+            </w:r>
+          </w:hyperlink>
+        </w:p>
+        <w:p>
+          <w:pPr>
+            <w:pStyle w:val="TOC1"/>
+            <w:tabs>
+              <w:tab w:val="left" w:pos="440"/>
+              <w:tab w:val="right" w:leader="dot" w:pos="9062"/>
+            </w:tabs>
+            <w:rPr>
+              <w:rFonts w:eastAsiaTheme="minorEastAsia"/>
+              <w:noProof/>
+              <w:lang w:eastAsia="bs-Latn-BA"/>
+            </w:rPr>
+          </w:pPr>
+          <w:hyperlink w:anchor="_Toc234527550" w:history="1">
+            <w:r>
+              <w:rPr>
+                <w:rStyle w:val="Hyperlink"/>
+                <w:rFonts w:ascii="Times New Roman" w:hAnsi="Times New Roman" w:cs="Times New Roman"/>
+                <w:noProof/>
+              </w:rPr>
+              <w:t>4.</w:t>
+            </w:r>
+            <w:r>
+              <w:rPr>
+                <w:rFonts w:eastAsiaTheme="minorEastAsia"/>
+                <w:noProof/>
+                <w:lang w:eastAsia="bs-Latn-BA"/>
+              </w:rPr>
+              <w:tab/>
+            </w:r>
+            <w:r>
+              <w:rPr>
+                <w:rStyle w:val="Hyperlink"/>
+                <w:rFonts w:ascii="Times New Roman" w:hAnsi="Times New Roman" w:cs="Times New Roman"/>
+                <w:noProof/>
+              </w:rPr>
+              <w:t>PODACI I IZVORI PODATAKA</w:t>
+            </w:r>
+            <w:r>
+              <w:rPr>
+                <w:noProof/>
+                <w:webHidden/>
+              </w:rPr>
+              <w:tab/>
+            </w:r>
+            <w:r>
+              <w:rPr>
+                <w:noProof/>
+                <w:webHidden/>
+              </w:rPr>
+              <w:fldChar w:fldCharType="begin"/>
+            </w:r>
+            <w:r>
+              <w:rPr>
+                <w:noProof/>
+                <w:webHidden/>
+              </w:rPr>
+              <w:instrText xml:space="preserve"> PAGEREF _Toc234527550 \h </w:instrText>
+            </w:r>
+            <w:r>
+              <w:rPr>
+                <w:noProof/>
+                <w:webHidden/>
+              </w:rPr>
+            </w:r>
+            <w:r>
+              <w:rPr>
+                <w:noProof/>
+                <w:webHidden/>
+              </w:rPr>
+              <w:fldChar w:fldCharType="separate"/>
+            </w:r>
+            <w:r>
+              <w:rPr>
+                <w:noProof/>
+                <w:webHidden/>
+              </w:rPr>
+              <w:t>7</w:t>
+            </w:r>
+            <w:r>
+              <w:rPr>
+                <w:noProof/>
+                <w:webHidden/>
+              </w:rPr>
+              <w:fldChar w:fldCharType="end"/>
+            </w:r>
+          </w:hyperlink>
+        </w:p>
+        <w:p>
+          <w:pPr>
+            <w:pStyle w:val="TOC1"/>
+            <w:tabs>
+              <w:tab w:val="left" w:pos="440"/>
+              <w:tab w:val="right" w:leader="dot" w:pos="9062"/>
+            </w:tabs>
+            <w:rPr>
+              <w:rFonts w:eastAsiaTheme="minorEastAsia"/>
+              <w:noProof/>
+              <w:lang w:eastAsia="bs-Latn-BA"/>
+            </w:rPr>
+          </w:pPr>
+          <w:hyperlink w:anchor="_Toc234527551" w:history="1">
+            <w:r>
+              <w:rPr>
+                <w:rStyle w:val="Hyperlink"/>
+                <w:rFonts w:ascii="Times New Roman" w:hAnsi="Times New Roman" w:cs="Times New Roman"/>
+                <w:noProof/>
+              </w:rPr>
+              <w:t>5.</w:t>
+            </w:r>
+            <w:r>
+              <w:rPr>
+                <w:rFonts w:eastAsiaTheme="minorEastAsia"/>
+                <w:noProof/>
+                <w:lang w:eastAsia="bs-Latn-BA"/>
+              </w:rPr>
+              <w:tab/>
+            </w:r>
+            <w:r>
+              <w:rPr>
+                <w:rStyle w:val="Hyperlink"/>
+                <w:rFonts w:ascii="Times New Roman" w:hAnsi="Times New Roman" w:cs="Times New Roman"/>
+                <w:noProof/>
+              </w:rPr>
+              <w:t>PRIPREMA PODATAKA</w:t>
+            </w:r>
+            <w:r>
+              <w:rPr>
+                <w:noProof/>
+                <w:webHidden/>
+              </w:rPr>
+              <w:tab/>
+            </w:r>
+            <w:r>
+              <w:rPr>
+                <w:noProof/>
+                <w:webHidden/>
+              </w:rPr>
+              <w:fldChar w:fldCharType="begin"/>
+            </w:r>
+            <w:r>
+              <w:rPr>
+                <w:noProof/>
+                <w:webHidden/>
+              </w:rPr>
+              <w:instrText xml:space="preserve"> PAGEREF _Toc234527551 \h </w:instrText>
+            </w:r>
+            <w:r>
+              <w:rPr>
+                <w:noProof/>
+                <w:webHidden/>
+              </w:rPr>
+            </w:r>
+            <w:r>
+              <w:rPr>
+                <w:noProof/>
+                <w:webHidden/>
+              </w:rPr>
+              <w:fldChar w:fldCharType="separate"/>
+            </w:r>
+            <w:r>
+              <w:rPr>
+                <w:noProof/>
+                <w:webHidden/>
+              </w:rPr>
+              <w:t>9</w:t>
+            </w:r>
+            <w:r>
+              <w:rPr>
+                <w:noProof/>
+                <w:webHidden/>
+              </w:rPr>
+              <w:fldChar w:fldCharType="end"/>
+            </w:r>
+          </w:hyperlink>
+        </w:p>
+        <w:p>
+          <w:pPr>
+            <w:pStyle w:val="TOC1"/>
+            <w:tabs>
+              <w:tab w:val="left" w:pos="440"/>
+              <w:tab w:val="right" w:leader="dot" w:pos="9062"/>
+            </w:tabs>
+            <w:rPr>
+              <w:rFonts w:eastAsiaTheme="minorEastAsia"/>
+              <w:noProof/>
+              <w:lang w:eastAsia="bs-Latn-BA"/>
+            </w:rPr>
+          </w:pPr>
+          <w:hyperlink w:anchor="_Toc234527552" w:history="1">
+            <w:r>
+              <w:rPr>
+                <w:rStyle w:val="Hyperlink"/>
+                <w:rFonts w:ascii="Times New Roman" w:hAnsi="Times New Roman" w:cs="Times New Roman"/>
+                <w:noProof/>
+              </w:rPr>
+              <w:t>6.</w:t>
+            </w:r>
+            <w:r>
+              <w:rPr>
+                <w:rFonts w:eastAsiaTheme="minorEastAsia"/>
+                <w:noProof/>
+                <w:lang w:eastAsia="bs-Latn-BA"/>
+              </w:rPr>
+              <w:tab/>
+            </w:r>
+            <w:r>
+              <w:rPr>
+                <w:rStyle w:val="Hyperlink"/>
+                <w:rFonts w:ascii="Times New Roman" w:hAnsi="Times New Roman" w:cs="Times New Roman"/>
+                <w:noProof/>
+              </w:rPr>
+              <w:t>EKSTRAKCIJA ZNAČAJKI</w:t>
+            </w:r>
+            <w:r>
+              <w:rPr>
+                <w:noProof/>
+                <w:webHidden/>
+              </w:rPr>
+              <w:tab/>
+            </w:r>
+            <w:r>
+              <w:rPr>
+                <w:noProof/>
+                <w:webHidden/>
+              </w:rPr>
+              <w:fldChar w:fldCharType="begin"/>
+            </w:r>
+            <w:r>
+              <w:rPr>
+                <w:noProof/>
+                <w:webHidden/>
+              </w:rPr>
+              <w:instrText xml:space="preserve"> PAGEREF _Toc234527552 \h </w:instrText>
+            </w:r>
+            <w:r>
+              <w:rPr>
+                <w:noProof/>
+                <w:webHidden/>
+              </w:rPr>
+            </w:r>
+            <w:r>
+              <w:rPr>
+                <w:noProof/>
+                <w:webHidden/>
+              </w:rPr>
+              <w:fldChar w:fldCharType="separate"/>
+            </w:r>
+            <w:r>
+              <w:rPr>
+                <w:noProof/>
+                <w:webHidden/>
+              </w:rPr>
+              <w:t>10</w:t>
+            </w:r>
+            <w:r>
+              <w:rPr>
+                <w:noProof/>
+                <w:webHidden/>
+              </w:rPr>
+              <w:fldChar w:fldCharType="end"/>
+            </w:r>
+          </w:hyperlink>
+        </w:p>
+        <w:p>
+          <w:pPr>
+            <w:pStyle w:val="TOC1"/>
+            <w:tabs>
+              <w:tab w:val="left" w:pos="440"/>
+              <w:tab w:val="right" w:leader="dot" w:pos="9062"/>
+            </w:tabs>
+            <w:rPr>
+              <w:rFonts w:eastAsiaTheme="minorEastAsia"/>
+              <w:noProof/>
+              <w:lang w:eastAsia="bs-Latn-BA"/>
+            </w:rPr>
+          </w:pPr>
+          <w:hyperlink w:anchor="_Toc234527553" w:history="1">
+            <w:r>
+              <w:rPr>
+                <w:rStyle w:val="Hyperlink"/>
+                <w:rFonts w:ascii="Times New Roman" w:hAnsi="Times New Roman" w:cs="Times New Roman"/>
+                <w:noProof/>
+              </w:rPr>
+              <w:t>7.</w:t>
+            </w:r>
+            <w:r>
+              <w:rPr>
+                <w:rFonts w:eastAsiaTheme="minorEastAsia"/>
+                <w:noProof/>
+                <w:lang w:eastAsia="bs-Latn-BA"/>
+              </w:rPr>
+              <w:tab/>
+            </w:r>
+            <w:r>
+              <w:rPr>
+                <w:rStyle w:val="Hyperlink"/>
+                <w:rFonts w:ascii="Times New Roman" w:hAnsi="Times New Roman" w:cs="Times New Roman"/>
+                <w:noProof/>
+              </w:rPr>
+              <w:t>MODELIRANJE</w:t>
+            </w:r>
+            <w:r>
+              <w:rPr>
+                <w:noProof/>
+                <w:webHidden/>
+              </w:rPr>
+              <w:tab/>
+            </w:r>
+            <w:r>
+              <w:rPr>
+                <w:noProof/>
+                <w:webHidden/>
+              </w:rPr>
+              <w:fldChar w:fldCharType="begin"/>
+            </w:r>
+            <w:r>
+              <w:rPr>
+                <w:noProof/>
+                <w:webHidden/>
+              </w:rPr>
+              <w:instrText xml:space="preserve"> PAGEREF _Toc234527553 \h </w:instrText>
+            </w:r>
+            <w:r>
+              <w:rPr>
+                <w:noProof/>
+                <w:webHidden/>
+              </w:rPr>
+            </w:r>
+            <w:r>
+              <w:rPr>
+                <w:noProof/>
+                <w:webHidden/>
+              </w:rPr>
+              <w:fldChar w:fldCharType="separate"/>
+            </w:r>
+            <w:r>
+              <w:rPr>
+                <w:noProof/>
+                <w:webHidden/>
+              </w:rPr>
+              <w:t>13</w:t>
+            </w:r>
+            <w:r>
+              <w:rPr>
+                <w:noProof/>
+                <w:webHidden/>
+              </w:rPr>
+              <w:fldChar w:fldCharType="end"/>
+            </w:r>
+          </w:hyperlink>
+        </w:p>
+        <w:p>
+          <w:pPr>
+            <w:pStyle w:val="TOC1"/>
+            <w:tabs>
+              <w:tab w:val="left" w:pos="440"/>
+              <w:tab w:val="right" w:leader="dot" w:pos="9062"/>
+            </w:tabs>
+            <w:rPr>
+              <w:rFonts w:eastAsiaTheme="minorEastAsia"/>
+              <w:noProof/>
+              <w:lang w:eastAsia="bs-Latn-BA"/>
+            </w:rPr>
+          </w:pPr>
+          <w:hyperlink w:anchor="_Toc234527554" w:history="1">
+            <w:r>
+              <w:rPr>
+                <w:rStyle w:val="Hyperlink"/>
+                <w:rFonts w:ascii="Times New Roman" w:hAnsi="Times New Roman" w:cs="Times New Roman"/>
+                <w:noProof/>
+              </w:rPr>
+              <w:t>8.</w:t>
+            </w:r>
+            <w:r>
+              <w:rPr>
+                <w:rFonts w:eastAsiaTheme="minorEastAsia"/>
+                <w:noProof/>
+                <w:lang w:eastAsia="bs-Latn-BA"/>
+              </w:rPr>
+              <w:tab/>
+            </w:r>
+            <w:r>
+              <w:rPr>
+                <w:rStyle w:val="Hyperlink"/>
+                <w:rFonts w:ascii="Times New Roman" w:hAnsi="Times New Roman" w:cs="Times New Roman"/>
+                <w:noProof/>
+              </w:rPr>
+              <w:t>EVALUACIJA REZULTATA</w:t>
+            </w:r>
+            <w:r>
+              <w:rPr>
+                <w:noProof/>
+                <w:webHidden/>
+              </w:rPr>
+              <w:tab/>
+            </w:r>
+            <w:r>
+              <w:rPr>
+                <w:noProof/>
+                <w:webHidden/>
+              </w:rPr>
+              <w:fldChar w:fldCharType="begin"/>
+            </w:r>
+            <w:r>
+              <w:rPr>
+                <w:noProof/>
+                <w:webHidden/>
+              </w:rPr>
+              <w:instrText xml:space="preserve"> PAGEREF _Toc234527554 \h </w:instrText>
+            </w:r>
+            <w:r>
+              <w:rPr>
+                <w:noProof/>
+                <w:webHidden/>
+              </w:rPr>
+            </w:r>
+            <w:r>
+              <w:rPr>
+                <w:noProof/>
+                <w:webHidden/>
+              </w:rPr>
+              <w:fldChar w:fldCharType="separate"/>
+            </w:r>
+            <w:r>
+              <w:rPr>
+                <w:noProof/>
+                <w:webHidden/>
+              </w:rPr>
+              <w:t>15</w:t>
+            </w:r>
+            <w:r>
+              <w:rPr>
+                <w:noProof/>
+                <w:webHidden/>
+              </w:rPr>
+              <w:fldChar w:fldCharType="end"/>
+            </w:r>
+          </w:hyperlink>
+        </w:p>
+        <w:p>
+          <w:pPr>
+            <w:pStyle w:val="TOC1"/>
+            <w:tabs>
+              <w:tab w:val="right" w:leader="dot" w:pos="9062"/>
+            </w:tabs>
+            <w:rPr>
+              <w:rFonts w:eastAsiaTheme="minorEastAsia"/>
+              <w:noProof/>
+              <w:lang w:eastAsia="bs-Latn-BA"/>
+            </w:rPr>
+          </w:pPr>
+          <w:hyperlink w:anchor="_Toc234527555" w:history="1">
+            <w:r>
+              <w:rPr>
+                <w:rStyle w:val="Hyperlink"/>
+                <w:rFonts w:ascii="Times New Roman" w:hAnsi="Times New Roman" w:cs="Times New Roman"/>
+                <w:noProof/>
+              </w:rPr>
+              <w:t>9. RASPRAVA</w:t>
+            </w:r>
+            <w:r>
+              <w:rPr>
+                <w:noProof/>
+                <w:webHidden/>
+              </w:rPr>
+              <w:tab/>
+            </w:r>
+            <w:r>
+              <w:rPr>
+                <w:noProof/>
+                <w:webHidden/>
+              </w:rPr>
+              <w:fldChar w:fldCharType="begin"/>
+            </w:r>
+            <w:r>
+              <w:rPr>
+                <w:noProof/>
+                <w:webHidden/>
+              </w:rPr>
+              <w:instrText xml:space="preserve"> PAGEREF _Toc234527555 \h </w:instrText>
+            </w:r>
+            <w:r>
+              <w:rPr>
+                <w:noProof/>
+                <w:webHidden/>
+              </w:rPr>
+            </w:r>
+            <w:r>
+              <w:rPr>
+                <w:noProof/>
+                <w:webHidden/>
+              </w:rPr>
+              <w:fldChar w:fldCharType="separate"/>
+            </w:r>
+            <w:r>
+              <w:rPr>
+                <w:noProof/>
+                <w:webHidden/>
+              </w:rPr>
+              <w:t>18</w:t>
+            </w:r>
+            <w:r>
+              <w:rPr>
+                <w:noProof/>
+                <w:webHidden/>
+              </w:rPr>
+              <w:fldChar w:fldCharType="end"/>
+            </w:r>
+          </w:hyperlink>
+        </w:p>
+        <w:p>
+          <w:pPr>
+            <w:pStyle w:val="TOC1"/>
+            <w:tabs>
+              <w:tab w:val="right" w:leader="dot" w:pos="9062"/>
+            </w:tabs>
+            <w:rPr>
+              <w:rFonts w:eastAsiaTheme="minorEastAsia"/>
+              <w:noProof/>
+              <w:lang w:eastAsia="bs-Latn-BA"/>
+            </w:rPr>
+          </w:pPr>
+          <w:hyperlink w:anchor="_Toc234527556" w:history="1">
+            <w:r>
+              <w:rPr>
+                <w:rStyle w:val="Hyperlink"/>
+                <w:rFonts w:ascii="Times New Roman" w:hAnsi="Times New Roman" w:cs="Times New Roman"/>
+                <w:noProof/>
+              </w:rPr>
+              <w:t>10. OGRANIČENJA</w:t>
+            </w:r>
+            <w:r>
+              <w:rPr>
+                <w:noProof/>
+                <w:webHidden/>
+              </w:rPr>
+              <w:tab/>
+            </w:r>
+            <w:r>
+              <w:rPr>
+                <w:noProof/>
+                <w:webHidden/>
+              </w:rPr>
+              <w:fldChar w:fldCharType="begin"/>
+            </w:r>
+            <w:r>
+              <w:rPr>
+                <w:noProof/>
+                <w:webHidden/>
+              </w:rPr>
+              <w:instrText xml:space="preserve"> PAGEREF _Toc234527556 \h </w:instrText>
+            </w:r>
+            <w:r>
+              <w:rPr>
+                <w:noProof/>
+                <w:webHidden/>
+              </w:rPr>
+            </w:r>
+            <w:r>
+              <w:rPr>
+                <w:noProof/>
+                <w:webHidden/>
+              </w:rPr>
+              <w:fldChar w:fldCharType="separate"/>
+            </w:r>
+            <w:r>
+              <w:rPr>
+                <w:noProof/>
+                <w:webHidden/>
+              </w:rPr>
+              <w:t>19</w:t>
+            </w:r>
+            <w:r>
+              <w:rPr>
+                <w:noProof/>
+                <w:webHidden/>
+              </w:rPr>
+              <w:fldChar w:fldCharType="end"/>
+            </w:r>
+          </w:hyperlink>
+        </w:p>
+        <w:p>
+          <w:pPr>
+            <w:pStyle w:val="TOC1"/>
+            <w:tabs>
+              <w:tab w:val="right" w:leader="dot" w:pos="9062"/>
+            </w:tabs>
+            <w:rPr>
+              <w:rFonts w:eastAsiaTheme="minorEastAsia"/>
+              <w:noProof/>
+              <w:lang w:eastAsia="bs-Latn-BA"/>
+            </w:rPr>
+          </w:pPr>
+          <w:hyperlink w:anchor="_Toc234527557" w:history="1">
+            <w:r>
+              <w:rPr>
+                <w:rStyle w:val="Hyperlink"/>
+                <w:rFonts w:ascii="Times New Roman" w:hAnsi="Times New Roman" w:cs="Times New Roman"/>
+                <w:noProof/>
+              </w:rPr>
+              <w:t>11. ZAKLJUČAK</w:t>
+            </w:r>
+            <w:r>
+              <w:rPr>
+                <w:noProof/>
+                <w:webHidden/>
+              </w:rPr>
+              <w:tab/>
+            </w:r>
+            <w:r>
+              <w:rPr>
+                <w:noProof/>
+                <w:webHidden/>
+              </w:rPr>
+              <w:fldChar w:fldCharType="begin"/>
+            </w:r>
+            <w:r>
+              <w:rPr>
+                <w:noProof/>
+                <w:webHidden/>
+              </w:rPr>
+              <w:instrText xml:space="preserve"> PAGEREF _Toc234527557 \h </w:instrText>
+            </w:r>
+            <w:r>
+              <w:rPr>
+                <w:noProof/>
+                <w:webHidden/>
+              </w:rPr>
+            </w:r>
+            <w:r>
+              <w:rPr>
+                <w:noProof/>
+                <w:webHidden/>
+              </w:rPr>
+              <w:fldChar w:fldCharType="separate"/>
+            </w:r>
+            <w:r>
+              <w:rPr>
+                <w:noProof/>
+                <w:webHidden/>
+              </w:rPr>
+              <w:t>20</w:t>
+            </w:r>
+            <w:r>
+              <w:rPr>
+                <w:noProof/>
+                <w:webHidden/>
+              </w:rPr>
+              <w:fldChar w:fldCharType="end"/>
+            </w:r>
+          </w:hyperlink>
+        </w:p>
+        <w:p>
+          <w:pPr>
+            <w:pStyle w:val="TOC1"/>
+            <w:tabs>
+              <w:tab w:val="right" w:leader="dot" w:pos="9062"/>
+            </w:tabs>
+            <w:rPr>
+              <w:rFonts w:eastAsiaTheme="minorEastAsia"/>
+              <w:noProof/>
+              <w:lang w:eastAsia="bs-Latn-BA"/>
+            </w:rPr>
+          </w:pPr>
+          <w:hyperlink w:anchor="_Toc234527558" w:history="1">
+            <w:r>
+              <w:rPr>
+                <w:rStyle w:val="Hyperlink"/>
+                <w:rFonts w:ascii="Times New Roman" w:hAnsi="Times New Roman" w:cs="Times New Roman"/>
+                <w:noProof/>
+              </w:rPr>
+              <w:t>POPIS SLIKA I TABLICA</w:t>
+            </w:r>
+            <w:r>
+              <w:rPr>
+                <w:noProof/>
+                <w:webHidden/>
+              </w:rPr>
+              <w:tab/>
+            </w:r>
+            <w:r>
+              <w:rPr>
+                <w:noProof/>
+                <w:webHidden/>
+              </w:rPr>
+              <w:fldChar w:fldCharType="begin"/>
+            </w:r>
+            <w:r>
+              <w:rPr>
+                <w:noProof/>
+                <w:webHidden/>
+              </w:rPr>
+              <w:instrText xml:space="preserve"> PAGEREF _Toc234527558 \h </w:instrText>
+            </w:r>
+            <w:r>
+              <w:rPr>
+                <w:noProof/>
+                <w:webHidden/>
+              </w:rPr>
+            </w:r>
+            <w:r>
+              <w:rPr>
+                <w:noProof/>
+                <w:webHidden/>
+              </w:rPr>
+              <w:fldChar w:fldCharType="separate"/>
+            </w:r>
+            <w:r>
+              <w:rPr>
+                <w:noProof/>
+                <w:webHidden/>
+              </w:rPr>
+              <w:t>21</w:t>
+            </w:r>
+            <w:r>
+              <w:rPr>
+                <w:noProof/>
+                <w:webHidden/>
+              </w:rPr>
+              <w:fldChar w:fldCharType="end"/>
+            </w:r>
+          </w:hyperlink>
+        </w:p>
+        <w:p>
+          <w:r>
+            <w:rPr>
+              <w:b/>
+              <w:bCs/>
+              <w:noProof/>
+            </w:rPr>
+            <w:fldChar w:fldCharType="end"/>
+          </w:r>
+        </w:p>
+      </w:sdtContent>
+    </w:sdt>
     <w:p>
       <w:pPr>
         <w:spacing w:line="360" w:lineRule="auto"/>
@@ -381,22 +1492,19 @@
     <w:p>
       <w:pPr>
         <w:pStyle w:val="Heading1"/>
-        <w:spacing w:line="360" w:lineRule="auto"/>
-        <w:rPr>
-          <w:rFonts w:ascii="Times New Roman" w:hAnsi="Times New Roman" w:cs="Times New Roman"/>
-          <w:sz w:val="24"/>
-          <w:szCs w:val="24"/>
-        </w:rPr>
-      </w:pPr>
-      <w:r>
-        <w:rPr>
-          <w:rFonts w:ascii="Times New Roman" w:hAnsi="Times New Roman" w:cs="Times New Roman"/>
-          <w:sz w:val="24"/>
-          <w:szCs w:val="24"/>
+        <w:rPr>
+          <w:rFonts w:ascii="Times New Roman" w:hAnsi="Times New Roman" w:cs="Times New Roman"/>
+        </w:rPr>
+      </w:pPr>
+      <w:bookmarkStart w:id="0" w:name="_Toc234527546"/>
+      <w:r>
+        <w:rPr>
+          <w:rFonts w:ascii="Times New Roman" w:hAnsi="Times New Roman" w:cs="Times New Roman"/>
         </w:rPr>
         <w:lastRenderedPageBreak/>
-        <w:t>Sažetak</w:t>
-      </w:r>
+        <w:t>SAŽETAK</w:t>
+      </w:r>
+      <w:bookmarkEnd w:id="0"/>
     </w:p>
     <w:p>
       <w:pPr>
@@ -579,22 +1687,29 @@
     <w:p>
       <w:pPr>
         <w:pStyle w:val="Heading1"/>
-        <w:spacing w:line="360" w:lineRule="auto"/>
-        <w:rPr>
-          <w:rFonts w:ascii="Times New Roman" w:hAnsi="Times New Roman" w:cs="Times New Roman"/>
-          <w:sz w:val="24"/>
-          <w:szCs w:val="24"/>
-        </w:rPr>
-      </w:pPr>
-      <w:r>
-        <w:rPr>
-          <w:rFonts w:ascii="Times New Roman" w:hAnsi="Times New Roman" w:cs="Times New Roman"/>
-          <w:sz w:val="24"/>
-          <w:szCs w:val="24"/>
+        <w:numPr>
+          <w:ilvl w:val="0"/>
+          <w:numId w:val="3"/>
+        </w:numPr>
+        <w:rPr>
+          <w:rFonts w:ascii="Times New Roman" w:hAnsi="Times New Roman" w:cs="Times New Roman"/>
+        </w:rPr>
+      </w:pPr>
+      <w:bookmarkStart w:id="1" w:name="_Toc234527547"/>
+      <w:r>
+        <w:rPr>
+          <w:rFonts w:ascii="Times New Roman" w:hAnsi="Times New Roman" w:cs="Times New Roman"/>
         </w:rPr>
         <w:lastRenderedPageBreak/>
-        <w:t xml:space="preserve"> 1. Uvod</w:t>
-      </w:r>
+        <w:t>U</w:t>
+      </w:r>
+      <w:r>
+        <w:rPr>
+          <w:rFonts w:ascii="Times New Roman" w:hAnsi="Times New Roman" w:cs="Times New Roman"/>
+        </w:rPr>
+        <w:t>VOD</w:t>
+      </w:r>
+      <w:bookmarkEnd w:id="1"/>
     </w:p>
     <w:p>
       <w:pPr>
@@ -684,22 +1799,35 @@
     <w:p>
       <w:pPr>
         <w:pStyle w:val="Heading1"/>
-        <w:spacing w:line="360" w:lineRule="auto"/>
-        <w:rPr>
-          <w:rFonts w:ascii="Times New Roman" w:hAnsi="Times New Roman" w:cs="Times New Roman"/>
-          <w:sz w:val="24"/>
-          <w:szCs w:val="24"/>
-        </w:rPr>
-      </w:pPr>
-      <w:r>
-        <w:rPr>
-          <w:rFonts w:ascii="Times New Roman" w:hAnsi="Times New Roman" w:cs="Times New Roman"/>
-          <w:sz w:val="24"/>
-          <w:szCs w:val="24"/>
+        <w:numPr>
+          <w:ilvl w:val="0"/>
+          <w:numId w:val="3"/>
+        </w:numPr>
+        <w:rPr>
+          <w:rFonts w:ascii="Times New Roman" w:hAnsi="Times New Roman" w:cs="Times New Roman"/>
+        </w:rPr>
+      </w:pPr>
+      <w:bookmarkStart w:id="2" w:name="_Toc234527548"/>
+      <w:r>
+        <w:rPr>
+          <w:rFonts w:ascii="Times New Roman" w:hAnsi="Times New Roman" w:cs="Times New Roman"/>
         </w:rPr>
         <w:lastRenderedPageBreak/>
-        <w:t>2. Biološki kontekst</w:t>
-      </w:r>
+        <w:t>B</w:t>
+      </w:r>
+      <w:r>
+        <w:rPr>
+          <w:rFonts w:ascii="Times New Roman" w:hAnsi="Times New Roman" w:cs="Times New Roman"/>
+        </w:rPr>
+        <w:t>IOLOŠKI KONTEKST</w:t>
+      </w:r>
+      <w:r>
+        <w:rPr>
+          <w:rFonts w:ascii="Times New Roman" w:hAnsi="Times New Roman" w:cs="Times New Roman"/>
+        </w:rPr>
+        <w:t>i</w:t>
+      </w:r>
+      <w:bookmarkEnd w:id="2"/>
     </w:p>
     <w:p>
       <w:pPr>
@@ -810,30 +1938,35 @@
     <w:p>
       <w:pPr>
         <w:pStyle w:val="Heading1"/>
-        <w:spacing w:line="360" w:lineRule="auto"/>
-        <w:rPr>
-          <w:rFonts w:ascii="Times New Roman" w:hAnsi="Times New Roman" w:cs="Times New Roman"/>
-          <w:sz w:val="24"/>
-          <w:szCs w:val="24"/>
-        </w:rPr>
-      </w:pPr>
-      <w:r>
-        <w:rPr>
-          <w:rFonts w:ascii="Times New Roman" w:hAnsi="Times New Roman" w:cs="Times New Roman"/>
-          <w:sz w:val="24"/>
-          <w:szCs w:val="24"/>
+        <w:numPr>
+          <w:ilvl w:val="0"/>
+          <w:numId w:val="3"/>
+        </w:numPr>
+        <w:rPr>
+          <w:rFonts w:ascii="Times New Roman" w:hAnsi="Times New Roman" w:cs="Times New Roman"/>
+        </w:rPr>
+      </w:pPr>
+      <w:r>
+        <w:rPr>
+          <w:rFonts w:ascii="Times New Roman" w:hAnsi="Times New Roman" w:cs="Times New Roman"/>
         </w:rPr>
         <w:br w:type="page"/>
       </w:r>
-      <w:r>
-        <w:rPr>
-          <w:rFonts w:ascii="Times New Roman" w:hAnsi="Times New Roman" w:cs="Times New Roman"/>
-          <w:sz w:val="24"/>
-          <w:szCs w:val="24"/>
+      <w:bookmarkStart w:id="3" w:name="_Toc234527549"/>
+      <w:r>
+        <w:rPr>
+          <w:rFonts w:ascii="Times New Roman" w:hAnsi="Times New Roman" w:cs="Times New Roman"/>
         </w:rPr>
         <w:lastRenderedPageBreak/>
-        <w:t>3. Cilj projekta</w:t>
-      </w:r>
+        <w:t>C</w:t>
+      </w:r>
+      <w:r>
+        <w:rPr>
+          <w:rFonts w:ascii="Times New Roman" w:hAnsi="Times New Roman" w:cs="Times New Roman"/>
+        </w:rPr>
+        <w:t>ILJ PROJEKTA</w:t>
+      </w:r>
+      <w:bookmarkEnd w:id="3"/>
     </w:p>
     <w:p>
       <w:pPr>
@@ -947,22 +2080,29 @@
     <w:p>
       <w:pPr>
         <w:pStyle w:val="Heading1"/>
-        <w:spacing w:line="360" w:lineRule="auto"/>
-        <w:rPr>
-          <w:rFonts w:ascii="Times New Roman" w:hAnsi="Times New Roman" w:cs="Times New Roman"/>
-          <w:sz w:val="24"/>
-          <w:szCs w:val="24"/>
-        </w:rPr>
-      </w:pPr>
-      <w:r>
-        <w:rPr>
-          <w:rFonts w:ascii="Times New Roman" w:hAnsi="Times New Roman" w:cs="Times New Roman"/>
-          <w:sz w:val="24"/>
-          <w:szCs w:val="24"/>
+        <w:numPr>
+          <w:ilvl w:val="0"/>
+          <w:numId w:val="3"/>
+        </w:numPr>
+        <w:rPr>
+          <w:rFonts w:ascii="Times New Roman" w:hAnsi="Times New Roman" w:cs="Times New Roman"/>
+        </w:rPr>
+      </w:pPr>
+      <w:bookmarkStart w:id="4" w:name="_Toc234527550"/>
+      <w:r>
+        <w:rPr>
+          <w:rFonts w:ascii="Times New Roman" w:hAnsi="Times New Roman" w:cs="Times New Roman"/>
         </w:rPr>
         <w:lastRenderedPageBreak/>
-        <w:t>4. Podaci i izvori podataka</w:t>
-      </w:r>
+        <w:t>P</w:t>
+      </w:r>
+      <w:r>
+        <w:rPr>
+          <w:rFonts w:ascii="Times New Roman" w:hAnsi="Times New Roman" w:cs="Times New Roman"/>
+        </w:rPr>
+        <w:t>ODACI I IZVORI PODATAKA</w:t>
+      </w:r>
+      <w:bookmarkEnd w:id="4"/>
     </w:p>
     <w:p>
       <w:pPr>
@@ -1065,48 +2205,147 @@
     </w:p>
     <w:p>
       <w:pPr>
-        <w:pStyle w:val="pdq2pgselectionanchorcontainer"/>
-      </w:pPr>
-      <w:r>
-        <w:rPr>
-          <w:rStyle w:val="Strong"/>
-        </w:rPr>
-        <w:t xml:space="preserve">Slika 1. </w:t>
-      </w:r>
-      <w:r>
-        <w:rPr>
-          <w:rStyle w:val="Emphasis"/>
-        </w:rPr>
-        <w:t>Rasp</w:t>
-      </w:r>
-    </w:p>
-    <w:p>
-      <w:pPr>
         <w:pStyle w:val="NormalWeb"/>
-      </w:pPr>
-      <w:r>
-        <w:rPr>
-          <w:rFonts w:ascii="Segoe UI Emoji" w:hAnsi="Segoe UI Emoji" w:cs="Segoe UI Emoji"/>
-        </w:rPr>
-        <w:t>➡️</w:t>
-      </w:r>
-      <w:r>
-        <w:t xml:space="preserve"> To je graf koji je napravljen u </w:t>
-      </w:r>
-      <w:r>
-        <w:rPr>
-          <w:rStyle w:val="Strong"/>
-        </w:rPr>
-        <w:t>01_data_preparation.ipynb</w:t>
-      </w:r>
-      <w:r>
-        <w:t xml:space="preserve"> (raspodjela klasa).</w:t>
-      </w:r>
-    </w:p>
-    <w:p>
-      <w:pPr>
-        <w:spacing w:line="360" w:lineRule="auto"/>
-        <w:ind w:firstLine="708"/>
+        <w:keepNext/>
+        <w:spacing w:line="360" w:lineRule="auto"/>
+        <w:jc w:val="center"/>
+      </w:pPr>
+      <w:r>
+        <w:rPr>
+          <w:noProof/>
+        </w:rPr>
+        <w:lastRenderedPageBreak/>
+        <w:drawing>
+          <wp:inline distT="0" distB="0" distL="0" distR="0" wp14:anchorId="2578AB0D" wp14:editId="2146D529">
+            <wp:extent cx="5311600" cy="3429297"/>
+            <wp:effectExtent l="0" t="0" r="3810" b="0"/>
+            <wp:docPr id="6" name="Picture 6"/>
+            <wp:cNvGraphicFramePr>
+              <a:graphicFrameLocks xmlns:a="http://schemas.openxmlformats.org/drawingml/2006/main" noChangeAspect="1"/>
+            </wp:cNvGraphicFramePr>
+            <a:graphic xmlns:a="http://schemas.openxmlformats.org/drawingml/2006/main">
+              <a:graphicData uri="http://schemas.openxmlformats.org/drawingml/2006/picture">
+                <pic:pic xmlns:pic="http://schemas.openxmlformats.org/drawingml/2006/picture">
+                  <pic:nvPicPr>
+                    <pic:cNvPr id="1" name=""/>
+                    <pic:cNvPicPr/>
+                  </pic:nvPicPr>
+                  <pic:blipFill>
+                    <a:blip r:embed="rId8"/>
+                    <a:stretch>
+                      <a:fillRect/>
+                    </a:stretch>
+                  </pic:blipFill>
+                  <pic:spPr>
+                    <a:xfrm>
+                      <a:off x="0" y="0"/>
+                      <a:ext cx="5311600" cy="3429297"/>
+                    </a:xfrm>
+                    <a:prstGeom prst="rect">
+                      <a:avLst/>
+                    </a:prstGeom>
+                  </pic:spPr>
+                </pic:pic>
+              </a:graphicData>
+            </a:graphic>
+          </wp:inline>
+        </w:drawing>
+      </w:r>
+    </w:p>
+    <w:p>
+      <w:pPr>
+        <w:pStyle w:val="Caption"/>
+        <w:jc w:val="center"/>
+        <w:rPr>
+          <w:rFonts w:ascii="Times New Roman" w:hAnsi="Times New Roman" w:cs="Times New Roman"/>
+        </w:rPr>
+      </w:pPr>
+      <w:bookmarkStart w:id="5" w:name="_Toc234527510"/>
+      <w:r>
+        <w:rPr>
+          <w:rFonts w:ascii="Times New Roman" w:hAnsi="Times New Roman" w:cs="Times New Roman"/>
+        </w:rPr>
+        <w:t xml:space="preserve">Slika </w:t>
+      </w:r>
+      <w:r>
+        <w:rPr>
+          <w:rFonts w:ascii="Times New Roman" w:hAnsi="Times New Roman" w:cs="Times New Roman"/>
+        </w:rPr>
+        <w:fldChar w:fldCharType="begin"/>
+      </w:r>
+      <w:r>
+        <w:rPr>
+          <w:rFonts w:ascii="Times New Roman" w:hAnsi="Times New Roman" w:cs="Times New Roman"/>
+        </w:rPr>
+        <w:instrText xml:space="preserve"> STYLEREF 1 \s </w:instrText>
+      </w:r>
+      <w:r>
+        <w:rPr>
+          <w:rFonts w:ascii="Times New Roman" w:hAnsi="Times New Roman" w:cs="Times New Roman"/>
+        </w:rPr>
+        <w:fldChar w:fldCharType="separate"/>
+      </w:r>
+      <w:r>
+        <w:rPr>
+          <w:rFonts w:ascii="Times New Roman" w:hAnsi="Times New Roman" w:cs="Times New Roman"/>
+          <w:noProof/>
+        </w:rPr>
+        <w:t>4</w:t>
+      </w:r>
+      <w:r>
+        <w:rPr>
+          <w:rFonts w:ascii="Times New Roman" w:hAnsi="Times New Roman" w:cs="Times New Roman"/>
+        </w:rPr>
+        <w:fldChar w:fldCharType="end"/>
+      </w:r>
+      <w:r>
+        <w:rPr>
+          <w:rFonts w:ascii="Times New Roman" w:hAnsi="Times New Roman" w:cs="Times New Roman"/>
+        </w:rPr>
+        <w:t>.</w:t>
+      </w:r>
+      <w:r>
+        <w:rPr>
+          <w:rFonts w:ascii="Times New Roman" w:hAnsi="Times New Roman" w:cs="Times New Roman"/>
+        </w:rPr>
+        <w:fldChar w:fldCharType="begin"/>
+      </w:r>
+      <w:r>
+        <w:rPr>
+          <w:rFonts w:ascii="Times New Roman" w:hAnsi="Times New Roman" w:cs="Times New Roman"/>
+        </w:rPr>
+        <w:instrText xml:space="preserve"> SEQ Slika \* ARABIC \s 1 </w:instrText>
+      </w:r>
+      <w:r>
+        <w:rPr>
+          <w:rFonts w:ascii="Times New Roman" w:hAnsi="Times New Roman" w:cs="Times New Roman"/>
+        </w:rPr>
+        <w:fldChar w:fldCharType="separate"/>
+      </w:r>
+      <w:r>
+        <w:rPr>
+          <w:rFonts w:ascii="Times New Roman" w:hAnsi="Times New Roman" w:cs="Times New Roman"/>
+          <w:noProof/>
+        </w:rPr>
+        <w:t>1</w:t>
+      </w:r>
+      <w:r>
+        <w:rPr>
+          <w:rFonts w:ascii="Times New Roman" w:hAnsi="Times New Roman" w:cs="Times New Roman"/>
+        </w:rPr>
+        <w:fldChar w:fldCharType="end"/>
+      </w:r>
+      <w:r>
+        <w:rPr>
+          <w:rFonts w:ascii="Times New Roman" w:hAnsi="Times New Roman" w:cs="Times New Roman"/>
+        </w:rPr>
+        <w:t xml:space="preserve"> Raspodjela pozitivne i negativne klase u konačnom skupu podataka</w:t>
+      </w:r>
+      <w:bookmarkEnd w:id="5"/>
+    </w:p>
+    <w:p>
+      <w:pPr>
+        <w:spacing w:line="360" w:lineRule="auto"/>
         <w:jc w:val="both"/>
         <w:rPr>
           <w:rFonts w:ascii="Times New Roman" w:hAnsi="Times New Roman" w:cs="Times New Roman"/>
@@ -1116,55 +2355,71 @@
         <w:rPr>
           <w:rFonts w:ascii="Times New Roman" w:hAnsi="Times New Roman" w:cs="Times New Roman"/>
         </w:rPr>
+        <w:t xml:space="preserve">Na slici </w:t>
+      </w:r>
+      <w:r>
+        <w:rPr>
+          <w:rFonts w:ascii="Times New Roman" w:hAnsi="Times New Roman" w:cs="Times New Roman"/>
+        </w:rPr>
+        <w:t xml:space="preserve">4.1 </w:t>
+      </w:r>
+      <w:r>
+        <w:rPr>
+          <w:rFonts w:ascii="Times New Roman" w:hAnsi="Times New Roman" w:cs="Times New Roman"/>
+        </w:rPr>
+        <w:t>je prikazana uravnotežena raspodjela klasa u konačnom skupu podataka, pri čemu obje klase sadrže jednak broj peptidnih sekvenci</w:t>
+      </w:r>
+      <w:r>
+        <w:rPr>
+          <w:rFonts w:ascii="Times New Roman" w:hAnsi="Times New Roman" w:cs="Times New Roman"/>
+        </w:rPr>
+        <w:t>.</w:t>
+      </w:r>
+    </w:p>
+    <w:p>
+      <w:pPr>
+        <w:rPr>
+          <w:rFonts w:ascii="Times New Roman" w:hAnsi="Times New Roman" w:cs="Times New Roman"/>
+        </w:rPr>
+      </w:pPr>
+      <w:r>
+        <w:rPr>
+          <w:rFonts w:ascii="Times New Roman" w:hAnsi="Times New Roman" w:cs="Times New Roman"/>
+        </w:rPr>
+        <w:br w:type="page"/>
+      </w:r>
+    </w:p>
+    <w:p>
+      <w:pPr>
+        <w:pStyle w:val="Heading1"/>
+        <w:numPr>
+          <w:ilvl w:val="0"/>
+          <w:numId w:val="3"/>
+        </w:numPr>
+        <w:rPr>
+          <w:rFonts w:ascii="Times New Roman" w:hAnsi="Times New Roman" w:cs="Times New Roman"/>
+        </w:rPr>
+      </w:pPr>
+      <w:bookmarkStart w:id="6" w:name="_Toc234527551"/>
+      <w:r>
+        <w:rPr>
+          <w:rFonts w:ascii="Times New Roman" w:hAnsi="Times New Roman" w:cs="Times New Roman"/>
+        </w:rPr>
         <w:lastRenderedPageBreak/>
-        <w:t>Na slici je prikazana uravnotežena raspodjela klasa u konačnom skupu podataka, pri čemu obje klase sadrže jednak broj peptidnih sekvenci</w:t>
-      </w:r>
-    </w:p>
-    <w:p>
-      <w:pPr>
-        <w:spacing w:line="360" w:lineRule="auto"/>
-        <w:ind w:firstLine="708"/>
-        <w:jc w:val="both"/>
-        <w:rPr>
-          <w:rFonts w:ascii="Times New Roman" w:hAnsi="Times New Roman" w:cs="Times New Roman"/>
-        </w:rPr>
-      </w:pPr>
-    </w:p>
-    <w:p>
-      <w:pPr>
-        <w:spacing w:line="360" w:lineRule="auto"/>
-        <w:ind w:firstLine="708"/>
-        <w:jc w:val="both"/>
-        <w:rPr>
-          <w:rFonts w:ascii="Times New Roman" w:hAnsi="Times New Roman" w:cs="Times New Roman"/>
-        </w:rPr>
-      </w:pPr>
-      <w:r>
-        <w:rPr>
-          <w:rStyle w:val="Strong"/>
-          <w:rFonts w:ascii="Times New Roman" w:hAnsi="Times New Roman" w:cs="Times New Roman"/>
-        </w:rPr>
-        <w:t>01_data_preparation.ipynb</w:t>
-      </w:r>
-      <w:r>
-        <w:rPr>
-          <w:rFonts w:ascii="Times New Roman" w:hAnsi="Times New Roman" w:cs="Times New Roman"/>
-        </w:rPr>
-        <w:t xml:space="preserve"> . Pisat ćemo u prošlom vremenu i akademskim sti</w:t>
-      </w:r>
-    </w:p>
-    <w:p>
-      <w:pPr>
-        <w:pStyle w:val="Heading1"/>
-        <w:rPr>
-          <w:rFonts w:ascii="Times New Roman" w:hAnsi="Times New Roman" w:cs="Times New Roman"/>
-        </w:rPr>
-      </w:pPr>
-      <w:r>
-        <w:rPr>
-          <w:rFonts w:ascii="Times New Roman" w:hAnsi="Times New Roman" w:cs="Times New Roman"/>
-        </w:rPr>
-        <w:t>5. Priprema podataka</w:t>
+        <w:t>P</w:t>
+      </w:r>
+      <w:r>
+        <w:rPr>
+          <w:rFonts w:ascii="Times New Roman" w:hAnsi="Times New Roman" w:cs="Times New Roman"/>
+        </w:rPr>
+        <w:t>RIPREMA PODATAKA</w:t>
+      </w:r>
+      <w:bookmarkEnd w:id="6"/>
+      <w:r>
+        <w:rPr>
+          <w:rFonts w:ascii="Times New Roman" w:hAnsi="Times New Roman" w:cs="Times New Roman"/>
+        </w:rPr>
+        <w:t xml:space="preserve"> </w:t>
       </w:r>
     </w:p>
     <w:p>
@@ -1277,7 +2532,7 @@
     </w:p>
     <w:tbl>
       <w:tblPr>
-        <w:tblStyle w:val="TableGrid"/>
+        <w:tblStyle w:val="GridTable4"/>
         <w:tblW w:w="0" w:type="auto"/>
         <w:tblLook w:val="04A0" w:firstRow="1" w:lastRow="0" w:firstColumn="1" w:lastColumn="0" w:noHBand="0" w:noVBand="1"/>
       </w:tblPr>
@@ -1286,8 +2541,12 @@
         <w:gridCol w:w="4531"/>
       </w:tblGrid>
       <w:tr>
+        <w:trPr>
+          <w:cnfStyle w:val="100000000000" w:firstRow="1" w:lastRow="0" w:firstColumn="0" w:lastColumn="0" w:oddVBand="0" w:evenVBand="0" w:oddHBand="0" w:evenHBand="0" w:firstRowFirstColumn="0" w:firstRowLastColumn="0" w:lastRowFirstColumn="0" w:lastRowLastColumn="0"/>
+        </w:trPr>
         <w:tc>
           <w:tcPr>
+            <w:cnfStyle w:val="001000000000" w:firstRow="0" w:lastRow="0" w:firstColumn="1" w:lastColumn="0" w:oddVBand="0" w:evenVBand="0" w:oddHBand="0" w:evenHBand="0" w:firstRowFirstColumn="0" w:firstRowLastColumn="0" w:lastRowFirstColumn="0" w:lastRowLastColumn="0"/>
             <w:tcW w:w="4531" w:type="dxa"/>
           </w:tcPr>
           <w:p>
@@ -1296,16 +2555,11 @@
               <w:spacing w:line="360" w:lineRule="auto"/>
               <w:jc w:val="center"/>
               <w:rPr>
-                <w:b/>
-                <w:bCs/>
+                <w:b w:val="0"/>
+                <w:bCs w:val="0"/>
               </w:rPr>
             </w:pPr>
             <w:r>
-              <w:rPr>
-                <w:b/>
-                <w:bCs/>
-              </w:rPr>
-              <w:lastRenderedPageBreak/>
               <w:t>Skup podataka</w:t>
             </w:r>
           </w:p>
@@ -1319,24 +2573,25 @@
               <w:pStyle w:val="NormalWeb"/>
               <w:spacing w:line="360" w:lineRule="auto"/>
               <w:jc w:val="center"/>
-              <w:rPr>
-                <w:b/>
-                <w:bCs/>
+              <w:cnfStyle w:val="100000000000" w:firstRow="1" w:lastRow="0" w:firstColumn="0" w:lastColumn="0" w:oddVBand="0" w:evenVBand="0" w:oddHBand="0" w:evenHBand="0" w:firstRowFirstColumn="0" w:firstRowLastColumn="0" w:lastRowFirstColumn="0" w:lastRowLastColumn="0"/>
+              <w:rPr>
+                <w:b w:val="0"/>
+                <w:bCs w:val="0"/>
               </w:rPr>
             </w:pPr>
             <w:r>
-              <w:rPr>
-                <w:b/>
-                <w:bCs/>
-              </w:rPr>
               <w:t>Broj sekvenci</w:t>
             </w:r>
           </w:p>
         </w:tc>
       </w:tr>
       <w:tr>
+        <w:trPr>
+          <w:cnfStyle w:val="000000100000" w:firstRow="0" w:lastRow="0" w:firstColumn="0" w:lastColumn="0" w:oddVBand="0" w:evenVBand="0" w:oddHBand="1" w:evenHBand="0" w:firstRowFirstColumn="0" w:firstRowLastColumn="0" w:lastRowFirstColumn="0" w:lastRowLastColumn="0"/>
+        </w:trPr>
         <w:tc>
           <w:tcPr>
+            <w:cnfStyle w:val="001000000000" w:firstRow="0" w:lastRow="0" w:firstColumn="1" w:lastColumn="0" w:oddVBand="0" w:evenVBand="0" w:oddHBand="0" w:evenHBand="0" w:firstRowFirstColumn="0" w:firstRowLastColumn="0" w:lastRowFirstColumn="0" w:lastRowLastColumn="0"/>
             <w:tcW w:w="4531" w:type="dxa"/>
           </w:tcPr>
           <w:p>
@@ -1359,6 +2614,7 @@
               <w:pStyle w:val="NormalWeb"/>
               <w:spacing w:line="360" w:lineRule="auto"/>
               <w:jc w:val="center"/>
+              <w:cnfStyle w:val="000000100000" w:firstRow="0" w:lastRow="0" w:firstColumn="0" w:lastColumn="0" w:oddVBand="0" w:evenVBand="0" w:oddHBand="1" w:evenHBand="0" w:firstRowFirstColumn="0" w:firstRowLastColumn="0" w:lastRowFirstColumn="0" w:lastRowLastColumn="0"/>
             </w:pPr>
             <w:r>
               <w:t>1672</w:t>
@@ -1369,6 +2625,7 @@
       <w:tr>
         <w:tc>
           <w:tcPr>
+            <w:cnfStyle w:val="001000000000" w:firstRow="0" w:lastRow="0" w:firstColumn="1" w:lastColumn="0" w:oddVBand="0" w:evenVBand="0" w:oddHBand="0" w:evenHBand="0" w:firstRowFirstColumn="0" w:firstRowLastColumn="0" w:lastRowFirstColumn="0" w:lastRowLastColumn="0"/>
             <w:tcW w:w="4531" w:type="dxa"/>
           </w:tcPr>
           <w:p>
@@ -1391,6 +2648,7 @@
               <w:pStyle w:val="NormalWeb"/>
               <w:spacing w:line="360" w:lineRule="auto"/>
               <w:jc w:val="center"/>
+              <w:cnfStyle w:val="000000000000" w:firstRow="0" w:lastRow="0" w:firstColumn="0" w:lastColumn="0" w:oddVBand="0" w:evenVBand="0" w:oddHBand="0" w:evenHBand="0" w:firstRowFirstColumn="0" w:firstRowLastColumn="0" w:lastRowFirstColumn="0" w:lastRowLastColumn="0"/>
             </w:pPr>
             <w:r>
               <w:t>1672</w:t>
@@ -1399,8 +2657,12 @@
         </w:tc>
       </w:tr>
       <w:tr>
+        <w:trPr>
+          <w:cnfStyle w:val="000000100000" w:firstRow="0" w:lastRow="0" w:firstColumn="0" w:lastColumn="0" w:oddVBand="0" w:evenVBand="0" w:oddHBand="1" w:evenHBand="0" w:firstRowFirstColumn="0" w:firstRowLastColumn="0" w:lastRowFirstColumn="0" w:lastRowLastColumn="0"/>
+        </w:trPr>
         <w:tc>
           <w:tcPr>
+            <w:cnfStyle w:val="001000000000" w:firstRow="0" w:lastRow="0" w:firstColumn="1" w:lastColumn="0" w:oddVBand="0" w:evenVBand="0" w:oddHBand="0" w:evenHBand="0" w:firstRowFirstColumn="0" w:firstRowLastColumn="0" w:lastRowFirstColumn="0" w:lastRowLastColumn="0"/>
             <w:tcW w:w="4531" w:type="dxa"/>
           </w:tcPr>
           <w:p>
@@ -1409,15 +2671,11 @@
               <w:spacing w:line="360" w:lineRule="auto"/>
               <w:jc w:val="center"/>
               <w:rPr>
-                <w:b/>
-                <w:bCs/>
+                <w:b w:val="0"/>
+                <w:bCs w:val="0"/>
               </w:rPr>
             </w:pPr>
             <w:r>
-              <w:rPr>
-                <w:b/>
-                <w:bCs/>
-              </w:rPr>
               <w:t>Ukupno</w:t>
             </w:r>
           </w:p>
@@ -1432,6 +2690,7 @@
               <w:keepNext/>
               <w:spacing w:line="360" w:lineRule="auto"/>
               <w:jc w:val="center"/>
+              <w:cnfStyle w:val="000000100000" w:firstRow="0" w:lastRow="0" w:firstColumn="0" w:lastColumn="0" w:oddVBand="0" w:evenVBand="0" w:oddHBand="1" w:evenHBand="0" w:firstRowFirstColumn="0" w:firstRowLastColumn="0" w:lastRowFirstColumn="0" w:lastRowLastColumn="0"/>
               <w:rPr>
                 <w:b/>
                 <w:bCs/>
@@ -1452,39 +2711,103 @@
       <w:pPr>
         <w:pStyle w:val="Caption"/>
         <w:jc w:val="center"/>
-      </w:pPr>
-      <w:r>
+        <w:rPr>
+          <w:rFonts w:ascii="Times New Roman" w:hAnsi="Times New Roman" w:cs="Times New Roman"/>
+        </w:rPr>
+      </w:pPr>
+      <w:bookmarkStart w:id="7" w:name="_Toc234527519"/>
+      <w:r>
+        <w:rPr>
+          <w:rFonts w:ascii="Times New Roman" w:hAnsi="Times New Roman" w:cs="Times New Roman"/>
+        </w:rPr>
         <w:t xml:space="preserve">Tablica </w:t>
       </w:r>
-      <w:fldSimple w:instr=" SEQ Tablica \* ARABIC ">
-        <w:r>
-          <w:rPr>
-            <w:noProof/>
-          </w:rPr>
-          <w:t>1</w:t>
-        </w:r>
-      </w:fldSimple>
-      <w:r>
+      <w:r>
+        <w:rPr>
+          <w:rFonts w:ascii="Times New Roman" w:hAnsi="Times New Roman" w:cs="Times New Roman"/>
+        </w:rPr>
+        <w:fldChar w:fldCharType="begin"/>
+      </w:r>
+      <w:r>
+        <w:rPr>
+          <w:rFonts w:ascii="Times New Roman" w:hAnsi="Times New Roman" w:cs="Times New Roman"/>
+        </w:rPr>
+        <w:instrText xml:space="preserve"> SEQ Tablica \* ARABIC </w:instrText>
+      </w:r>
+      <w:r>
+        <w:rPr>
+          <w:rFonts w:ascii="Times New Roman" w:hAnsi="Times New Roman" w:cs="Times New Roman"/>
+        </w:rPr>
+        <w:fldChar w:fldCharType="separate"/>
+      </w:r>
+      <w:r>
+        <w:rPr>
+          <w:rFonts w:ascii="Times New Roman" w:hAnsi="Times New Roman" w:cs="Times New Roman"/>
+          <w:noProof/>
+        </w:rPr>
+        <w:t>1</w:t>
+      </w:r>
+      <w:r>
+        <w:rPr>
+          <w:rFonts w:ascii="Times New Roman" w:hAnsi="Times New Roman" w:cs="Times New Roman"/>
+          <w:noProof/>
+        </w:rPr>
+        <w:fldChar w:fldCharType="end"/>
+      </w:r>
+      <w:r>
+        <w:rPr>
+          <w:rFonts w:ascii="Times New Roman" w:hAnsi="Times New Roman" w:cs="Times New Roman"/>
+        </w:rPr>
+        <w:t xml:space="preserve"> Broj peptidnih sekvenci u konačnom skupu podataka.</w:t>
+      </w:r>
+      <w:bookmarkEnd w:id="7"/>
+    </w:p>
+    <w:p>
+      <w:pPr>
+        <w:pStyle w:val="Heading1"/>
+        <w:numPr>
+          <w:ilvl w:val="0"/>
+          <w:numId w:val="3"/>
+        </w:numPr>
+        <w:rPr>
+          <w:rFonts w:ascii="Times New Roman" w:hAnsi="Times New Roman" w:cs="Times New Roman"/>
+        </w:rPr>
+      </w:pPr>
+      <w:r>
+        <w:rPr>
+          <w:rFonts w:ascii="Times New Roman" w:hAnsi="Times New Roman" w:cs="Times New Roman"/>
+        </w:rPr>
+        <w:br w:type="page"/>
+      </w:r>
+      <w:bookmarkStart w:id="8" w:name="_Toc234527552"/>
+      <w:r>
+        <w:rPr>
+          <w:rFonts w:ascii="Times New Roman" w:hAnsi="Times New Roman" w:cs="Times New Roman"/>
+        </w:rPr>
+        <w:lastRenderedPageBreak/>
+        <w:t>E</w:t>
+      </w:r>
+      <w:r>
+        <w:rPr>
+          <w:rFonts w:ascii="Times New Roman" w:hAnsi="Times New Roman" w:cs="Times New Roman"/>
+        </w:rPr>
+        <w:t>KSTRAKCIJA ZNAČAJKI</w:t>
+      </w:r>
+      <w:bookmarkEnd w:id="8"/>
+      <w:r>
+        <w:rPr>
+          <w:rFonts w:ascii="Times New Roman" w:hAnsi="Times New Roman" w:cs="Times New Roman"/>
+        </w:rPr>
         <w:t xml:space="preserve"> </w:t>
       </w:r>
-      <w:r>
-        <w:t>Broj peptidnih sekvenci u konačnom skupu podataka.</w:t>
-      </w:r>
-    </w:p>
-    <w:p/>
-    <w:p>
-      <w:pPr>
-        <w:pStyle w:val="Heading1"/>
-      </w:pPr>
-      <w:r>
-        <w:br w:type="page"/>
-      </w:r>
-      <w:r>
-        <w:lastRenderedPageBreak/>
-        <w:t>6. Ekstrakcija značajki</w:t>
-      </w:r>
-    </w:p>
-    <w:p/>
+    </w:p>
+    <w:p>
+      <w:pPr>
+        <w:rPr>
+          <w:rFonts w:ascii="Times New Roman" w:hAnsi="Times New Roman" w:cs="Times New Roman"/>
+        </w:rPr>
+      </w:pPr>
+    </w:p>
     <w:p>
       <w:pPr>
         <w:spacing w:line="360" w:lineRule="auto"/>
@@ -2729,24 +4052,56 @@
       <w:pPr>
         <w:pStyle w:val="Caption"/>
         <w:jc w:val="center"/>
-      </w:pPr>
-      <w:r>
+        <w:rPr>
+          <w:rFonts w:ascii="Times New Roman" w:hAnsi="Times New Roman" w:cs="Times New Roman"/>
+        </w:rPr>
+      </w:pPr>
+      <w:bookmarkStart w:id="9" w:name="_Toc234527520"/>
+      <w:r>
+        <w:rPr>
+          <w:rFonts w:ascii="Times New Roman" w:hAnsi="Times New Roman" w:cs="Times New Roman"/>
+        </w:rPr>
         <w:t xml:space="preserve">Tablica </w:t>
       </w:r>
-      <w:fldSimple w:instr=" SEQ Tablica \* ARABIC ">
-        <w:r>
-          <w:rPr>
-            <w:noProof/>
-          </w:rPr>
-          <w:t>2</w:t>
-        </w:r>
-      </w:fldSimple>
-      <w:r>
-        <w:t xml:space="preserve"> </w:t>
-      </w:r>
-      <w:r>
-        <w:t>Primjer izračunatih bioinformatičkih značajki za nekoliko peptidnih sekvenci.</w:t>
-      </w:r>
+      <w:r>
+        <w:rPr>
+          <w:rFonts w:ascii="Times New Roman" w:hAnsi="Times New Roman" w:cs="Times New Roman"/>
+        </w:rPr>
+        <w:fldChar w:fldCharType="begin"/>
+      </w:r>
+      <w:r>
+        <w:rPr>
+          <w:rFonts w:ascii="Times New Roman" w:hAnsi="Times New Roman" w:cs="Times New Roman"/>
+        </w:rPr>
+        <w:instrText xml:space="preserve"> SEQ Tablica \* ARABIC </w:instrText>
+      </w:r>
+      <w:r>
+        <w:rPr>
+          <w:rFonts w:ascii="Times New Roman" w:hAnsi="Times New Roman" w:cs="Times New Roman"/>
+        </w:rPr>
+        <w:fldChar w:fldCharType="separate"/>
+      </w:r>
+      <w:r>
+        <w:rPr>
+          <w:rFonts w:ascii="Times New Roman" w:hAnsi="Times New Roman" w:cs="Times New Roman"/>
+          <w:noProof/>
+        </w:rPr>
+        <w:t>2</w:t>
+      </w:r>
+      <w:r>
+        <w:rPr>
+          <w:rFonts w:ascii="Times New Roman" w:hAnsi="Times New Roman" w:cs="Times New Roman"/>
+          <w:noProof/>
+        </w:rPr>
+        <w:fldChar w:fldCharType="end"/>
+      </w:r>
+      <w:r>
+        <w:rPr>
+          <w:rFonts w:ascii="Times New Roman" w:hAnsi="Times New Roman" w:cs="Times New Roman"/>
+        </w:rPr>
+        <w:t xml:space="preserve"> Primjer izračunatih bioinformatičkih značajki za nekoliko peptidnih sekvenci.</w:t>
+      </w:r>
+      <w:bookmarkEnd w:id="9"/>
     </w:p>
     <w:p>
       <w:pPr>
@@ -2763,6 +4118,9 @@
       <w:pPr>
         <w:spacing w:line="360" w:lineRule="auto"/>
         <w:jc w:val="both"/>
+        <w:rPr>
+          <w:rFonts w:ascii="Times New Roman" w:hAnsi="Times New Roman" w:cs="Times New Roman"/>
+        </w:rPr>
       </w:pPr>
       <w:r>
         <w:rPr>
@@ -2793,15 +4151,19 @@
       <w:pPr>
         <w:keepNext/>
         <w:jc w:val="center"/>
-      </w:pPr>
-      <w:r>
-        <w:rPr>
+        <w:rPr>
+          <w:rFonts w:ascii="Times New Roman" w:hAnsi="Times New Roman" w:cs="Times New Roman"/>
+        </w:rPr>
+      </w:pPr>
+      <w:r>
+        <w:rPr>
+          <w:rFonts w:ascii="Times New Roman" w:hAnsi="Times New Roman" w:cs="Times New Roman"/>
           <w:noProof/>
         </w:rPr>
         <w:drawing>
-          <wp:inline distT="0" distB="0" distL="0" distR="0" wp14:anchorId="6916986C" wp14:editId="61AA9A87">
-            <wp:extent cx="3873500" cy="2709303"/>
-            <wp:effectExtent l="0" t="0" r="0" b="0"/>
+          <wp:inline distT="0" distB="0" distL="0" distR="0" wp14:anchorId="6916986C" wp14:editId="2A44803F">
+            <wp:extent cx="4186539" cy="2928257"/>
+            <wp:effectExtent l="0" t="0" r="5080" b="5715"/>
             <wp:docPr id="1" name="Picture 1"/>
             <wp:cNvGraphicFramePr>
               <a:graphicFrameLocks xmlns:a="http://schemas.openxmlformats.org/drawingml/2006/main" noChangeAspect="1"/>
@@ -2814,7 +4176,7 @@
                     <pic:cNvPicPr/>
                   </pic:nvPicPr>
                   <pic:blipFill>
-                    <a:blip r:embed="rId7"/>
+                    <a:blip r:embed="rId9"/>
                     <a:stretch>
                       <a:fillRect/>
                     </a:stretch>
@@ -2822,7 +4184,7 @@
                   <pic:spPr>
                     <a:xfrm>
                       <a:off x="0" y="0"/>
-                      <a:ext cx="3877971" cy="2712430"/>
+                      <a:ext cx="4193836" cy="2933361"/>
                     </a:xfrm>
                     <a:prstGeom prst="rect">
                       <a:avLst/>
@@ -2839,29 +4201,100 @@
       <w:pPr>
         <w:pStyle w:val="Caption"/>
         <w:jc w:val="center"/>
-      </w:pPr>
-      <w:r>
+        <w:rPr>
+          <w:rFonts w:ascii="Times New Roman" w:hAnsi="Times New Roman" w:cs="Times New Roman"/>
+        </w:rPr>
+      </w:pPr>
+      <w:bookmarkStart w:id="10" w:name="_Toc234527511"/>
+      <w:r>
+        <w:rPr>
+          <w:rFonts w:ascii="Times New Roman" w:hAnsi="Times New Roman" w:cs="Times New Roman"/>
+        </w:rPr>
         <w:t xml:space="preserve">Slika </w:t>
       </w:r>
-      <w:fldSimple w:instr=" SEQ Slika \* ARABIC ">
-        <w:r>
-          <w:rPr>
-            <w:noProof/>
-          </w:rPr>
-          <w:t>1</w:t>
-        </w:r>
-      </w:fldSimple>
-      <w:r>
-        <w:t xml:space="preserve"> </w:t>
-      </w:r>
-      <w:r>
-        <w:t>Prosječni neto naboj antimikrobnih i neantimikrobnih peptida.</w:t>
-      </w:r>
+      <w:r>
+        <w:rPr>
+          <w:rFonts w:ascii="Times New Roman" w:hAnsi="Times New Roman" w:cs="Times New Roman"/>
+        </w:rPr>
+        <w:fldChar w:fldCharType="begin"/>
+      </w:r>
+      <w:r>
+        <w:rPr>
+          <w:rFonts w:ascii="Times New Roman" w:hAnsi="Times New Roman" w:cs="Times New Roman"/>
+        </w:rPr>
+        <w:instrText xml:space="preserve"> STYLEREF 1 \s </w:instrText>
+      </w:r>
+      <w:r>
+        <w:rPr>
+          <w:rFonts w:ascii="Times New Roman" w:hAnsi="Times New Roman" w:cs="Times New Roman"/>
+        </w:rPr>
+        <w:fldChar w:fldCharType="separate"/>
+      </w:r>
+      <w:r>
+        <w:rPr>
+          <w:rFonts w:ascii="Times New Roman" w:hAnsi="Times New Roman" w:cs="Times New Roman"/>
+          <w:noProof/>
+        </w:rPr>
+        <w:t>6</w:t>
+      </w:r>
+      <w:r>
+        <w:rPr>
+          <w:rFonts w:ascii="Times New Roman" w:hAnsi="Times New Roman" w:cs="Times New Roman"/>
+        </w:rPr>
+        <w:fldChar w:fldCharType="end"/>
+      </w:r>
+      <w:r>
+        <w:rPr>
+          <w:rFonts w:ascii="Times New Roman" w:hAnsi="Times New Roman" w:cs="Times New Roman"/>
+        </w:rPr>
+        <w:t>.</w:t>
+      </w:r>
+      <w:r>
+        <w:rPr>
+          <w:rFonts w:ascii="Times New Roman" w:hAnsi="Times New Roman" w:cs="Times New Roman"/>
+        </w:rPr>
+        <w:fldChar w:fldCharType="begin"/>
+      </w:r>
+      <w:r>
+        <w:rPr>
+          <w:rFonts w:ascii="Times New Roman" w:hAnsi="Times New Roman" w:cs="Times New Roman"/>
+        </w:rPr>
+        <w:instrText xml:space="preserve"> SEQ Slika \* ARABIC \s 1 </w:instrText>
+      </w:r>
+      <w:r>
+        <w:rPr>
+          <w:rFonts w:ascii="Times New Roman" w:hAnsi="Times New Roman" w:cs="Times New Roman"/>
+        </w:rPr>
+        <w:fldChar w:fldCharType="separate"/>
+      </w:r>
+      <w:r>
+        <w:rPr>
+          <w:rFonts w:ascii="Times New Roman" w:hAnsi="Times New Roman" w:cs="Times New Roman"/>
+          <w:noProof/>
+        </w:rPr>
+        <w:t>1</w:t>
+      </w:r>
+      <w:r>
+        <w:rPr>
+          <w:rFonts w:ascii="Times New Roman" w:hAnsi="Times New Roman" w:cs="Times New Roman"/>
+        </w:rPr>
+        <w:fldChar w:fldCharType="end"/>
+      </w:r>
+      <w:r>
+        <w:rPr>
+          <w:rFonts w:ascii="Times New Roman" w:hAnsi="Times New Roman" w:cs="Times New Roman"/>
+        </w:rPr>
+        <w:t xml:space="preserve"> Prosječni neto naboj antimikrobnih i neantimikrobnih peptida.</w:t>
+      </w:r>
+      <w:bookmarkEnd w:id="10"/>
     </w:p>
     <w:p>
       <w:pPr>
         <w:spacing w:line="360" w:lineRule="auto"/>
         <w:jc w:val="both"/>
+        <w:rPr>
+          <w:rFonts w:ascii="Times New Roman" w:hAnsi="Times New Roman" w:cs="Times New Roman"/>
+        </w:rPr>
       </w:pPr>
       <w:r>
         <w:rPr>
@@ -2870,25 +4303,70 @@
           <w:szCs w:val="24"/>
         </w:rPr>
         <w:lastRenderedPageBreak/>
-        <w:t>Na slici se može uočiti da antimikrobni peptidi imaju znatno veći prosječni neto naboj u odnosu na neantimikrobni peptid. Ovaj rezultat potvrđuje poznata biološka svojstva antimikrobnih peptida te opravdava uključivanje neto naboja među ulazne značajke modela</w:t>
-      </w:r>
-      <w:r>
+        <w:t>Na slici</w:t>
+      </w:r>
+      <w:r>
+        <w:rPr>
+          <w:rFonts w:ascii="Times New Roman" w:hAnsi="Times New Roman" w:cs="Times New Roman"/>
+          <w:sz w:val="24"/>
+          <w:szCs w:val="24"/>
+        </w:rPr>
+        <w:t xml:space="preserve"> 6.1</w:t>
+      </w:r>
+      <w:r>
+        <w:rPr>
+          <w:rFonts w:ascii="Times New Roman" w:hAnsi="Times New Roman" w:cs="Times New Roman"/>
+          <w:sz w:val="24"/>
+          <w:szCs w:val="24"/>
+        </w:rPr>
+        <w:t xml:space="preserve"> se može uočiti da antimikrobni peptidi imaju znatno veći prosječni neto naboj u odnosu na neantimikrobni peptid. Ovaj rezultat potvrđuje poznata biološka svojstva antimikrobnih peptida te opravdava uključivanje neto naboja među ulazne značajke modela</w:t>
+      </w:r>
+      <w:r>
+        <w:rPr>
+          <w:rFonts w:ascii="Times New Roman" w:hAnsi="Times New Roman" w:cs="Times New Roman"/>
+        </w:rPr>
         <w:t>.</w:t>
       </w:r>
     </w:p>
     <w:p>
-      <w:r>
+      <w:pPr>
+        <w:rPr>
+          <w:rFonts w:ascii="Times New Roman" w:hAnsi="Times New Roman" w:cs="Times New Roman"/>
+        </w:rPr>
+      </w:pPr>
+      <w:r>
+        <w:rPr>
+          <w:rFonts w:ascii="Times New Roman" w:hAnsi="Times New Roman" w:cs="Times New Roman"/>
+        </w:rPr>
         <w:br w:type="page"/>
       </w:r>
     </w:p>
     <w:p>
       <w:pPr>
         <w:pStyle w:val="Heading1"/>
-      </w:pPr>
-      <w:r>
+        <w:numPr>
+          <w:ilvl w:val="0"/>
+          <w:numId w:val="3"/>
+        </w:numPr>
+        <w:rPr>
+          <w:rFonts w:ascii="Times New Roman" w:hAnsi="Times New Roman" w:cs="Times New Roman"/>
+        </w:rPr>
+      </w:pPr>
+      <w:bookmarkStart w:id="11" w:name="_Toc234527553"/>
+      <w:r>
+        <w:rPr>
+          <w:rFonts w:ascii="Times New Roman" w:hAnsi="Times New Roman" w:cs="Times New Roman"/>
+        </w:rPr>
         <w:lastRenderedPageBreak/>
-        <w:t>7. Modeliranje</w:t>
-      </w:r>
+        <w:t>M</w:t>
+      </w:r>
+      <w:r>
+        <w:rPr>
+          <w:rFonts w:ascii="Times New Roman" w:hAnsi="Times New Roman" w:cs="Times New Roman"/>
+        </w:rPr>
+        <w:t>ODELIRANJE</w:t>
+      </w:r>
+      <w:bookmarkEnd w:id="11"/>
     </w:p>
     <w:p>
       <w:pPr>
@@ -2964,17 +4442,7 @@
           <w:sz w:val="24"/>
           <w:szCs w:val="24"/>
         </w:rPr>
-        <w:t>80 %</w:t>
-      </w:r>
-      <w:r>
-        <w:rPr>
-          <w:rFonts w:ascii="Times New Roman" w:hAnsi="Times New Roman" w:cs="Times New Roman"/>
-          <w:b/>
-          <w:bCs/>
-          <w:sz w:val="24"/>
-          <w:szCs w:val="24"/>
-        </w:rPr>
-        <w:t xml:space="preserve"> </w:t>
+        <w:t xml:space="preserve">80 % </w:t>
       </w:r>
       <w:r>
         <w:rPr>
@@ -3218,7 +4686,7 @@
                     <pic:cNvPicPr/>
                   </pic:nvPicPr>
                   <pic:blipFill>
-                    <a:blip r:embed="rId8"/>
+                    <a:blip r:embed="rId10"/>
                     <a:stretch>
                       <a:fillRect/>
                     </a:stretch>
@@ -3243,24 +4711,40 @@
       <w:pPr>
         <w:pStyle w:val="Caption"/>
         <w:jc w:val="center"/>
-      </w:pPr>
+        <w:rPr>
+          <w:rFonts w:ascii="Times New Roman" w:hAnsi="Times New Roman" w:cs="Times New Roman"/>
+        </w:rPr>
+      </w:pPr>
+      <w:bookmarkStart w:id="12" w:name="_Toc234527512"/>
       <w:r>
         <w:t xml:space="preserve">Slika </w:t>
       </w:r>
-      <w:fldSimple w:instr=" SEQ Slika \* ARABIC ">
+      <w:fldSimple w:instr=" STYLEREF 1 \s ">
         <w:r>
           <w:rPr>
             <w:noProof/>
           </w:rPr>
-          <w:t>2</w:t>
+          <w:t>7</w:t>
         </w:r>
       </w:fldSimple>
       <w:r>
+        <w:t>.</w:t>
+      </w:r>
+      <w:fldSimple w:instr=" SEQ Slika \* ARABIC \s 1 ">
+        <w:r>
+          <w:rPr>
+            <w:noProof/>
+          </w:rPr>
+          <w:t>1</w:t>
+        </w:r>
+      </w:fldSimple>
+      <w:r>
         <w:t xml:space="preserve"> </w:t>
       </w:r>
       <w:r>
         <w:t>Usporedba performansi Random Forest i SVM modela.</w:t>
       </w:r>
+      <w:bookmarkEnd w:id="12"/>
     </w:p>
     <w:p>
       <w:pPr>
@@ -3278,19 +4762,24 @@
           <w:sz w:val="24"/>
           <w:szCs w:val="24"/>
         </w:rPr>
-        <w:t>Na slici je prikazana usporedba osnovnih evaluacijskih metrika za oba modela. Random Forest ostvario je nešto bolju točnost, odziv i F1-mjeru, dok je SVM postigao neznatno veću preciznost.</w:t>
-      </w:r>
-    </w:p>
-    <w:p>
-      <w:pPr>
-        <w:spacing w:line="360" w:lineRule="auto"/>
-        <w:jc w:val="both"/>
-        <w:rPr>
-          <w:rFonts w:ascii="Times New Roman" w:hAnsi="Times New Roman" w:cs="Times New Roman"/>
-          <w:sz w:val="24"/>
-          <w:szCs w:val="24"/>
-        </w:rPr>
-      </w:pPr>
+        <w:t xml:space="preserve">Na slici </w:t>
+      </w:r>
+      <w:r>
+        <w:rPr>
+          <w:rFonts w:ascii="Times New Roman" w:hAnsi="Times New Roman" w:cs="Times New Roman"/>
+          <w:sz w:val="24"/>
+          <w:szCs w:val="24"/>
+        </w:rPr>
+        <w:t xml:space="preserve">7.1. </w:t>
+      </w:r>
+      <w:r>
+        <w:rPr>
+          <w:rFonts w:ascii="Times New Roman" w:hAnsi="Times New Roman" w:cs="Times New Roman"/>
+          <w:sz w:val="24"/>
+          <w:szCs w:val="24"/>
+        </w:rPr>
+        <w:t>je prikazana usporedba osnovnih evaluacijskih metrika za oba modela. Random Forest ostvario je nešto bolju točnost, odziv i F1-mjeru, dok je SVM postigao neznatno veću preciznost.</w:t>
+      </w:r>
     </w:p>
     <w:tbl>
       <w:tblPr>
@@ -3733,79 +5222,135 @@
       <w:pPr>
         <w:pStyle w:val="Caption"/>
         <w:jc w:val="center"/>
-      </w:pPr>
-      <w:r>
+        <w:rPr>
+          <w:rFonts w:ascii="Times New Roman" w:hAnsi="Times New Roman" w:cs="Times New Roman"/>
+        </w:rPr>
+      </w:pPr>
+      <w:bookmarkStart w:id="13" w:name="_Toc234527521"/>
+      <w:r>
+        <w:rPr>
+          <w:rFonts w:ascii="Times New Roman" w:hAnsi="Times New Roman" w:cs="Times New Roman"/>
+        </w:rPr>
         <w:t xml:space="preserve">Tablica </w:t>
       </w:r>
-      <w:fldSimple w:instr=" SEQ Tablica \* ARABIC ">
-        <w:r>
-          <w:rPr>
-            <w:noProof/>
-          </w:rPr>
-          <w:t>3</w:t>
-        </w:r>
-      </w:fldSimple>
-      <w:r>
+      <w:r>
+        <w:rPr>
+          <w:rFonts w:ascii="Times New Roman" w:hAnsi="Times New Roman" w:cs="Times New Roman"/>
+        </w:rPr>
+        <w:fldChar w:fldCharType="begin"/>
+      </w:r>
+      <w:r>
+        <w:rPr>
+          <w:rFonts w:ascii="Times New Roman" w:hAnsi="Times New Roman" w:cs="Times New Roman"/>
+        </w:rPr>
+        <w:instrText xml:space="preserve"> SEQ Tablica \* ARABIC </w:instrText>
+      </w:r>
+      <w:r>
+        <w:rPr>
+          <w:rFonts w:ascii="Times New Roman" w:hAnsi="Times New Roman" w:cs="Times New Roman"/>
+        </w:rPr>
+        <w:fldChar w:fldCharType="separate"/>
+      </w:r>
+      <w:r>
+        <w:rPr>
+          <w:rFonts w:ascii="Times New Roman" w:hAnsi="Times New Roman" w:cs="Times New Roman"/>
+          <w:noProof/>
+        </w:rPr>
+        <w:t>3</w:t>
+      </w:r>
+      <w:r>
+        <w:rPr>
+          <w:rFonts w:ascii="Times New Roman" w:hAnsi="Times New Roman" w:cs="Times New Roman"/>
+          <w:noProof/>
+        </w:rPr>
+        <w:fldChar w:fldCharType="end"/>
+      </w:r>
+      <w:r>
+        <w:rPr>
+          <w:rFonts w:ascii="Times New Roman" w:hAnsi="Times New Roman" w:cs="Times New Roman"/>
+        </w:rPr>
+        <w:t xml:space="preserve"> Usporedba evaluacijskih metrika Random Forest i SVM modela</w:t>
+      </w:r>
+      <w:bookmarkEnd w:id="13"/>
+    </w:p>
+    <w:p>
+      <w:pPr>
+        <w:spacing w:line="360" w:lineRule="auto"/>
+        <w:jc w:val="both"/>
+        <w:rPr>
+          <w:rFonts w:ascii="Times New Roman" w:hAnsi="Times New Roman" w:cs="Times New Roman"/>
+          <w:sz w:val="24"/>
+          <w:szCs w:val="24"/>
+        </w:rPr>
+      </w:pPr>
+      <w:r>
+        <w:rPr>
+          <w:rFonts w:ascii="Times New Roman" w:hAnsi="Times New Roman" w:cs="Times New Roman"/>
+          <w:sz w:val="24"/>
+          <w:szCs w:val="24"/>
+        </w:rPr>
+        <w:t>Oba modela ostvarila su vrlo dobre rezultate klasifikacije. Random Forest pokazao je nešto bolje ukupne performanse zahvaljujući većoj točnosti, odzivu i F1-mjeri, dok je SVM ostvario neznatno veću preciznost. Budući da su razlike između modela male, može se zaključiti da su oba algoritma prikladna za klasifikaciju antimikrobnih peptida. Ipak, na temelju ukupnih rezultata Random Forest odabran je kao uspješniji model u ovom projektu.</w:t>
+      </w:r>
+    </w:p>
+    <w:p>
+      <w:pPr>
+        <w:spacing w:line="360" w:lineRule="auto"/>
+        <w:jc w:val="both"/>
+        <w:rPr>
+          <w:rFonts w:ascii="Times New Roman" w:hAnsi="Times New Roman" w:cs="Times New Roman"/>
+          <w:sz w:val="24"/>
+          <w:szCs w:val="24"/>
+        </w:rPr>
+      </w:pPr>
+    </w:p>
+    <w:p>
+      <w:pPr>
+        <w:rPr>
+          <w:rFonts w:ascii="Times New Roman" w:hAnsi="Times New Roman" w:cs="Times New Roman"/>
+          <w:sz w:val="24"/>
+          <w:szCs w:val="24"/>
+        </w:rPr>
+      </w:pPr>
+      <w:r>
+        <w:rPr>
+          <w:rFonts w:ascii="Times New Roman" w:hAnsi="Times New Roman" w:cs="Times New Roman"/>
+          <w:sz w:val="24"/>
+          <w:szCs w:val="24"/>
+        </w:rPr>
+        <w:br w:type="page"/>
+      </w:r>
+    </w:p>
+    <w:p>
+      <w:pPr>
+        <w:pStyle w:val="Heading1"/>
+        <w:numPr>
+          <w:ilvl w:val="0"/>
+          <w:numId w:val="3"/>
+        </w:numPr>
+        <w:rPr>
+          <w:rFonts w:ascii="Times New Roman" w:hAnsi="Times New Roman" w:cs="Times New Roman"/>
+        </w:rPr>
+      </w:pPr>
+      <w:bookmarkStart w:id="14" w:name="_Toc234527554"/>
+      <w:r>
+        <w:rPr>
+          <w:rFonts w:ascii="Times New Roman" w:hAnsi="Times New Roman" w:cs="Times New Roman"/>
+        </w:rPr>
+        <w:lastRenderedPageBreak/>
+        <w:t>E</w:t>
+      </w:r>
+      <w:r>
+        <w:rPr>
+          <w:rFonts w:ascii="Times New Roman" w:hAnsi="Times New Roman" w:cs="Times New Roman"/>
+        </w:rPr>
+        <w:t>VALUACIJA REZULTATA</w:t>
+      </w:r>
+      <w:bookmarkEnd w:id="14"/>
+      <w:r>
+        <w:rPr>
+          <w:rFonts w:ascii="Times New Roman" w:hAnsi="Times New Roman" w:cs="Times New Roman"/>
+        </w:rPr>
         <w:t xml:space="preserve"> </w:t>
-      </w:r>
-      <w:r>
-        <w:t>Usporedba evaluacijskih metrika Random Forest i SVM modela</w:t>
-      </w:r>
-    </w:p>
-    <w:p>
-      <w:pPr>
-        <w:spacing w:line="360" w:lineRule="auto"/>
-        <w:jc w:val="both"/>
-        <w:rPr>
-          <w:rFonts w:ascii="Times New Roman" w:hAnsi="Times New Roman" w:cs="Times New Roman"/>
-          <w:sz w:val="24"/>
-          <w:szCs w:val="24"/>
-        </w:rPr>
-      </w:pPr>
-      <w:r>
-        <w:rPr>
-          <w:rFonts w:ascii="Times New Roman" w:hAnsi="Times New Roman" w:cs="Times New Roman"/>
-          <w:sz w:val="24"/>
-          <w:szCs w:val="24"/>
-        </w:rPr>
-        <w:t>Oba modela ostvarila su vrlo dobre rezultate klasifikacije. Random Forest pokazao je nešto bolje ukupne performanse zahvaljujući većoj točnosti, odzivu i F1-mjeri, dok je SVM ostvario neznatno veću preciznost. Budući da su razlike između modela male, može se zaključiti da su oba algoritma prikladna za klasifikaciju antimikrobnih peptida. Ipak, na temelju ukupnih rezultata Random Forest odabran je kao uspješniji model u ovom projektu.</w:t>
-      </w:r>
-    </w:p>
-    <w:p>
-      <w:pPr>
-        <w:spacing w:line="360" w:lineRule="auto"/>
-        <w:jc w:val="both"/>
-        <w:rPr>
-          <w:rFonts w:ascii="Times New Roman" w:hAnsi="Times New Roman" w:cs="Times New Roman"/>
-          <w:sz w:val="24"/>
-          <w:szCs w:val="24"/>
-        </w:rPr>
-      </w:pPr>
-    </w:p>
-    <w:p>
-      <w:pPr>
-        <w:rPr>
-          <w:rFonts w:ascii="Times New Roman" w:hAnsi="Times New Roman" w:cs="Times New Roman"/>
-          <w:sz w:val="24"/>
-          <w:szCs w:val="24"/>
-        </w:rPr>
-      </w:pPr>
-      <w:r>
-        <w:rPr>
-          <w:rFonts w:ascii="Times New Roman" w:hAnsi="Times New Roman" w:cs="Times New Roman"/>
-          <w:sz w:val="24"/>
-          <w:szCs w:val="24"/>
-        </w:rPr>
-        <w:br w:type="page"/>
-      </w:r>
-    </w:p>
-    <w:p>
-      <w:pPr>
-        <w:pStyle w:val="Heading1"/>
-      </w:pPr>
-      <w:r>
-        <w:lastRenderedPageBreak/>
-        <w:t>8. Evaluacija rezultata</w:t>
       </w:r>
     </w:p>
     <w:p>
@@ -3952,191 +5497,6 @@
             <wp:extent cx="4495800" cy="3440106"/>
             <wp:effectExtent l="0" t="0" r="0" b="8255"/>
             <wp:docPr id="3" name="Picture 3"/>
-            <wp:cNvGraphicFramePr>
-              <a:graphicFrameLocks xmlns:a="http://schemas.openxmlformats.org/drawingml/2006/main" noChangeAspect="1"/>
-            </wp:cNvGraphicFramePr>
-            <a:graphic xmlns:a="http://schemas.openxmlformats.org/drawingml/2006/main">
-              <a:graphicData uri="http://schemas.openxmlformats.org/drawingml/2006/picture">
-                <pic:pic xmlns:pic="http://schemas.openxmlformats.org/drawingml/2006/picture">
-                  <pic:nvPicPr>
-                    <pic:cNvPr id="1" name=""/>
-                    <pic:cNvPicPr/>
-                  </pic:nvPicPr>
-                  <pic:blipFill>
-                    <a:blip r:embed="rId9"/>
-                    <a:stretch>
-                      <a:fillRect/>
-                    </a:stretch>
-                  </pic:blipFill>
-                  <pic:spPr>
-                    <a:xfrm>
-                      <a:off x="0" y="0"/>
-                      <a:ext cx="4501637" cy="3444572"/>
-                    </a:xfrm>
-                    <a:prstGeom prst="rect">
-                      <a:avLst/>
-                    </a:prstGeom>
-                  </pic:spPr>
-                </pic:pic>
-              </a:graphicData>
-            </a:graphic>
-          </wp:inline>
-        </w:drawing>
-      </w:r>
-    </w:p>
-    <w:p>
-      <w:pPr>
-        <w:pStyle w:val="Caption"/>
-        <w:jc w:val="center"/>
-      </w:pPr>
-      <w:r>
-        <w:t xml:space="preserve">Slika </w:t>
-      </w:r>
-      <w:fldSimple w:instr=" SEQ Slika \* ARABIC ">
-        <w:r>
-          <w:rPr>
-            <w:noProof/>
-          </w:rPr>
-          <w:t>3</w:t>
-        </w:r>
-      </w:fldSimple>
-      <w:r>
-        <w:t xml:space="preserve"> </w:t>
-      </w:r>
-      <w:r>
-        <w:t>Matrica zabune Random Forest modela.</w:t>
-      </w:r>
-    </w:p>
-    <w:p>
-      <w:pPr>
-        <w:spacing w:line="360" w:lineRule="auto"/>
-        <w:jc w:val="both"/>
-        <w:rPr>
-          <w:rFonts w:ascii="Times New Roman" w:hAnsi="Times New Roman" w:cs="Times New Roman"/>
-          <w:sz w:val="24"/>
-          <w:szCs w:val="24"/>
-        </w:rPr>
-      </w:pPr>
-      <w:r>
-        <w:rPr>
-          <w:rFonts w:ascii="Times New Roman" w:hAnsi="Times New Roman" w:cs="Times New Roman"/>
-          <w:sz w:val="24"/>
-          <w:szCs w:val="24"/>
-        </w:rPr>
-        <w:t>Random Forest model ostvario je vrlo mali broj pogrešnih klasifikacija, što potvrđuje njegovu visoku uspješnost u razlikovanju antimikrobnih i neantimikrobnih peptida.</w:t>
-      </w:r>
-    </w:p>
-    <w:p>
-      <w:pPr>
-        <w:keepNext/>
-        <w:spacing w:line="360" w:lineRule="auto"/>
-        <w:jc w:val="center"/>
-      </w:pPr>
-      <w:r>
-        <w:rPr>
-          <w:rFonts w:ascii="Times New Roman" w:hAnsi="Times New Roman" w:cs="Times New Roman"/>
-          <w:noProof/>
-          <w:sz w:val="24"/>
-          <w:szCs w:val="24"/>
-        </w:rPr>
-        <w:drawing>
-          <wp:inline distT="0" distB="0" distL="0" distR="0" wp14:anchorId="464BA941" wp14:editId="11662816">
-            <wp:extent cx="3877336" cy="3009900"/>
-            <wp:effectExtent l="0" t="0" r="8890" b="0"/>
-            <wp:docPr id="4" name="Picture 4"/>
-            <wp:cNvGraphicFramePr>
-              <a:graphicFrameLocks xmlns:a="http://schemas.openxmlformats.org/drawingml/2006/main" noChangeAspect="1"/>
-            </wp:cNvGraphicFramePr>
-            <a:graphic xmlns:a="http://schemas.openxmlformats.org/drawingml/2006/main">
-              <a:graphicData uri="http://schemas.openxmlformats.org/drawingml/2006/picture">
-                <pic:pic xmlns:pic="http://schemas.openxmlformats.org/drawingml/2006/picture">
-                  <pic:nvPicPr>
-                    <pic:cNvPr id="1" name=""/>
-                    <pic:cNvPicPr/>
-                  </pic:nvPicPr>
-                  <pic:blipFill>
-                    <a:blip r:embed="rId10"/>
-                    <a:stretch>
-                      <a:fillRect/>
-                    </a:stretch>
-                  </pic:blipFill>
-                  <pic:spPr>
-                    <a:xfrm>
-                      <a:off x="0" y="0"/>
-                      <a:ext cx="3880907" cy="3012672"/>
-                    </a:xfrm>
-                    <a:prstGeom prst="rect">
-                      <a:avLst/>
-                    </a:prstGeom>
-                  </pic:spPr>
-                </pic:pic>
-              </a:graphicData>
-            </a:graphic>
-          </wp:inline>
-        </w:drawing>
-      </w:r>
-    </w:p>
-    <w:p>
-      <w:pPr>
-        <w:pStyle w:val="Caption"/>
-        <w:jc w:val="center"/>
-      </w:pPr>
-      <w:r>
-        <w:t xml:space="preserve">Slika </w:t>
-      </w:r>
-      <w:fldSimple w:instr=" SEQ Slika \* ARABIC ">
-        <w:r>
-          <w:rPr>
-            <w:noProof/>
-          </w:rPr>
-          <w:t>4</w:t>
-        </w:r>
-      </w:fldSimple>
-      <w:r>
-        <w:t xml:space="preserve"> </w:t>
-      </w:r>
-      <w:r>
-        <w:t>Matrica zabune SVM modela.</w:t>
-      </w:r>
-    </w:p>
-    <w:p>
-      <w:pPr>
-        <w:spacing w:line="360" w:lineRule="auto"/>
-        <w:jc w:val="both"/>
-        <w:rPr>
-          <w:rFonts w:ascii="Times New Roman" w:hAnsi="Times New Roman" w:cs="Times New Roman"/>
-          <w:sz w:val="24"/>
-          <w:szCs w:val="24"/>
-        </w:rPr>
-      </w:pPr>
-      <w:r>
-        <w:rPr>
-          <w:rFonts w:ascii="Times New Roman" w:hAnsi="Times New Roman" w:cs="Times New Roman"/>
-          <w:sz w:val="24"/>
-          <w:szCs w:val="24"/>
-        </w:rPr>
-        <w:t>SVM model također je ostvario vrlo dobre rezultate, pri čemu je broj pogrešnih klasifikacija bio usporediv s Random Forest modelom.</w:t>
-      </w:r>
-    </w:p>
-    <w:p>
-      <w:pPr>
-        <w:keepNext/>
-        <w:spacing w:line="360" w:lineRule="auto"/>
-        <w:jc w:val="center"/>
-      </w:pPr>
-      <w:r>
-        <w:rPr>
-          <w:rFonts w:ascii="Times New Roman" w:hAnsi="Times New Roman" w:cs="Times New Roman"/>
-          <w:noProof/>
-          <w:sz w:val="24"/>
-          <w:szCs w:val="24"/>
-        </w:rPr>
-        <w:lastRenderedPageBreak/>
-        <w:drawing>
-          <wp:inline distT="0" distB="0" distL="0" distR="0" wp14:anchorId="06AD2FBF" wp14:editId="3D0D5561">
-            <wp:extent cx="5730737" cy="3627434"/>
-            <wp:effectExtent l="0" t="0" r="3810" b="0"/>
-            <wp:docPr id="5" name="Picture 5"/>
             <wp:cNvGraphicFramePr>
               <a:graphicFrameLocks xmlns:a="http://schemas.openxmlformats.org/drawingml/2006/main" noChangeAspect="1"/>
             </wp:cNvGraphicFramePr>
@@ -4156,6 +5516,290 @@
                   <pic:spPr>
                     <a:xfrm>
                       <a:off x="0" y="0"/>
+                      <a:ext cx="4501637" cy="3444572"/>
+                    </a:xfrm>
+                    <a:prstGeom prst="rect">
+                      <a:avLst/>
+                    </a:prstGeom>
+                  </pic:spPr>
+                </pic:pic>
+              </a:graphicData>
+            </a:graphic>
+          </wp:inline>
+        </w:drawing>
+      </w:r>
+    </w:p>
+    <w:p>
+      <w:pPr>
+        <w:pStyle w:val="Caption"/>
+        <w:jc w:val="center"/>
+        <w:rPr>
+          <w:rFonts w:ascii="Times New Roman" w:hAnsi="Times New Roman" w:cs="Times New Roman"/>
+        </w:rPr>
+      </w:pPr>
+      <w:bookmarkStart w:id="15" w:name="_Toc234527513"/>
+      <w:r>
+        <w:t xml:space="preserve">Slika </w:t>
+      </w:r>
+      <w:fldSimple w:instr=" STYLEREF 1 \s ">
+        <w:r>
+          <w:rPr>
+            <w:noProof/>
+          </w:rPr>
+          <w:t>8</w:t>
+        </w:r>
+      </w:fldSimple>
+      <w:r>
+        <w:t>.</w:t>
+      </w:r>
+      <w:fldSimple w:instr=" SEQ Slika \* ARABIC \s 1 ">
+        <w:r>
+          <w:rPr>
+            <w:noProof/>
+          </w:rPr>
+          <w:t>1</w:t>
+        </w:r>
+      </w:fldSimple>
+      <w:r>
+        <w:t xml:space="preserve"> </w:t>
+      </w:r>
+      <w:r>
+        <w:t>Matrica zabune Random Forest modela.</w:t>
+      </w:r>
+      <w:bookmarkEnd w:id="15"/>
+    </w:p>
+    <w:p>
+      <w:pPr>
+        <w:pStyle w:val="Caption"/>
+        <w:jc w:val="center"/>
+        <w:rPr>
+          <w:rFonts w:ascii="Times New Roman" w:hAnsi="Times New Roman" w:cs="Times New Roman"/>
+        </w:rPr>
+      </w:pPr>
+    </w:p>
+    <w:p>
+      <w:pPr>
+        <w:spacing w:line="360" w:lineRule="auto"/>
+        <w:jc w:val="both"/>
+        <w:rPr>
+          <w:rFonts w:ascii="Times New Roman" w:hAnsi="Times New Roman" w:cs="Times New Roman"/>
+          <w:sz w:val="24"/>
+          <w:szCs w:val="24"/>
+        </w:rPr>
+      </w:pPr>
+      <w:r>
+        <w:rPr>
+          <w:rFonts w:ascii="Times New Roman" w:hAnsi="Times New Roman" w:cs="Times New Roman"/>
+          <w:sz w:val="24"/>
+          <w:szCs w:val="24"/>
+        </w:rPr>
+        <w:t>Random Forest model ostvario je vrlo mali broj pogrešnih klasifikacija, što potvrđuje njegovu visoku uspješnost u razlikovanju antimikrobnih i neantimikrobnih peptida.</w:t>
+      </w:r>
+    </w:p>
+    <w:p>
+      <w:pPr>
+        <w:keepNext/>
+        <w:spacing w:line="360" w:lineRule="auto"/>
+        <w:jc w:val="center"/>
+        <w:rPr>
+          <w:rFonts w:ascii="Times New Roman" w:hAnsi="Times New Roman" w:cs="Times New Roman"/>
+        </w:rPr>
+      </w:pPr>
+      <w:r>
+        <w:rPr>
+          <w:rFonts w:ascii="Times New Roman" w:hAnsi="Times New Roman" w:cs="Times New Roman"/>
+          <w:noProof/>
+          <w:sz w:val="24"/>
+          <w:szCs w:val="24"/>
+        </w:rPr>
+        <w:drawing>
+          <wp:inline distT="0" distB="0" distL="0" distR="0" wp14:anchorId="464BA941" wp14:editId="11662816">
+            <wp:extent cx="3877336" cy="3009900"/>
+            <wp:effectExtent l="0" t="0" r="8890" b="0"/>
+            <wp:docPr id="4" name="Picture 4"/>
+            <wp:cNvGraphicFramePr>
+              <a:graphicFrameLocks xmlns:a="http://schemas.openxmlformats.org/drawingml/2006/main" noChangeAspect="1"/>
+            </wp:cNvGraphicFramePr>
+            <a:graphic xmlns:a="http://schemas.openxmlformats.org/drawingml/2006/main">
+              <a:graphicData uri="http://schemas.openxmlformats.org/drawingml/2006/picture">
+                <pic:pic xmlns:pic="http://schemas.openxmlformats.org/drawingml/2006/picture">
+                  <pic:nvPicPr>
+                    <pic:cNvPr id="1" name=""/>
+                    <pic:cNvPicPr/>
+                  </pic:nvPicPr>
+                  <pic:blipFill>
+                    <a:blip r:embed="rId12"/>
+                    <a:stretch>
+                      <a:fillRect/>
+                    </a:stretch>
+                  </pic:blipFill>
+                  <pic:spPr>
+                    <a:xfrm>
+                      <a:off x="0" y="0"/>
+                      <a:ext cx="3880907" cy="3012672"/>
+                    </a:xfrm>
+                    <a:prstGeom prst="rect">
+                      <a:avLst/>
+                    </a:prstGeom>
+                  </pic:spPr>
+                </pic:pic>
+              </a:graphicData>
+            </a:graphic>
+          </wp:inline>
+        </w:drawing>
+      </w:r>
+    </w:p>
+    <w:p>
+      <w:pPr>
+        <w:pStyle w:val="Caption"/>
+        <w:jc w:val="center"/>
+        <w:rPr>
+          <w:rFonts w:ascii="Times New Roman" w:hAnsi="Times New Roman" w:cs="Times New Roman"/>
+        </w:rPr>
+      </w:pPr>
+      <w:bookmarkStart w:id="16" w:name="_Toc234527514"/>
+      <w:r>
+        <w:rPr>
+          <w:rFonts w:ascii="Times New Roman" w:hAnsi="Times New Roman" w:cs="Times New Roman"/>
+        </w:rPr>
+        <w:t xml:space="preserve">Slika </w:t>
+      </w:r>
+      <w:r>
+        <w:rPr>
+          <w:rFonts w:ascii="Times New Roman" w:hAnsi="Times New Roman" w:cs="Times New Roman"/>
+        </w:rPr>
+        <w:fldChar w:fldCharType="begin"/>
+      </w:r>
+      <w:r>
+        <w:rPr>
+          <w:rFonts w:ascii="Times New Roman" w:hAnsi="Times New Roman" w:cs="Times New Roman"/>
+        </w:rPr>
+        <w:instrText xml:space="preserve"> STYLEREF 1 \s </w:instrText>
+      </w:r>
+      <w:r>
+        <w:rPr>
+          <w:rFonts w:ascii="Times New Roman" w:hAnsi="Times New Roman" w:cs="Times New Roman"/>
+        </w:rPr>
+        <w:fldChar w:fldCharType="separate"/>
+      </w:r>
+      <w:r>
+        <w:rPr>
+          <w:rFonts w:ascii="Times New Roman" w:hAnsi="Times New Roman" w:cs="Times New Roman"/>
+          <w:noProof/>
+        </w:rPr>
+        <w:t>8</w:t>
+      </w:r>
+      <w:r>
+        <w:rPr>
+          <w:rFonts w:ascii="Times New Roman" w:hAnsi="Times New Roman" w:cs="Times New Roman"/>
+        </w:rPr>
+        <w:fldChar w:fldCharType="end"/>
+      </w:r>
+      <w:r>
+        <w:rPr>
+          <w:rFonts w:ascii="Times New Roman" w:hAnsi="Times New Roman" w:cs="Times New Roman"/>
+        </w:rPr>
+        <w:t>.</w:t>
+      </w:r>
+      <w:r>
+        <w:rPr>
+          <w:rFonts w:ascii="Times New Roman" w:hAnsi="Times New Roman" w:cs="Times New Roman"/>
+        </w:rPr>
+        <w:fldChar w:fldCharType="begin"/>
+      </w:r>
+      <w:r>
+        <w:rPr>
+          <w:rFonts w:ascii="Times New Roman" w:hAnsi="Times New Roman" w:cs="Times New Roman"/>
+        </w:rPr>
+        <w:instrText xml:space="preserve"> SEQ Slika \* ARABIC \s 1 </w:instrText>
+      </w:r>
+      <w:r>
+        <w:rPr>
+          <w:rFonts w:ascii="Times New Roman" w:hAnsi="Times New Roman" w:cs="Times New Roman"/>
+        </w:rPr>
+        <w:fldChar w:fldCharType="separate"/>
+      </w:r>
+      <w:r>
+        <w:rPr>
+          <w:rFonts w:ascii="Times New Roman" w:hAnsi="Times New Roman" w:cs="Times New Roman"/>
+          <w:noProof/>
+        </w:rPr>
+        <w:t>2</w:t>
+      </w:r>
+      <w:r>
+        <w:rPr>
+          <w:rFonts w:ascii="Times New Roman" w:hAnsi="Times New Roman" w:cs="Times New Roman"/>
+        </w:rPr>
+        <w:fldChar w:fldCharType="end"/>
+      </w:r>
+      <w:r>
+        <w:rPr>
+          <w:rFonts w:ascii="Times New Roman" w:hAnsi="Times New Roman" w:cs="Times New Roman"/>
+        </w:rPr>
+        <w:t xml:space="preserve"> Matrica zabune SVM modela.</w:t>
+      </w:r>
+      <w:bookmarkEnd w:id="16"/>
+    </w:p>
+    <w:p>
+      <w:pPr>
+        <w:spacing w:line="360" w:lineRule="auto"/>
+        <w:jc w:val="both"/>
+        <w:rPr>
+          <w:rFonts w:ascii="Times New Roman" w:hAnsi="Times New Roman" w:cs="Times New Roman"/>
+          <w:sz w:val="24"/>
+          <w:szCs w:val="24"/>
+        </w:rPr>
+      </w:pPr>
+      <w:r>
+        <w:rPr>
+          <w:rFonts w:ascii="Times New Roman" w:hAnsi="Times New Roman" w:cs="Times New Roman"/>
+          <w:sz w:val="24"/>
+          <w:szCs w:val="24"/>
+        </w:rPr>
+        <w:t>SVM model također je ostvario vrlo dobre rezultate, pri čemu je broj pogrešnih klasifikacija bio usporediv s Random Forest modelom.</w:t>
+      </w:r>
+    </w:p>
+    <w:p>
+      <w:pPr>
+        <w:keepNext/>
+        <w:spacing w:line="360" w:lineRule="auto"/>
+        <w:jc w:val="center"/>
+        <w:rPr>
+          <w:rFonts w:ascii="Times New Roman" w:hAnsi="Times New Roman" w:cs="Times New Roman"/>
+        </w:rPr>
+      </w:pPr>
+      <w:r>
+        <w:rPr>
+          <w:rFonts w:ascii="Times New Roman" w:hAnsi="Times New Roman" w:cs="Times New Roman"/>
+          <w:noProof/>
+          <w:sz w:val="24"/>
+          <w:szCs w:val="24"/>
+        </w:rPr>
+        <w:lastRenderedPageBreak/>
+        <w:drawing>
+          <wp:inline distT="0" distB="0" distL="0" distR="0" wp14:anchorId="06AD2FBF" wp14:editId="3D0D5561">
+            <wp:extent cx="5730737" cy="3627434"/>
+            <wp:effectExtent l="0" t="0" r="3810" b="0"/>
+            <wp:docPr id="5" name="Picture 5"/>
+            <wp:cNvGraphicFramePr>
+              <a:graphicFrameLocks xmlns:a="http://schemas.openxmlformats.org/drawingml/2006/main" noChangeAspect="1"/>
+            </wp:cNvGraphicFramePr>
+            <a:graphic xmlns:a="http://schemas.openxmlformats.org/drawingml/2006/main">
+              <a:graphicData uri="http://schemas.openxmlformats.org/drawingml/2006/picture">
+                <pic:pic xmlns:pic="http://schemas.openxmlformats.org/drawingml/2006/picture">
+                  <pic:nvPicPr>
+                    <pic:cNvPr id="1" name=""/>
+                    <pic:cNvPicPr/>
+                  </pic:nvPicPr>
+                  <pic:blipFill>
+                    <a:blip r:embed="rId13"/>
+                    <a:stretch>
+                      <a:fillRect/>
+                    </a:stretch>
+                  </pic:blipFill>
+                  <pic:spPr>
+                    <a:xfrm>
+                      <a:off x="0" y="0"/>
                       <a:ext cx="5730737" cy="3627434"/>
                     </a:xfrm>
                     <a:prstGeom prst="rect">
@@ -4179,64 +5823,1249 @@
           <w:szCs w:val="24"/>
         </w:rPr>
       </w:pPr>
-      <w:r>
+      <w:bookmarkStart w:id="17" w:name="_Toc234527515"/>
+      <w:r>
+        <w:rPr>
+          <w:rFonts w:ascii="Times New Roman" w:hAnsi="Times New Roman" w:cs="Times New Roman"/>
+        </w:rPr>
         <w:t xml:space="preserve">Slika </w:t>
       </w:r>
-      <w:fldSimple w:instr=" SEQ Slika \* ARABIC ">
+      <w:r>
+        <w:rPr>
+          <w:rFonts w:ascii="Times New Roman" w:hAnsi="Times New Roman" w:cs="Times New Roman"/>
+        </w:rPr>
+        <w:fldChar w:fldCharType="begin"/>
+      </w:r>
+      <w:r>
+        <w:rPr>
+          <w:rFonts w:ascii="Times New Roman" w:hAnsi="Times New Roman" w:cs="Times New Roman"/>
+        </w:rPr>
+        <w:instrText xml:space="preserve"> STYLEREF 1 \s </w:instrText>
+      </w:r>
+      <w:r>
+        <w:rPr>
+          <w:rFonts w:ascii="Times New Roman" w:hAnsi="Times New Roman" w:cs="Times New Roman"/>
+        </w:rPr>
+        <w:fldChar w:fldCharType="separate"/>
+      </w:r>
+      <w:r>
+        <w:rPr>
+          <w:rFonts w:ascii="Times New Roman" w:hAnsi="Times New Roman" w:cs="Times New Roman"/>
+          <w:noProof/>
+        </w:rPr>
+        <w:t>8</w:t>
+      </w:r>
+      <w:r>
+        <w:rPr>
+          <w:rFonts w:ascii="Times New Roman" w:hAnsi="Times New Roman" w:cs="Times New Roman"/>
+        </w:rPr>
+        <w:fldChar w:fldCharType="end"/>
+      </w:r>
+      <w:r>
+        <w:rPr>
+          <w:rFonts w:ascii="Times New Roman" w:hAnsi="Times New Roman" w:cs="Times New Roman"/>
+        </w:rPr>
+        <w:t>.</w:t>
+      </w:r>
+      <w:r>
+        <w:rPr>
+          <w:rFonts w:ascii="Times New Roman" w:hAnsi="Times New Roman" w:cs="Times New Roman"/>
+        </w:rPr>
+        <w:fldChar w:fldCharType="begin"/>
+      </w:r>
+      <w:r>
+        <w:rPr>
+          <w:rFonts w:ascii="Times New Roman" w:hAnsi="Times New Roman" w:cs="Times New Roman"/>
+        </w:rPr>
+        <w:instrText xml:space="preserve"> SEQ Slika \* ARABIC \s 1 </w:instrText>
+      </w:r>
+      <w:r>
+        <w:rPr>
+          <w:rFonts w:ascii="Times New Roman" w:hAnsi="Times New Roman" w:cs="Times New Roman"/>
+        </w:rPr>
+        <w:fldChar w:fldCharType="separate"/>
+      </w:r>
+      <w:r>
+        <w:rPr>
+          <w:rFonts w:ascii="Times New Roman" w:hAnsi="Times New Roman" w:cs="Times New Roman"/>
+          <w:noProof/>
+        </w:rPr>
+        <w:t>3</w:t>
+      </w:r>
+      <w:r>
+        <w:rPr>
+          <w:rFonts w:ascii="Times New Roman" w:hAnsi="Times New Roman" w:cs="Times New Roman"/>
+        </w:rPr>
+        <w:fldChar w:fldCharType="end"/>
+      </w:r>
+      <w:r>
+        <w:rPr>
+          <w:rFonts w:ascii="Times New Roman" w:hAnsi="Times New Roman" w:cs="Times New Roman"/>
+        </w:rPr>
+        <w:t xml:space="preserve"> Važnost bioinformatičkih značajki prema modelu Random Forest.</w:t>
+      </w:r>
+      <w:bookmarkEnd w:id="17"/>
+    </w:p>
+    <w:p>
+      <w:pPr>
+        <w:spacing w:line="360" w:lineRule="auto"/>
+        <w:jc w:val="both"/>
+        <w:rPr>
+          <w:rFonts w:ascii="Times New Roman" w:hAnsi="Times New Roman" w:cs="Times New Roman"/>
+        </w:rPr>
+      </w:pPr>
+      <w:r>
+        <w:rPr>
+          <w:rFonts w:ascii="Times New Roman" w:hAnsi="Times New Roman" w:cs="Times New Roman"/>
+          <w:sz w:val="24"/>
+          <w:szCs w:val="24"/>
+        </w:rPr>
+        <w:t>Na slici je prikazana relativna važnost bioinformatičkih značajki koje je model Random Forest koristio tijekom klasifikacije. Najveći doprinos imao je neto naboj peptida, dok su značajan utjecaj pokazale i pojedine značajke aminokiselinskog sastava (AAC) te prosječna hidrofobnost. Dobiveni rezultati u skladu su s poznatim biološkim svojstvima antimikrobnih peptida</w:t>
+      </w:r>
+      <w:r>
+        <w:rPr>
+          <w:rFonts w:ascii="Times New Roman" w:hAnsi="Times New Roman" w:cs="Times New Roman"/>
+        </w:rPr>
+        <w:t>.</w:t>
+      </w:r>
+    </w:p>
+    <w:p>
+      <w:pPr>
+        <w:rPr>
+          <w:rFonts w:ascii="Times New Roman" w:hAnsi="Times New Roman" w:cs="Times New Roman"/>
+        </w:rPr>
+      </w:pPr>
+      <w:r>
+        <w:rPr>
+          <w:rFonts w:ascii="Times New Roman" w:hAnsi="Times New Roman" w:cs="Times New Roman"/>
+        </w:rPr>
+        <w:br w:type="page"/>
+      </w:r>
+    </w:p>
+    <w:p>
+      <w:pPr>
+        <w:pStyle w:val="Heading1"/>
+        <w:rPr>
+          <w:rFonts w:ascii="Times New Roman" w:hAnsi="Times New Roman" w:cs="Times New Roman"/>
+        </w:rPr>
+      </w:pPr>
+      <w:bookmarkStart w:id="18" w:name="_Toc234527555"/>
+      <w:r>
+        <w:rPr>
+          <w:rFonts w:ascii="Times New Roman" w:hAnsi="Times New Roman" w:cs="Times New Roman"/>
+        </w:rPr>
+        <w:lastRenderedPageBreak/>
+        <w:t>9. R</w:t>
+      </w:r>
+      <w:r>
+        <w:rPr>
+          <w:rFonts w:ascii="Times New Roman" w:hAnsi="Times New Roman" w:cs="Times New Roman"/>
+        </w:rPr>
+        <w:t>ASPRAVA</w:t>
+      </w:r>
+      <w:bookmarkEnd w:id="18"/>
+      <w:r>
+        <w:rPr>
+          <w:rFonts w:ascii="Times New Roman" w:hAnsi="Times New Roman" w:cs="Times New Roman"/>
+        </w:rPr>
+        <w:t xml:space="preserve"> </w:t>
+      </w:r>
+    </w:p>
+    <w:p>
+      <w:pPr>
+        <w:spacing w:line="360" w:lineRule="auto"/>
+        <w:jc w:val="both"/>
+        <w:rPr>
+          <w:rFonts w:ascii="Times New Roman" w:hAnsi="Times New Roman" w:cs="Times New Roman"/>
+        </w:rPr>
+      </w:pPr>
+    </w:p>
+    <w:p>
+      <w:pPr>
+        <w:spacing w:line="360" w:lineRule="auto"/>
+        <w:jc w:val="both"/>
+        <w:rPr>
+          <w:rFonts w:ascii="Times New Roman" w:hAnsi="Times New Roman" w:cs="Times New Roman"/>
+          <w:sz w:val="24"/>
+          <w:szCs w:val="24"/>
+        </w:rPr>
+      </w:pPr>
+      <w:r>
+        <w:rPr>
+          <w:rFonts w:ascii="Times New Roman" w:hAnsi="Times New Roman" w:cs="Times New Roman"/>
+          <w:sz w:val="24"/>
+          <w:szCs w:val="24"/>
+        </w:rPr>
+        <w:t>Rezultati dobiveni u ovom projektu pokazuju da se jednostavne bioinformatičke značajke mogu uspješno koristiti za razlikovanje antimikrobnih i neantimikrobnih peptida primjenom metoda strojnog učenja. Oba korištena modela ostvarila su vrlo visoku uspješnost klasifikacije, pri čemu je Random Forest postigao nešto bolje ukupne rezultate u odnosu na Support Vector Machine.</w:t>
+      </w:r>
+    </w:p>
+    <w:p>
+      <w:pPr>
+        <w:spacing w:line="360" w:lineRule="auto"/>
+        <w:jc w:val="both"/>
+        <w:rPr>
+          <w:rFonts w:ascii="Times New Roman" w:hAnsi="Times New Roman" w:cs="Times New Roman"/>
+          <w:sz w:val="24"/>
+          <w:szCs w:val="24"/>
+        </w:rPr>
+      </w:pPr>
+      <w:r>
+        <w:rPr>
+          <w:rFonts w:ascii="Times New Roman" w:hAnsi="Times New Roman" w:cs="Times New Roman"/>
+          <w:sz w:val="24"/>
+          <w:szCs w:val="24"/>
+        </w:rPr>
+        <w:t>Analiza važnosti značajki pokazala je da je neto naboj najznačajniji čimbenik pri klasifikaciji peptida. Takav rezultat u skladu je s poznatim biološkim svojstvima antimikrobnih peptida, koji su najčešće pozitivno nabijeni te zbog toga učinkovito ostvaruju interakciju s negativno nabijenim membranama mikroorganizama. Osim neto naboja, značajan doprinos klasifikaciji imali su i aminokiselinski sastav te prosječna hidrofobnost, što dodatno potvrđuje njihovu važnost u određivanju funkcionalnih svojstava peptida.</w:t>
+      </w:r>
+    </w:p>
+    <w:p>
+      <w:pPr>
+        <w:spacing w:line="360" w:lineRule="auto"/>
+        <w:jc w:val="both"/>
+        <w:rPr>
+          <w:rFonts w:ascii="Times New Roman" w:hAnsi="Times New Roman" w:cs="Times New Roman"/>
+          <w:sz w:val="24"/>
+          <w:szCs w:val="24"/>
+        </w:rPr>
+      </w:pPr>
+      <w:r>
+        <w:rPr>
+          <w:rFonts w:ascii="Times New Roman" w:hAnsi="Times New Roman" w:cs="Times New Roman"/>
+          <w:sz w:val="24"/>
+          <w:szCs w:val="24"/>
+        </w:rPr>
+        <w:t>Analiza pogrešno klasificiranih primjera pokazala je da određene peptidne sekvence imaju svojstva karakteristična za obje promatrane klase. Takvi primjeri ukazuju na složenost bioloških podataka te pokazuju da granica između antimikrobnih i neantimikrobnih peptida nije uvijek potpuno jasno definirana.</w:t>
+      </w:r>
+    </w:p>
+    <w:p>
+      <w:pPr>
+        <w:spacing w:line="360" w:lineRule="auto"/>
+        <w:jc w:val="both"/>
+        <w:rPr>
+          <w:rFonts w:ascii="Times New Roman" w:hAnsi="Times New Roman" w:cs="Times New Roman"/>
+          <w:sz w:val="24"/>
+          <w:szCs w:val="24"/>
+        </w:rPr>
+      </w:pPr>
+      <w:r>
+        <w:rPr>
+          <w:rFonts w:ascii="Times New Roman" w:hAnsi="Times New Roman" w:cs="Times New Roman"/>
+          <w:sz w:val="24"/>
+          <w:szCs w:val="24"/>
+        </w:rPr>
+        <w:t>Dobiveni rezultati potvrđuju da odabrani pristup predstavlja učinkovitu osnovu za razvoj modela klasifikacije peptida. U budućim istraživanjima bilo bi moguće dodatno poboljšati uspješnost modela uključivanjem složenijih bioinformatičkih značajki, većeg broja skupova podataka ili primjenom naprednijih metoda strojnog učenja.</w:t>
+      </w:r>
+    </w:p>
+    <w:p>
+      <w:pPr>
+        <w:spacing w:line="360" w:lineRule="auto"/>
+        <w:jc w:val="both"/>
+        <w:rPr>
+          <w:rFonts w:ascii="Times New Roman" w:hAnsi="Times New Roman" w:cs="Times New Roman"/>
+          <w:sz w:val="24"/>
+          <w:szCs w:val="24"/>
+        </w:rPr>
+      </w:pPr>
+    </w:p>
+    <w:p>
+      <w:pPr>
+        <w:rPr>
+          <w:rFonts w:ascii="Times New Roman" w:hAnsi="Times New Roman" w:cs="Times New Roman"/>
+          <w:sz w:val="24"/>
+          <w:szCs w:val="24"/>
+        </w:rPr>
+      </w:pPr>
+      <w:r>
+        <w:rPr>
+          <w:rFonts w:ascii="Times New Roman" w:hAnsi="Times New Roman" w:cs="Times New Roman"/>
+          <w:sz w:val="24"/>
+          <w:szCs w:val="24"/>
+        </w:rPr>
+        <w:br w:type="page"/>
+      </w:r>
+    </w:p>
+    <w:p>
+      <w:pPr>
+        <w:pStyle w:val="Heading1"/>
+        <w:rPr>
+          <w:rFonts w:ascii="Times New Roman" w:hAnsi="Times New Roman" w:cs="Times New Roman"/>
+        </w:rPr>
+      </w:pPr>
+      <w:bookmarkStart w:id="19" w:name="_Toc234527556"/>
+      <w:r>
+        <w:rPr>
+          <w:rFonts w:ascii="Times New Roman" w:hAnsi="Times New Roman" w:cs="Times New Roman"/>
+        </w:rPr>
+        <w:lastRenderedPageBreak/>
+        <w:t>10. O</w:t>
+      </w:r>
+      <w:r>
+        <w:rPr>
+          <w:rFonts w:ascii="Times New Roman" w:hAnsi="Times New Roman" w:cs="Times New Roman"/>
+        </w:rPr>
+        <w:t>GRANIČENJA</w:t>
+      </w:r>
+      <w:bookmarkEnd w:id="19"/>
+      <w:r>
+        <w:rPr>
+          <w:rFonts w:ascii="Times New Roman" w:hAnsi="Times New Roman" w:cs="Times New Roman"/>
+        </w:rPr>
+        <w:t xml:space="preserve"> </w:t>
+      </w:r>
+    </w:p>
+    <w:p>
+      <w:pPr>
+        <w:spacing w:line="360" w:lineRule="auto"/>
+        <w:jc w:val="both"/>
+        <w:rPr>
+          <w:rFonts w:ascii="Times New Roman" w:hAnsi="Times New Roman" w:cs="Times New Roman"/>
+          <w:sz w:val="24"/>
+          <w:szCs w:val="24"/>
+        </w:rPr>
+      </w:pPr>
+    </w:p>
+    <w:p>
+      <w:pPr>
+        <w:spacing w:line="360" w:lineRule="auto"/>
+        <w:jc w:val="both"/>
+        <w:rPr>
+          <w:rFonts w:ascii="Times New Roman" w:hAnsi="Times New Roman" w:cs="Times New Roman"/>
+          <w:sz w:val="24"/>
+          <w:szCs w:val="24"/>
+        </w:rPr>
+      </w:pPr>
+      <w:r>
+        <w:rPr>
+          <w:rFonts w:ascii="Times New Roman" w:hAnsi="Times New Roman" w:cs="Times New Roman"/>
+          <w:sz w:val="24"/>
+          <w:szCs w:val="24"/>
+        </w:rPr>
+        <w:t>Iako su dobiveni rezultati pokazali vrlo visoku uspješnost klasifikacije, projekt ima određena ograničenja. Modeli su trenirani i evaluirani na ograničenom broju javno dostupnih peptidnih sekvenci, zbog čega dobiveni rezultati ne moraju u potpunosti odražavati uspješnost na svim mogućim biološkim podacima.</w:t>
+      </w:r>
+    </w:p>
+    <w:p>
+      <w:pPr>
+        <w:spacing w:line="360" w:lineRule="auto"/>
+        <w:jc w:val="both"/>
+        <w:rPr>
+          <w:rFonts w:ascii="Times New Roman" w:hAnsi="Times New Roman" w:cs="Times New Roman"/>
+          <w:sz w:val="24"/>
+          <w:szCs w:val="24"/>
+        </w:rPr>
+      </w:pPr>
+      <w:r>
+        <w:rPr>
+          <w:rFonts w:ascii="Times New Roman" w:hAnsi="Times New Roman" w:cs="Times New Roman"/>
+          <w:sz w:val="24"/>
+          <w:szCs w:val="24"/>
+        </w:rPr>
+        <w:t>U ovom projektu korištene su relativno jednostavne bioinformatičke značajke, poput duljine sekvence, neto naboja, hidrofobnosti i aminokiselinskog sastava. Iako su se pokazale vrlo učinkovitima, dodatne značajke koje opisuju prostornu strukturu peptida ili evolucijske informacije mogle bi dodatno poboljšati uspješnost klasifikacije.</w:t>
+      </w:r>
+    </w:p>
+    <w:p>
+      <w:pPr>
+        <w:spacing w:line="360" w:lineRule="auto"/>
+        <w:jc w:val="both"/>
+        <w:rPr>
+          <w:rFonts w:ascii="Times New Roman" w:hAnsi="Times New Roman" w:cs="Times New Roman"/>
+          <w:sz w:val="24"/>
+          <w:szCs w:val="24"/>
+        </w:rPr>
+      </w:pPr>
+      <w:r>
+        <w:rPr>
+          <w:rFonts w:ascii="Times New Roman" w:hAnsi="Times New Roman" w:cs="Times New Roman"/>
+          <w:sz w:val="24"/>
+          <w:szCs w:val="24"/>
+        </w:rPr>
+        <w:t>Rezultati dobiveni ovim projektom služe isključivo u obrazovne i istraživačke svrhe. Razvijeni modeli nisu namijenjeni dijagnostičkoj ili kliničkoj primjeni te ih nije moguće koristiti kao zamjenu za laboratorijska ispitivanja ili stručnu medicinsku procjenu.</w:t>
+      </w:r>
+    </w:p>
+    <w:p>
+      <w:pPr>
+        <w:spacing w:line="360" w:lineRule="auto"/>
+        <w:jc w:val="both"/>
+        <w:rPr>
+          <w:rFonts w:ascii="Times New Roman" w:hAnsi="Times New Roman" w:cs="Times New Roman"/>
+          <w:sz w:val="24"/>
+          <w:szCs w:val="24"/>
+        </w:rPr>
+      </w:pPr>
+    </w:p>
+    <w:p>
+      <w:pPr>
+        <w:rPr>
+          <w:rFonts w:ascii="Times New Roman" w:hAnsi="Times New Roman" w:cs="Times New Roman"/>
+          <w:sz w:val="24"/>
+          <w:szCs w:val="24"/>
+        </w:rPr>
+      </w:pPr>
+      <w:r>
+        <w:rPr>
+          <w:rFonts w:ascii="Times New Roman" w:hAnsi="Times New Roman" w:cs="Times New Roman"/>
+          <w:sz w:val="24"/>
+          <w:szCs w:val="24"/>
+        </w:rPr>
+        <w:br w:type="page"/>
+      </w:r>
+    </w:p>
+    <w:p>
+      <w:pPr>
+        <w:pStyle w:val="Heading1"/>
+        <w:rPr>
+          <w:rFonts w:ascii="Times New Roman" w:hAnsi="Times New Roman" w:cs="Times New Roman"/>
+        </w:rPr>
+      </w:pPr>
+      <w:bookmarkStart w:id="20" w:name="_Toc234527557"/>
+      <w:r>
+        <w:rPr>
+          <w:rFonts w:ascii="Times New Roman" w:hAnsi="Times New Roman" w:cs="Times New Roman"/>
+        </w:rPr>
+        <w:lastRenderedPageBreak/>
+        <w:t>11. Z</w:t>
+      </w:r>
+      <w:r>
+        <w:rPr>
+          <w:rFonts w:ascii="Times New Roman" w:hAnsi="Times New Roman" w:cs="Times New Roman"/>
+        </w:rPr>
+        <w:t>AKLJUČAK</w:t>
+      </w:r>
+      <w:bookmarkEnd w:id="20"/>
+      <w:r>
+        <w:rPr>
+          <w:rFonts w:ascii="Times New Roman" w:hAnsi="Times New Roman" w:cs="Times New Roman"/>
+        </w:rPr>
+        <w:t xml:space="preserve"> </w:t>
+      </w:r>
+    </w:p>
+    <w:p>
+      <w:pPr>
+        <w:spacing w:line="360" w:lineRule="auto"/>
+        <w:jc w:val="both"/>
+        <w:rPr>
+          <w:rFonts w:ascii="Times New Roman" w:hAnsi="Times New Roman" w:cs="Times New Roman"/>
+          <w:sz w:val="24"/>
+          <w:szCs w:val="24"/>
+        </w:rPr>
+      </w:pPr>
+    </w:p>
+    <w:p>
+      <w:pPr>
+        <w:spacing w:line="360" w:lineRule="auto"/>
+        <w:jc w:val="both"/>
+        <w:rPr>
+          <w:rFonts w:ascii="Times New Roman" w:hAnsi="Times New Roman" w:cs="Times New Roman"/>
+          <w:sz w:val="24"/>
+          <w:szCs w:val="24"/>
+        </w:rPr>
+      </w:pPr>
+      <w:r>
+        <w:rPr>
+          <w:rFonts w:ascii="Times New Roman" w:hAnsi="Times New Roman" w:cs="Times New Roman"/>
+          <w:sz w:val="24"/>
+          <w:szCs w:val="24"/>
+        </w:rPr>
+        <w:t>U ovom projektu razvijen je model strojnog učenja za klasifikaciju antimikrobnih i neantimikrobnih peptida primjenom bioinformatičkih značajki dobivenih iz aminokiselinskih sekvenci. Projekt je obuhvatio sve faze analize podataka, uključujući prikupljanje i pripremu podataka, ekstrakciju značajki, treniranje modela te evaluaciju i interpretaciju rezultata.</w:t>
+      </w:r>
+    </w:p>
+    <w:p>
+      <w:pPr>
+        <w:spacing w:line="360" w:lineRule="auto"/>
+        <w:jc w:val="both"/>
+        <w:rPr>
+          <w:rFonts w:ascii="Times New Roman" w:hAnsi="Times New Roman" w:cs="Times New Roman"/>
+          <w:sz w:val="24"/>
+          <w:szCs w:val="24"/>
+        </w:rPr>
+      </w:pPr>
+      <w:r>
+        <w:rPr>
+          <w:rFonts w:ascii="Times New Roman" w:hAnsi="Times New Roman" w:cs="Times New Roman"/>
+          <w:sz w:val="24"/>
+          <w:szCs w:val="24"/>
+        </w:rPr>
+        <w:t>Korištenjem značajki kao što su duljina sekvence, neto naboj, hidrofobnost i aminokiselinski sastav postignuta je vrlo visoka uspješnost klasifikacije. Usporedbom dva modela strojnog učenja utvrđeno je da je Random Forest ostvario nešto bolje ukupne rezultate u odnosu na Support Vector Machine.</w:t>
+      </w:r>
+    </w:p>
+    <w:p>
+      <w:pPr>
+        <w:spacing w:line="360" w:lineRule="auto"/>
+        <w:jc w:val="both"/>
+        <w:rPr>
+          <w:rFonts w:ascii="Times New Roman" w:hAnsi="Times New Roman" w:cs="Times New Roman"/>
+          <w:sz w:val="24"/>
+          <w:szCs w:val="24"/>
+        </w:rPr>
+      </w:pPr>
+      <w:r>
+        <w:rPr>
+          <w:rFonts w:ascii="Times New Roman" w:hAnsi="Times New Roman" w:cs="Times New Roman"/>
+          <w:sz w:val="24"/>
+          <w:szCs w:val="24"/>
+        </w:rPr>
+        <w:t>Analiza važnosti značajki pokazala je da je neto naboj najvažnije svojstvo za razlikovanje antimikrobnih od neantimikrobnih peptida, što je u skladu s poznatim biološkim svojstvima ovih molekula. Dobiveni rezultati potvrđuju da se primjenom jednostavnih bioinformatičkih značajki i metoda strojnog učenja može razviti uspješan model za klasifikaciju peptida.</w:t>
+      </w:r>
+    </w:p>
+    <w:p>
+      <w:pPr>
+        <w:spacing w:line="360" w:lineRule="auto"/>
+        <w:jc w:val="both"/>
+        <w:rPr>
+          <w:rFonts w:ascii="Times New Roman" w:hAnsi="Times New Roman" w:cs="Times New Roman"/>
+          <w:sz w:val="24"/>
+          <w:szCs w:val="24"/>
+        </w:rPr>
+      </w:pPr>
+      <w:r>
+        <w:rPr>
+          <w:rFonts w:ascii="Times New Roman" w:hAnsi="Times New Roman" w:cs="Times New Roman"/>
+          <w:sz w:val="24"/>
+          <w:szCs w:val="24"/>
+        </w:rPr>
+        <w:t>Projekt je ispunio postavljeni cilj te pokazao kako se bioinformatički podaci mogu učinkovito analizirati primjenom metoda podatkovne znanosti.</w:t>
+      </w:r>
+    </w:p>
+    <w:p>
+      <w:pPr>
+        <w:spacing w:line="360" w:lineRule="auto"/>
+        <w:jc w:val="both"/>
+        <w:rPr>
+          <w:rFonts w:ascii="Times New Roman" w:hAnsi="Times New Roman" w:cs="Times New Roman"/>
+          <w:sz w:val="24"/>
+          <w:szCs w:val="24"/>
+        </w:rPr>
+      </w:pPr>
+    </w:p>
+    <w:p>
+      <w:pPr>
+        <w:rPr>
+          <w:rFonts w:ascii="Times New Roman" w:hAnsi="Times New Roman" w:cs="Times New Roman"/>
+          <w:sz w:val="24"/>
+          <w:szCs w:val="24"/>
+        </w:rPr>
+      </w:pPr>
+      <w:r>
+        <w:rPr>
+          <w:rFonts w:ascii="Times New Roman" w:hAnsi="Times New Roman" w:cs="Times New Roman"/>
+          <w:sz w:val="24"/>
+          <w:szCs w:val="24"/>
+        </w:rPr>
+        <w:br w:type="page"/>
+      </w:r>
+    </w:p>
+    <w:p>
+      <w:pPr>
+        <w:pStyle w:val="Heading1"/>
+        <w:spacing w:line="360" w:lineRule="auto"/>
+        <w:rPr>
+          <w:rFonts w:ascii="Times New Roman" w:hAnsi="Times New Roman" w:cs="Times New Roman"/>
+        </w:rPr>
+      </w:pPr>
+      <w:bookmarkStart w:id="21" w:name="_Toc234527558"/>
+      <w:r>
+        <w:rPr>
+          <w:rFonts w:ascii="Times New Roman" w:hAnsi="Times New Roman" w:cs="Times New Roman"/>
+        </w:rPr>
+        <w:lastRenderedPageBreak/>
+        <w:t>POPIS SLIKA I TABLICA</w:t>
+      </w:r>
+      <w:bookmarkEnd w:id="21"/>
+    </w:p>
+    <w:p>
+      <w:pPr>
+        <w:pStyle w:val="TableofFigures"/>
+        <w:tabs>
+          <w:tab w:val="right" w:leader="dot" w:pos="9062"/>
+        </w:tabs>
+        <w:spacing w:line="360" w:lineRule="auto"/>
+        <w:rPr>
+          <w:noProof/>
+        </w:rPr>
+      </w:pPr>
+      <w:r>
+        <w:fldChar w:fldCharType="begin"/>
+      </w:r>
+      <w:r>
+        <w:instrText xml:space="preserve"> TOC \h \z \c "Slika" </w:instrText>
+      </w:r>
+      <w:r>
+        <w:fldChar w:fldCharType="separate"/>
+      </w:r>
+      <w:hyperlink w:anchor="_Toc234527510" w:history="1">
+        <w:r>
+          <w:rPr>
+            <w:rStyle w:val="Hyperlink"/>
+            <w:rFonts w:ascii="Times New Roman" w:hAnsi="Times New Roman" w:cs="Times New Roman"/>
+            <w:noProof/>
+          </w:rPr>
+          <w:t>Slika 4.1 Raspodjela pozitivne i negativne klase u konačnom skupu podataka</w:t>
+        </w:r>
         <w:r>
           <w:rPr>
             <w:noProof/>
+            <w:webHidden/>
           </w:rPr>
-          <w:t>5</w:t>
+          <w:tab/>
         </w:r>
-      </w:fldSimple>
-      <w:r>
-        <w:t xml:space="preserve"> </w:t>
-      </w:r>
-      <w:r>
-        <w:t>Važnost bioinformatičkih značajki prema modelu Random Forest.</w:t>
+        <w:r>
+          <w:rPr>
+            <w:noProof/>
+            <w:webHidden/>
+          </w:rPr>
+          <w:fldChar w:fldCharType="begin"/>
+        </w:r>
+        <w:r>
+          <w:rPr>
+            <w:noProof/>
+            <w:webHidden/>
+          </w:rPr>
+          <w:instrText xml:space="preserve"> PAGEREF _Toc234527510 \h </w:instrText>
+        </w:r>
+        <w:r>
+          <w:rPr>
+            <w:noProof/>
+            <w:webHidden/>
+          </w:rPr>
+        </w:r>
+        <w:r>
+          <w:rPr>
+            <w:noProof/>
+            <w:webHidden/>
+          </w:rPr>
+          <w:fldChar w:fldCharType="separate"/>
+        </w:r>
+        <w:r>
+          <w:rPr>
+            <w:noProof/>
+            <w:webHidden/>
+          </w:rPr>
+          <w:t>8</w:t>
+        </w:r>
+        <w:r>
+          <w:rPr>
+            <w:noProof/>
+            <w:webHidden/>
+          </w:rPr>
+          <w:fldChar w:fldCharType="end"/>
+        </w:r>
+      </w:hyperlink>
+    </w:p>
+    <w:p>
+      <w:pPr>
+        <w:pStyle w:val="TableofFigures"/>
+        <w:tabs>
+          <w:tab w:val="right" w:leader="dot" w:pos="9062"/>
+        </w:tabs>
+        <w:spacing w:line="360" w:lineRule="auto"/>
+        <w:rPr>
+          <w:noProof/>
+        </w:rPr>
+      </w:pPr>
+      <w:hyperlink w:anchor="_Toc234527511" w:history="1">
+        <w:r>
+          <w:rPr>
+            <w:rStyle w:val="Hyperlink"/>
+            <w:rFonts w:ascii="Times New Roman" w:hAnsi="Times New Roman" w:cs="Times New Roman"/>
+            <w:noProof/>
+          </w:rPr>
+          <w:t>Slika 6.1 Prosječni neto naboj antimikrobnih i neantimikrobnih peptida.</w:t>
+        </w:r>
+        <w:r>
+          <w:rPr>
+            <w:noProof/>
+            <w:webHidden/>
+          </w:rPr>
+          <w:tab/>
+        </w:r>
+        <w:r>
+          <w:rPr>
+            <w:noProof/>
+            <w:webHidden/>
+          </w:rPr>
+          <w:fldChar w:fldCharType="begin"/>
+        </w:r>
+        <w:r>
+          <w:rPr>
+            <w:noProof/>
+            <w:webHidden/>
+          </w:rPr>
+          <w:instrText xml:space="preserve"> PAGEREF _Toc234527511 \h </w:instrText>
+        </w:r>
+        <w:r>
+          <w:rPr>
+            <w:noProof/>
+            <w:webHidden/>
+          </w:rPr>
+        </w:r>
+        <w:r>
+          <w:rPr>
+            <w:noProof/>
+            <w:webHidden/>
+          </w:rPr>
+          <w:fldChar w:fldCharType="separate"/>
+        </w:r>
+        <w:r>
+          <w:rPr>
+            <w:noProof/>
+            <w:webHidden/>
+          </w:rPr>
+          <w:t>11</w:t>
+        </w:r>
+        <w:r>
+          <w:rPr>
+            <w:noProof/>
+            <w:webHidden/>
+          </w:rPr>
+          <w:fldChar w:fldCharType="end"/>
+        </w:r>
+      </w:hyperlink>
+    </w:p>
+    <w:p>
+      <w:pPr>
+        <w:pStyle w:val="TableofFigures"/>
+        <w:tabs>
+          <w:tab w:val="right" w:leader="dot" w:pos="9062"/>
+        </w:tabs>
+        <w:spacing w:line="360" w:lineRule="auto"/>
+        <w:rPr>
+          <w:noProof/>
+        </w:rPr>
+      </w:pPr>
+      <w:hyperlink w:anchor="_Toc234527512" w:history="1">
+        <w:r>
+          <w:rPr>
+            <w:rStyle w:val="Hyperlink"/>
+            <w:noProof/>
+          </w:rPr>
+          <w:t>Slika 7.1 Usporedba performansi Random Forest i SVM modela.</w:t>
+        </w:r>
+        <w:r>
+          <w:rPr>
+            <w:noProof/>
+            <w:webHidden/>
+          </w:rPr>
+          <w:tab/>
+        </w:r>
+        <w:r>
+          <w:rPr>
+            <w:noProof/>
+            <w:webHidden/>
+          </w:rPr>
+          <w:fldChar w:fldCharType="begin"/>
+        </w:r>
+        <w:r>
+          <w:rPr>
+            <w:noProof/>
+            <w:webHidden/>
+          </w:rPr>
+          <w:instrText xml:space="preserve"> PAGEREF _Toc234527512 \h </w:instrText>
+        </w:r>
+        <w:r>
+          <w:rPr>
+            <w:noProof/>
+            <w:webHidden/>
+          </w:rPr>
+        </w:r>
+        <w:r>
+          <w:rPr>
+            <w:noProof/>
+            <w:webHidden/>
+          </w:rPr>
+          <w:fldChar w:fldCharType="separate"/>
+        </w:r>
+        <w:r>
+          <w:rPr>
+            <w:noProof/>
+            <w:webHidden/>
+          </w:rPr>
+          <w:t>14</w:t>
+        </w:r>
+        <w:r>
+          <w:rPr>
+            <w:noProof/>
+            <w:webHidden/>
+          </w:rPr>
+          <w:fldChar w:fldCharType="end"/>
+        </w:r>
+      </w:hyperlink>
+    </w:p>
+    <w:p>
+      <w:pPr>
+        <w:pStyle w:val="TableofFigures"/>
+        <w:tabs>
+          <w:tab w:val="right" w:leader="dot" w:pos="9062"/>
+        </w:tabs>
+        <w:spacing w:line="360" w:lineRule="auto"/>
+        <w:rPr>
+          <w:noProof/>
+        </w:rPr>
+      </w:pPr>
+      <w:hyperlink w:anchor="_Toc234527513" w:history="1">
+        <w:r>
+          <w:rPr>
+            <w:rStyle w:val="Hyperlink"/>
+            <w:noProof/>
+          </w:rPr>
+          <w:t>Slika 8.1 Matrica zabune Random Forest modela.</w:t>
+        </w:r>
+        <w:r>
+          <w:rPr>
+            <w:noProof/>
+            <w:webHidden/>
+          </w:rPr>
+          <w:tab/>
+        </w:r>
+        <w:r>
+          <w:rPr>
+            <w:noProof/>
+            <w:webHidden/>
+          </w:rPr>
+          <w:fldChar w:fldCharType="begin"/>
+        </w:r>
+        <w:r>
+          <w:rPr>
+            <w:noProof/>
+            <w:webHidden/>
+          </w:rPr>
+          <w:instrText xml:space="preserve"> PAGEREF _Toc234527513 \h </w:instrText>
+        </w:r>
+        <w:r>
+          <w:rPr>
+            <w:noProof/>
+            <w:webHidden/>
+          </w:rPr>
+        </w:r>
+        <w:r>
+          <w:rPr>
+            <w:noProof/>
+            <w:webHidden/>
+          </w:rPr>
+          <w:fldChar w:fldCharType="separate"/>
+        </w:r>
+        <w:r>
+          <w:rPr>
+            <w:noProof/>
+            <w:webHidden/>
+          </w:rPr>
+          <w:t>16</w:t>
+        </w:r>
+        <w:r>
+          <w:rPr>
+            <w:noProof/>
+            <w:webHidden/>
+          </w:rPr>
+          <w:fldChar w:fldCharType="end"/>
+        </w:r>
+      </w:hyperlink>
+    </w:p>
+    <w:p>
+      <w:pPr>
+        <w:pStyle w:val="TableofFigures"/>
+        <w:tabs>
+          <w:tab w:val="right" w:leader="dot" w:pos="9062"/>
+        </w:tabs>
+        <w:spacing w:line="360" w:lineRule="auto"/>
+        <w:rPr>
+          <w:noProof/>
+        </w:rPr>
+      </w:pPr>
+      <w:hyperlink w:anchor="_Toc234527514" w:history="1">
+        <w:r>
+          <w:rPr>
+            <w:rStyle w:val="Hyperlink"/>
+            <w:rFonts w:ascii="Times New Roman" w:hAnsi="Times New Roman" w:cs="Times New Roman"/>
+            <w:noProof/>
+          </w:rPr>
+          <w:t>Slika 8.2 Matrica zabune SVM modela.</w:t>
+        </w:r>
+        <w:r>
+          <w:rPr>
+            <w:noProof/>
+            <w:webHidden/>
+          </w:rPr>
+          <w:tab/>
+        </w:r>
+        <w:r>
+          <w:rPr>
+            <w:noProof/>
+            <w:webHidden/>
+          </w:rPr>
+          <w:fldChar w:fldCharType="begin"/>
+        </w:r>
+        <w:r>
+          <w:rPr>
+            <w:noProof/>
+            <w:webHidden/>
+          </w:rPr>
+          <w:instrText xml:space="preserve"> PAGEREF _Toc234527514 \h </w:instrText>
+        </w:r>
+        <w:r>
+          <w:rPr>
+            <w:noProof/>
+            <w:webHidden/>
+          </w:rPr>
+        </w:r>
+        <w:r>
+          <w:rPr>
+            <w:noProof/>
+            <w:webHidden/>
+          </w:rPr>
+          <w:fldChar w:fldCharType="separate"/>
+        </w:r>
+        <w:r>
+          <w:rPr>
+            <w:noProof/>
+            <w:webHidden/>
+          </w:rPr>
+          <w:t>16</w:t>
+        </w:r>
+        <w:r>
+          <w:rPr>
+            <w:noProof/>
+            <w:webHidden/>
+          </w:rPr>
+          <w:fldChar w:fldCharType="end"/>
+        </w:r>
+      </w:hyperlink>
+    </w:p>
+    <w:p>
+      <w:pPr>
+        <w:pStyle w:val="TableofFigures"/>
+        <w:tabs>
+          <w:tab w:val="right" w:leader="dot" w:pos="9062"/>
+        </w:tabs>
+        <w:spacing w:line="360" w:lineRule="auto"/>
+        <w:rPr>
+          <w:noProof/>
+        </w:rPr>
+      </w:pPr>
+      <w:hyperlink w:anchor="_Toc234527515" w:history="1">
+        <w:r>
+          <w:rPr>
+            <w:rStyle w:val="Hyperlink"/>
+            <w:rFonts w:ascii="Times New Roman" w:hAnsi="Times New Roman" w:cs="Times New Roman"/>
+            <w:noProof/>
+          </w:rPr>
+          <w:t>Slika 8.3 Važnost bioinformatičkih značajki prema modelu Random Forest.</w:t>
+        </w:r>
+        <w:r>
+          <w:rPr>
+            <w:noProof/>
+            <w:webHidden/>
+          </w:rPr>
+          <w:tab/>
+        </w:r>
+        <w:r>
+          <w:rPr>
+            <w:noProof/>
+            <w:webHidden/>
+          </w:rPr>
+          <w:fldChar w:fldCharType="begin"/>
+        </w:r>
+        <w:r>
+          <w:rPr>
+            <w:noProof/>
+            <w:webHidden/>
+          </w:rPr>
+          <w:instrText xml:space="preserve"> PAGEREF _Toc234527515 \h </w:instrText>
+        </w:r>
+        <w:r>
+          <w:rPr>
+            <w:noProof/>
+            <w:webHidden/>
+          </w:rPr>
+        </w:r>
+        <w:r>
+          <w:rPr>
+            <w:noProof/>
+            <w:webHidden/>
+          </w:rPr>
+          <w:fldChar w:fldCharType="separate"/>
+        </w:r>
+        <w:r>
+          <w:rPr>
+            <w:noProof/>
+            <w:webHidden/>
+          </w:rPr>
+          <w:t>17</w:t>
+        </w:r>
+        <w:r>
+          <w:rPr>
+            <w:noProof/>
+            <w:webHidden/>
+          </w:rPr>
+          <w:fldChar w:fldCharType="end"/>
+        </w:r>
+      </w:hyperlink>
+    </w:p>
+    <w:p>
+      <w:pPr>
+        <w:spacing w:line="360" w:lineRule="auto"/>
+      </w:pPr>
+      <w:r>
+        <w:fldChar w:fldCharType="end"/>
+      </w:r>
+    </w:p>
+    <w:p>
+      <w:pPr>
+        <w:pStyle w:val="TableofFigures"/>
+        <w:tabs>
+          <w:tab w:val="right" w:leader="dot" w:pos="9062"/>
+        </w:tabs>
+        <w:spacing w:line="360" w:lineRule="auto"/>
+        <w:rPr>
+          <w:rFonts w:eastAsiaTheme="minorEastAsia"/>
+          <w:noProof/>
+          <w:lang w:eastAsia="bs-Latn-BA"/>
+        </w:rPr>
+      </w:pPr>
+      <w:r>
+        <w:fldChar w:fldCharType="begin"/>
+      </w:r>
+      <w:r>
+        <w:instrText xml:space="preserve"> TOC \h \z \c "Tablica" </w:instrText>
+      </w:r>
+      <w:r>
+        <w:fldChar w:fldCharType="separate"/>
+      </w:r>
+      <w:hyperlink w:anchor="_Toc234527519" w:history="1">
+        <w:r>
+          <w:rPr>
+            <w:rStyle w:val="Hyperlink"/>
+            <w:rFonts w:ascii="Times New Roman" w:hAnsi="Times New Roman" w:cs="Times New Roman"/>
+            <w:noProof/>
+          </w:rPr>
+          <w:t>Tablica 1 Broj peptidnih sekvenci u konačnom skupu podataka.</w:t>
+        </w:r>
+        <w:r>
+          <w:rPr>
+            <w:noProof/>
+            <w:webHidden/>
+          </w:rPr>
+          <w:tab/>
+        </w:r>
+        <w:r>
+          <w:rPr>
+            <w:noProof/>
+            <w:webHidden/>
+          </w:rPr>
+          <w:fldChar w:fldCharType="begin"/>
+        </w:r>
+        <w:r>
+          <w:rPr>
+            <w:noProof/>
+            <w:webHidden/>
+          </w:rPr>
+          <w:instrText xml:space="preserve"> PAGEREF _Toc234527519 \h </w:instrText>
+        </w:r>
+        <w:r>
+          <w:rPr>
+            <w:noProof/>
+            <w:webHidden/>
+          </w:rPr>
+        </w:r>
+        <w:r>
+          <w:rPr>
+            <w:noProof/>
+            <w:webHidden/>
+          </w:rPr>
+          <w:fldChar w:fldCharType="separate"/>
+        </w:r>
+        <w:r>
+          <w:rPr>
+            <w:noProof/>
+            <w:webHidden/>
+          </w:rPr>
+          <w:t>9</w:t>
+        </w:r>
+        <w:r>
+          <w:rPr>
+            <w:noProof/>
+            <w:webHidden/>
+          </w:rPr>
+          <w:fldChar w:fldCharType="end"/>
+        </w:r>
+      </w:hyperlink>
+    </w:p>
+    <w:p>
+      <w:pPr>
+        <w:pStyle w:val="TableofFigures"/>
+        <w:tabs>
+          <w:tab w:val="right" w:leader="dot" w:pos="9062"/>
+        </w:tabs>
+        <w:spacing w:line="360" w:lineRule="auto"/>
+        <w:rPr>
+          <w:rFonts w:eastAsiaTheme="minorEastAsia"/>
+          <w:noProof/>
+          <w:lang w:eastAsia="bs-Latn-BA"/>
+        </w:rPr>
+      </w:pPr>
+      <w:hyperlink w:anchor="_Toc234527520" w:history="1">
+        <w:r>
+          <w:rPr>
+            <w:rStyle w:val="Hyperlink"/>
+            <w:rFonts w:ascii="Times New Roman" w:hAnsi="Times New Roman" w:cs="Times New Roman"/>
+            <w:noProof/>
+          </w:rPr>
+          <w:t>Tablica 2 Primjer izračunatih bioinformatičkih značajki za nekoliko peptidnih sekvenci.</w:t>
+        </w:r>
+        <w:r>
+          <w:rPr>
+            <w:noProof/>
+            <w:webHidden/>
+          </w:rPr>
+          <w:tab/>
+        </w:r>
+        <w:r>
+          <w:rPr>
+            <w:noProof/>
+            <w:webHidden/>
+          </w:rPr>
+          <w:fldChar w:fldCharType="begin"/>
+        </w:r>
+        <w:r>
+          <w:rPr>
+            <w:noProof/>
+            <w:webHidden/>
+          </w:rPr>
+          <w:instrText xml:space="preserve"> PAGEREF _Toc234527520 \h </w:instrText>
+        </w:r>
+        <w:r>
+          <w:rPr>
+            <w:noProof/>
+            <w:webHidden/>
+          </w:rPr>
+        </w:r>
+        <w:r>
+          <w:rPr>
+            <w:noProof/>
+            <w:webHidden/>
+          </w:rPr>
+          <w:fldChar w:fldCharType="separate"/>
+        </w:r>
+        <w:r>
+          <w:rPr>
+            <w:noProof/>
+            <w:webHidden/>
+          </w:rPr>
+          <w:t>11</w:t>
+        </w:r>
+        <w:r>
+          <w:rPr>
+            <w:noProof/>
+            <w:webHidden/>
+          </w:rPr>
+          <w:fldChar w:fldCharType="end"/>
+        </w:r>
+      </w:hyperlink>
+    </w:p>
+    <w:p>
+      <w:pPr>
+        <w:pStyle w:val="TableofFigures"/>
+        <w:tabs>
+          <w:tab w:val="right" w:leader="dot" w:pos="9062"/>
+        </w:tabs>
+        <w:spacing w:line="360" w:lineRule="auto"/>
+        <w:rPr>
+          <w:rFonts w:eastAsiaTheme="minorEastAsia"/>
+          <w:noProof/>
+          <w:lang w:eastAsia="bs-Latn-BA"/>
+        </w:rPr>
+      </w:pPr>
+      <w:hyperlink w:anchor="_Toc234527521" w:history="1">
+        <w:r>
+          <w:rPr>
+            <w:rStyle w:val="Hyperlink"/>
+            <w:rFonts w:ascii="Times New Roman" w:hAnsi="Times New Roman" w:cs="Times New Roman"/>
+            <w:noProof/>
+          </w:rPr>
+          <w:t>Tablica 3 Usporedba evaluacijskih metrika Random Forest i SVM modela</w:t>
+        </w:r>
+        <w:r>
+          <w:rPr>
+            <w:noProof/>
+            <w:webHidden/>
+          </w:rPr>
+          <w:tab/>
+        </w:r>
+        <w:r>
+          <w:rPr>
+            <w:noProof/>
+            <w:webHidden/>
+          </w:rPr>
+          <w:fldChar w:fldCharType="begin"/>
+        </w:r>
+        <w:r>
+          <w:rPr>
+            <w:noProof/>
+            <w:webHidden/>
+          </w:rPr>
+          <w:instrText xml:space="preserve"> PAGEREF _Toc234527521 \h </w:instrText>
+        </w:r>
+        <w:r>
+          <w:rPr>
+            <w:noProof/>
+            <w:webHidden/>
+          </w:rPr>
+        </w:r>
+        <w:r>
+          <w:rPr>
+            <w:noProof/>
+            <w:webHidden/>
+          </w:rPr>
+          <w:fldChar w:fldCharType="separate"/>
+        </w:r>
+        <w:r>
+          <w:rPr>
+            <w:noProof/>
+            <w:webHidden/>
+          </w:rPr>
+          <w:t>14</w:t>
+        </w:r>
+        <w:r>
+          <w:rPr>
+            <w:noProof/>
+            <w:webHidden/>
+          </w:rPr>
+          <w:fldChar w:fldCharType="end"/>
+        </w:r>
+      </w:hyperlink>
+    </w:p>
+    <w:p>
+      <w:pPr>
+        <w:spacing w:line="360" w:lineRule="auto"/>
+      </w:pPr>
+      <w:r>
+        <w:fldChar w:fldCharType="end"/>
       </w:r>
     </w:p>
     <w:p>
       <w:pPr>
         <w:spacing w:line="360" w:lineRule="auto"/>
         <w:jc w:val="both"/>
-      </w:pPr>
-      <w:r>
-        <w:rPr>
-          <w:rFonts w:ascii="Times New Roman" w:hAnsi="Times New Roman" w:cs="Times New Roman"/>
-          <w:sz w:val="24"/>
-          <w:szCs w:val="24"/>
-        </w:rPr>
-        <w:t>Na slici je prikazana relativna važnost bioinformatičkih značajki koje je model Random Forest koristio tijekom klasifikacije. Najveći doprinos imao je neto naboj peptida, dok su značajan utjecaj pokazale i pojedine značajke aminokiselinskog sastava (AAC) te prosječna hidrofobnost. Dobiveni rezultati u skladu su s poznatim biološkim svojstvima antimikrobnih peptida</w:t>
-      </w:r>
-      <w:r>
-        <w:t>.</w:t>
-      </w:r>
-    </w:p>
-    <w:p>
-      <w:r>
-        <w:br w:type="page"/>
-      </w:r>
-    </w:p>
-    <w:p>
-      <w:pPr>
-        <w:pStyle w:val="Heading1"/>
-      </w:pPr>
-      <w:r>
-        <w:lastRenderedPageBreak/>
-        <w:t>9. Rasprava</w:t>
-      </w:r>
-    </w:p>
-    <w:p>
-      <w:pPr>
-        <w:spacing w:line="360" w:lineRule="auto"/>
+        <w:rPr>
+          <w:rFonts w:ascii="Times New Roman" w:hAnsi="Times New Roman" w:cs="Times New Roman"/>
+          <w:sz w:val="24"/>
+          <w:szCs w:val="24"/>
+        </w:rPr>
+      </w:pPr>
+    </w:p>
+    <w:p>
+      <w:pPr>
+        <w:spacing w:line="360" w:lineRule="auto"/>
+        <w:ind w:left="360"/>
         <w:jc w:val="both"/>
-      </w:pPr>
-    </w:p>
-    <w:p>
-      <w:pPr>
-        <w:spacing w:line="360" w:lineRule="auto"/>
+        <w:rPr>
+          <w:rFonts w:ascii="Times New Roman" w:hAnsi="Times New Roman" w:cs="Times New Roman"/>
+          <w:sz w:val="24"/>
+          <w:szCs w:val="24"/>
+        </w:rPr>
+      </w:pPr>
+    </w:p>
+    <w:p>
+      <w:pPr>
+        <w:spacing w:line="360" w:lineRule="auto"/>
+        <w:ind w:left="360"/>
         <w:jc w:val="both"/>
         <w:rPr>
           <w:rFonts w:ascii="Times New Roman" w:hAnsi="Times New Roman" w:cs="Times New Roman"/>
@@ -4244,580 +7073,6 @@
           <w:szCs w:val="24"/>
         </w:rPr>
       </w:pPr>
-      <w:r>
-        <w:rPr>
-          <w:rFonts w:ascii="Times New Roman" w:hAnsi="Times New Roman" w:cs="Times New Roman"/>
-          <w:sz w:val="24"/>
-          <w:szCs w:val="24"/>
-        </w:rPr>
-        <w:t>Rezultati dobiveni u ovom projektu pokazuju da se jednostavne bioinformatičke značajke mogu uspješno koristiti za razlikovanje antimikrobnih i neantimikrobnih peptida primjenom metoda strojnog učenja. Oba korištena modela ostvarila su vrlo visoku uspješnost klasifikacije, pri čemu je Random Forest postigao nešto bolje ukupne rezultate u odnosu na Support Vector Machine.</w:t>
-      </w:r>
-    </w:p>
-    <w:p>
-      <w:pPr>
-        <w:spacing w:line="360" w:lineRule="auto"/>
-        <w:jc w:val="both"/>
-        <w:rPr>
-          <w:rFonts w:ascii="Times New Roman" w:hAnsi="Times New Roman" w:cs="Times New Roman"/>
-          <w:sz w:val="24"/>
-          <w:szCs w:val="24"/>
-        </w:rPr>
-      </w:pPr>
-      <w:r>
-        <w:rPr>
-          <w:rFonts w:ascii="Times New Roman" w:hAnsi="Times New Roman" w:cs="Times New Roman"/>
-          <w:sz w:val="24"/>
-          <w:szCs w:val="24"/>
-        </w:rPr>
-        <w:t>Analiza važnosti značajki pokazala je da je neto naboj najznačajniji čimbenik pri klasifikaciji peptida. Takav rezultat u skladu je s poznatim biološkim svojstvima antimikrobnih peptida, koji su najčešće pozitivno nabijeni te zbog toga učinkovito ostvaruju interakciju s negativno nabijenim membranama mikroorganizama. Osim neto naboja, značajan doprinos klasifikaciji imali su i aminokiselinski sastav te prosječna hidrofobnost, što dodatno potvrđuje njihovu važnost u određivanju funkcionalnih svojstava peptida.</w:t>
-      </w:r>
-    </w:p>
-    <w:p>
-      <w:pPr>
-        <w:spacing w:line="360" w:lineRule="auto"/>
-        <w:jc w:val="both"/>
-        <w:rPr>
-          <w:rFonts w:ascii="Times New Roman" w:hAnsi="Times New Roman" w:cs="Times New Roman"/>
-          <w:sz w:val="24"/>
-          <w:szCs w:val="24"/>
-        </w:rPr>
-      </w:pPr>
-      <w:r>
-        <w:rPr>
-          <w:rFonts w:ascii="Times New Roman" w:hAnsi="Times New Roman" w:cs="Times New Roman"/>
-          <w:sz w:val="24"/>
-          <w:szCs w:val="24"/>
-        </w:rPr>
-        <w:t>Analiza pogrešno klasificiranih primjera pokazala je da određene peptidne sekvence imaju svojstva karakteristična za obje promatrane klase. Takvi primjeri ukazuju na složenost bioloških podataka te pokazuju da granica između antimikrobnih i neantimikrobnih peptida nije uvijek potpuno jasno definirana.</w:t>
-      </w:r>
-    </w:p>
-    <w:p>
-      <w:pPr>
-        <w:spacing w:line="360" w:lineRule="auto"/>
-        <w:jc w:val="both"/>
-        <w:rPr>
-          <w:rFonts w:ascii="Times New Roman" w:hAnsi="Times New Roman" w:cs="Times New Roman"/>
-          <w:sz w:val="24"/>
-          <w:szCs w:val="24"/>
-        </w:rPr>
-      </w:pPr>
-      <w:r>
-        <w:rPr>
-          <w:rFonts w:ascii="Times New Roman" w:hAnsi="Times New Roman" w:cs="Times New Roman"/>
-          <w:sz w:val="24"/>
-          <w:szCs w:val="24"/>
-        </w:rPr>
-        <w:t>Dobiveni rezultati potvrđuju da odabrani pristup predstavlja učinkovitu osnovu za razvoj modela klasifikacije peptida. U budućim istraživanjima bilo bi moguće dodatno poboljšati uspješnost modela uključivanjem složenijih bioinformatičkih značajki, većeg broja skupova podataka ili primjenom naprednijih metoda strojnog učenja.</w:t>
-      </w:r>
-    </w:p>
-    <w:p>
-      <w:pPr>
-        <w:spacing w:line="360" w:lineRule="auto"/>
-        <w:jc w:val="both"/>
-        <w:rPr>
-          <w:rFonts w:ascii="Times New Roman" w:hAnsi="Times New Roman" w:cs="Times New Roman"/>
-          <w:sz w:val="24"/>
-          <w:szCs w:val="24"/>
-        </w:rPr>
-      </w:pPr>
-    </w:p>
-    <w:p>
-      <w:pPr>
-        <w:rPr>
-          <w:rFonts w:ascii="Times New Roman" w:hAnsi="Times New Roman" w:cs="Times New Roman"/>
-          <w:sz w:val="24"/>
-          <w:szCs w:val="24"/>
-        </w:rPr>
-      </w:pPr>
-      <w:r>
-        <w:rPr>
-          <w:rFonts w:ascii="Times New Roman" w:hAnsi="Times New Roman" w:cs="Times New Roman"/>
-          <w:sz w:val="24"/>
-          <w:szCs w:val="24"/>
-        </w:rPr>
-        <w:br w:type="page"/>
-      </w:r>
-    </w:p>
-    <w:p>
-      <w:pPr>
-        <w:pStyle w:val="Heading1"/>
-      </w:pPr>
-      <w:r>
-        <w:lastRenderedPageBreak/>
-        <w:t>10. Ograničenja</w:t>
-      </w:r>
-    </w:p>
-    <w:p>
-      <w:pPr>
-        <w:spacing w:line="360" w:lineRule="auto"/>
-        <w:jc w:val="both"/>
-        <w:rPr>
-          <w:rFonts w:ascii="Times New Roman" w:hAnsi="Times New Roman" w:cs="Times New Roman"/>
-          <w:sz w:val="24"/>
-          <w:szCs w:val="24"/>
-        </w:rPr>
-      </w:pPr>
-    </w:p>
-    <w:p>
-      <w:pPr>
-        <w:spacing w:line="360" w:lineRule="auto"/>
-        <w:jc w:val="both"/>
-        <w:rPr>
-          <w:rFonts w:ascii="Times New Roman" w:hAnsi="Times New Roman" w:cs="Times New Roman"/>
-          <w:sz w:val="24"/>
-          <w:szCs w:val="24"/>
-        </w:rPr>
-      </w:pPr>
-      <w:r>
-        <w:rPr>
-          <w:rFonts w:ascii="Times New Roman" w:hAnsi="Times New Roman" w:cs="Times New Roman"/>
-          <w:sz w:val="24"/>
-          <w:szCs w:val="24"/>
-        </w:rPr>
-        <w:t>Iako su dobiveni rezultati pokazali vrlo visoku uspješnost klasifikacije, projekt ima određena ograničenja. Modeli su trenirani i evaluirani na ograničenom broju javno dostupnih peptidnih sekvenci, zbog čega dobiveni rezultati ne moraju u potpunosti odražavati uspješnost na svim mogućim biološkim podacima.</w:t>
-      </w:r>
-    </w:p>
-    <w:p>
-      <w:pPr>
-        <w:spacing w:line="360" w:lineRule="auto"/>
-        <w:jc w:val="both"/>
-        <w:rPr>
-          <w:rFonts w:ascii="Times New Roman" w:hAnsi="Times New Roman" w:cs="Times New Roman"/>
-          <w:sz w:val="24"/>
-          <w:szCs w:val="24"/>
-        </w:rPr>
-      </w:pPr>
-      <w:r>
-        <w:rPr>
-          <w:rFonts w:ascii="Times New Roman" w:hAnsi="Times New Roman" w:cs="Times New Roman"/>
-          <w:sz w:val="24"/>
-          <w:szCs w:val="24"/>
-        </w:rPr>
-        <w:t>U ovom projektu korištene su relativno jednostavne bioinformatičke značajke, poput duljine sekvence, neto naboja, hidrofobnosti i aminokiselinskog sastava. Iako su se pokazale vrlo učinkovitima, dodatne značajke koje opisuju prostornu strukturu peptida ili evolucijske informacije mogle bi dodatno poboljšati uspješnost klasifikacije.</w:t>
-      </w:r>
-    </w:p>
-    <w:p>
-      <w:pPr>
-        <w:spacing w:line="360" w:lineRule="auto"/>
-        <w:jc w:val="both"/>
-        <w:rPr>
-          <w:rFonts w:ascii="Times New Roman" w:hAnsi="Times New Roman" w:cs="Times New Roman"/>
-          <w:sz w:val="24"/>
-          <w:szCs w:val="24"/>
-        </w:rPr>
-      </w:pPr>
-      <w:r>
-        <w:rPr>
-          <w:rFonts w:ascii="Times New Roman" w:hAnsi="Times New Roman" w:cs="Times New Roman"/>
-          <w:sz w:val="24"/>
-          <w:szCs w:val="24"/>
-        </w:rPr>
-        <w:t>Rezultati dobiveni ovim projektom služe isključivo u obrazovne i istraživačke svrhe. Razvijeni modeli nisu namijenjeni dijagnostičkoj ili kliničkoj primjeni te ih nije moguće koristiti kao zamjenu za laboratorijska ispitivanja ili stručnu medicinsku procjenu.</w:t>
-      </w:r>
-    </w:p>
-    <w:p>
-      <w:pPr>
-        <w:spacing w:line="360" w:lineRule="auto"/>
-        <w:jc w:val="both"/>
-        <w:rPr>
-          <w:rFonts w:ascii="Times New Roman" w:hAnsi="Times New Roman" w:cs="Times New Roman"/>
-          <w:sz w:val="24"/>
-          <w:szCs w:val="24"/>
-        </w:rPr>
-      </w:pPr>
-    </w:p>
-    <w:p>
-      <w:pPr>
-        <w:rPr>
-          <w:rFonts w:ascii="Times New Roman" w:hAnsi="Times New Roman" w:cs="Times New Roman"/>
-          <w:sz w:val="24"/>
-          <w:szCs w:val="24"/>
-        </w:rPr>
-      </w:pPr>
-      <w:r>
-        <w:rPr>
-          <w:rFonts w:ascii="Times New Roman" w:hAnsi="Times New Roman" w:cs="Times New Roman"/>
-          <w:sz w:val="24"/>
-          <w:szCs w:val="24"/>
-        </w:rPr>
-        <w:br w:type="page"/>
-      </w:r>
-    </w:p>
-    <w:p>
-      <w:pPr>
-        <w:pStyle w:val="Heading1"/>
-      </w:pPr>
-      <w:r>
-        <w:lastRenderedPageBreak/>
-        <w:t>11. Zaključak</w:t>
-      </w:r>
-    </w:p>
-    <w:p>
-      <w:pPr>
-        <w:spacing w:line="360" w:lineRule="auto"/>
-        <w:jc w:val="both"/>
-        <w:rPr>
-          <w:rFonts w:ascii="Times New Roman" w:hAnsi="Times New Roman" w:cs="Times New Roman"/>
-          <w:sz w:val="24"/>
-          <w:szCs w:val="24"/>
-        </w:rPr>
-      </w:pPr>
-    </w:p>
-    <w:p>
-      <w:pPr>
-        <w:spacing w:line="360" w:lineRule="auto"/>
-        <w:jc w:val="both"/>
-        <w:rPr>
-          <w:rFonts w:ascii="Times New Roman" w:hAnsi="Times New Roman" w:cs="Times New Roman"/>
-          <w:sz w:val="24"/>
-          <w:szCs w:val="24"/>
-        </w:rPr>
-      </w:pPr>
-      <w:r>
-        <w:rPr>
-          <w:rFonts w:ascii="Times New Roman" w:hAnsi="Times New Roman" w:cs="Times New Roman"/>
-          <w:sz w:val="24"/>
-          <w:szCs w:val="24"/>
-        </w:rPr>
-        <w:t>U ovom projektu razvijen je model strojnog učenja za klasifikaciju antimikrobnih i neantimikrobnih peptida primjenom bioinformatičkih značajki dobivenih iz aminokiselinskih sekvenci. Projekt je obuhvatio sve faze analize podataka, uključujući prikupljanje i pripremu podataka, ekstrakciju značajki, treniranje modela te evaluaciju i interpretaciju rezultata.</w:t>
-      </w:r>
-    </w:p>
-    <w:p>
-      <w:pPr>
-        <w:spacing w:line="360" w:lineRule="auto"/>
-        <w:jc w:val="both"/>
-        <w:rPr>
-          <w:rFonts w:ascii="Times New Roman" w:hAnsi="Times New Roman" w:cs="Times New Roman"/>
-          <w:sz w:val="24"/>
-          <w:szCs w:val="24"/>
-        </w:rPr>
-      </w:pPr>
-      <w:r>
-        <w:rPr>
-          <w:rFonts w:ascii="Times New Roman" w:hAnsi="Times New Roman" w:cs="Times New Roman"/>
-          <w:sz w:val="24"/>
-          <w:szCs w:val="24"/>
-        </w:rPr>
-        <w:t>Korištenjem značajki kao što su duljina sekvence, neto naboj, hidrofobnost i aminokiselinski sastav postignuta je vrlo visoka uspješnost klasifikacije. Usporedbom dva modela strojnog učenja utvrđeno je da je Random Forest ostvario nešto bolje ukupne rezultate u odnosu na Support Vector Machine.</w:t>
-      </w:r>
-    </w:p>
-    <w:p>
-      <w:pPr>
-        <w:spacing w:line="360" w:lineRule="auto"/>
-        <w:jc w:val="both"/>
-        <w:rPr>
-          <w:rFonts w:ascii="Times New Roman" w:hAnsi="Times New Roman" w:cs="Times New Roman"/>
-          <w:sz w:val="24"/>
-          <w:szCs w:val="24"/>
-        </w:rPr>
-      </w:pPr>
-      <w:r>
-        <w:rPr>
-          <w:rFonts w:ascii="Times New Roman" w:hAnsi="Times New Roman" w:cs="Times New Roman"/>
-          <w:sz w:val="24"/>
-          <w:szCs w:val="24"/>
-        </w:rPr>
-        <w:t>Analiza važnosti značajki pokazala je da je neto naboj najvažnije svojstvo za razlikovanje antimikrobnih od neantimikrobnih peptida, što je u skladu s poznatim biološkim svojstvima ovih molekula. Dobiveni rezultati potvrđuju da se primjenom jednostavnih bioinformatičkih značajki i metoda strojnog učenja može razviti uspješan model za klasifikaciju peptida.</w:t>
-      </w:r>
-    </w:p>
-    <w:p>
-      <w:pPr>
-        <w:spacing w:line="360" w:lineRule="auto"/>
-        <w:jc w:val="both"/>
-        <w:rPr>
-          <w:rFonts w:ascii="Times New Roman" w:hAnsi="Times New Roman" w:cs="Times New Roman"/>
-          <w:sz w:val="24"/>
-          <w:szCs w:val="24"/>
-        </w:rPr>
-      </w:pPr>
-      <w:r>
-        <w:rPr>
-          <w:rFonts w:ascii="Times New Roman" w:hAnsi="Times New Roman" w:cs="Times New Roman"/>
-          <w:sz w:val="24"/>
-          <w:szCs w:val="24"/>
-        </w:rPr>
-        <w:t>Projekt je ispunio postavljeni cilj te pokazao kako se bioinformatički podaci mogu učinkovito analizirati primjenom metoda podatkovne znanosti.</w:t>
-      </w:r>
-    </w:p>
-    <w:p>
-      <w:pPr>
-        <w:spacing w:line="360" w:lineRule="auto"/>
-        <w:jc w:val="both"/>
-        <w:rPr>
-          <w:rFonts w:ascii="Times New Roman" w:hAnsi="Times New Roman" w:cs="Times New Roman"/>
-          <w:sz w:val="24"/>
-          <w:szCs w:val="24"/>
-        </w:rPr>
-      </w:pPr>
-    </w:p>
-    <w:p>
-      <w:pPr>
-        <w:rPr>
-          <w:rFonts w:ascii="Times New Roman" w:hAnsi="Times New Roman" w:cs="Times New Roman"/>
-          <w:sz w:val="24"/>
-          <w:szCs w:val="24"/>
-        </w:rPr>
-      </w:pPr>
-      <w:r>
-        <w:rPr>
-          <w:rFonts w:ascii="Times New Roman" w:hAnsi="Times New Roman" w:cs="Times New Roman"/>
-          <w:sz w:val="24"/>
-          <w:szCs w:val="24"/>
-        </w:rPr>
-        <w:br w:type="page"/>
-      </w:r>
-    </w:p>
-    <w:p>
-      <w:pPr>
-        <w:pStyle w:val="Heading1"/>
-      </w:pPr>
-      <w:r>
-        <w:lastRenderedPageBreak/>
-        <w:t>Literatura</w:t>
-      </w:r>
-    </w:p>
-    <w:p>
-      <w:pPr>
-        <w:spacing w:line="360" w:lineRule="auto"/>
-        <w:jc w:val="both"/>
-        <w:rPr>
-          <w:rFonts w:ascii="Times New Roman" w:hAnsi="Times New Roman" w:cs="Times New Roman"/>
-          <w:sz w:val="24"/>
-          <w:szCs w:val="24"/>
-        </w:rPr>
-      </w:pPr>
-    </w:p>
-    <w:p>
-      <w:pPr>
-        <w:pStyle w:val="ListParagraph"/>
-        <w:numPr>
-          <w:ilvl w:val="0"/>
-          <w:numId w:val="1"/>
-        </w:numPr>
-        <w:spacing w:line="360" w:lineRule="auto"/>
-        <w:jc w:val="both"/>
-        <w:rPr>
-          <w:rFonts w:ascii="Times New Roman" w:hAnsi="Times New Roman" w:cs="Times New Roman"/>
-          <w:sz w:val="24"/>
-          <w:szCs w:val="24"/>
-        </w:rPr>
-      </w:pPr>
-      <w:r>
-        <w:rPr>
-          <w:rFonts w:ascii="Times New Roman" w:hAnsi="Times New Roman" w:cs="Times New Roman"/>
-          <w:sz w:val="24"/>
-          <w:szCs w:val="24"/>
-        </w:rPr>
-        <w:t>Pirtskhalava, M., et al. DBAASP v3: Database of Antimicrobial/Cytotoxic Activity and Structure of Peptides. Nucleic Acids Research, 2021.</w:t>
-      </w:r>
-    </w:p>
-    <w:p>
-      <w:pPr>
-        <w:pStyle w:val="ListParagraph"/>
-        <w:numPr>
-          <w:ilvl w:val="0"/>
-          <w:numId w:val="1"/>
-        </w:numPr>
-        <w:spacing w:line="360" w:lineRule="auto"/>
-        <w:jc w:val="both"/>
-        <w:rPr>
-          <w:rFonts w:ascii="Times New Roman" w:hAnsi="Times New Roman" w:cs="Times New Roman"/>
-          <w:sz w:val="24"/>
-          <w:szCs w:val="24"/>
-        </w:rPr>
-      </w:pPr>
-      <w:r>
-        <w:rPr>
-          <w:rFonts w:ascii="Times New Roman" w:hAnsi="Times New Roman" w:cs="Times New Roman"/>
-          <w:sz w:val="24"/>
-          <w:szCs w:val="24"/>
-        </w:rPr>
-        <w:t>Gabere, M. N., et al. AMPBenchmark: A Benchmark Dataset for Antimicrobial Peptide Classification.</w:t>
-      </w:r>
-    </w:p>
-    <w:p>
-      <w:pPr>
-        <w:pStyle w:val="ListParagraph"/>
-        <w:numPr>
-          <w:ilvl w:val="0"/>
-          <w:numId w:val="1"/>
-        </w:numPr>
-        <w:spacing w:line="360" w:lineRule="auto"/>
-        <w:jc w:val="both"/>
-        <w:rPr>
-          <w:rFonts w:ascii="Times New Roman" w:hAnsi="Times New Roman" w:cs="Times New Roman"/>
-          <w:sz w:val="24"/>
-          <w:szCs w:val="24"/>
-        </w:rPr>
-      </w:pPr>
-      <w:r>
-        <w:rPr>
-          <w:rFonts w:ascii="Times New Roman" w:hAnsi="Times New Roman" w:cs="Times New Roman"/>
-          <w:sz w:val="24"/>
-          <w:szCs w:val="24"/>
-        </w:rPr>
-        <w:t>Cock, P. J. A., et al. Biopython: Freely Available Python Tools for Computational Molecular Biology and Bioinformatics. Bioinformatics, 25(11), 1422–1423, 2009.</w:t>
-      </w:r>
-    </w:p>
-    <w:p>
-      <w:pPr>
-        <w:pStyle w:val="ListParagraph"/>
-        <w:numPr>
-          <w:ilvl w:val="0"/>
-          <w:numId w:val="1"/>
-        </w:numPr>
-        <w:spacing w:line="360" w:lineRule="auto"/>
-        <w:jc w:val="both"/>
-        <w:rPr>
-          <w:rFonts w:ascii="Times New Roman" w:hAnsi="Times New Roman" w:cs="Times New Roman"/>
-          <w:sz w:val="24"/>
-          <w:szCs w:val="24"/>
-        </w:rPr>
-      </w:pPr>
-      <w:r>
-        <w:rPr>
-          <w:rFonts w:ascii="Times New Roman" w:hAnsi="Times New Roman" w:cs="Times New Roman"/>
-          <w:sz w:val="24"/>
-          <w:szCs w:val="24"/>
-        </w:rPr>
-        <w:t>Pedregosa, F., et al. Scikit-learn: Machine Learning in Python. Journal of Machine Learning Research, 12, 2825–2830, 2011.</w:t>
-      </w:r>
-    </w:p>
-    <w:p>
-      <w:pPr>
-        <w:pStyle w:val="ListParagraph"/>
-        <w:numPr>
-          <w:ilvl w:val="0"/>
-          <w:numId w:val="1"/>
-        </w:numPr>
-        <w:spacing w:line="360" w:lineRule="auto"/>
-        <w:jc w:val="both"/>
-        <w:rPr>
-          <w:rFonts w:ascii="Times New Roman" w:hAnsi="Times New Roman" w:cs="Times New Roman"/>
-          <w:sz w:val="24"/>
-          <w:szCs w:val="24"/>
-        </w:rPr>
-      </w:pPr>
-      <w:r>
-        <w:rPr>
-          <w:rFonts w:ascii="Times New Roman" w:hAnsi="Times New Roman" w:cs="Times New Roman"/>
-          <w:sz w:val="24"/>
-          <w:szCs w:val="24"/>
-        </w:rPr>
-        <w:t>McKinney, W. Data Structures for Statistical Computing in Python. Proceedings of the 9th Python in Science Conference, 2010.</w:t>
-      </w:r>
-    </w:p>
-    <w:p>
-      <w:pPr>
-        <w:pStyle w:val="ListParagraph"/>
-        <w:numPr>
-          <w:ilvl w:val="0"/>
-          <w:numId w:val="1"/>
-        </w:numPr>
-        <w:spacing w:line="360" w:lineRule="auto"/>
-        <w:jc w:val="both"/>
-        <w:rPr>
-          <w:rFonts w:ascii="Times New Roman" w:hAnsi="Times New Roman" w:cs="Times New Roman"/>
-          <w:sz w:val="24"/>
-          <w:szCs w:val="24"/>
-        </w:rPr>
-      </w:pPr>
-      <w:r>
-        <w:rPr>
-          <w:rFonts w:ascii="Times New Roman" w:hAnsi="Times New Roman" w:cs="Times New Roman"/>
-          <w:sz w:val="24"/>
-          <w:szCs w:val="24"/>
-        </w:rPr>
-        <w:t>Harris, C. R., et al. Array Programming with NumPy. Nature, 585, 357–362, 2020.</w:t>
-      </w:r>
-    </w:p>
-    <w:p>
-      <w:pPr>
-        <w:pStyle w:val="ListParagraph"/>
-        <w:numPr>
-          <w:ilvl w:val="0"/>
-          <w:numId w:val="1"/>
-        </w:numPr>
-        <w:spacing w:line="360" w:lineRule="auto"/>
-        <w:jc w:val="both"/>
-        <w:rPr>
-          <w:rFonts w:ascii="Times New Roman" w:hAnsi="Times New Roman" w:cs="Times New Roman"/>
-          <w:sz w:val="24"/>
-          <w:szCs w:val="24"/>
-        </w:rPr>
-      </w:pPr>
-      <w:r>
-        <w:rPr>
-          <w:rFonts w:ascii="Times New Roman" w:hAnsi="Times New Roman" w:cs="Times New Roman"/>
-          <w:sz w:val="24"/>
-          <w:szCs w:val="24"/>
-        </w:rPr>
-        <w:t>Hunter, J. D. Matplotlib: A 2D Graphics Environment. Computing in Science &amp; Engineering, 9(3), 90–95, 2007.</w:t>
-      </w:r>
-    </w:p>
-    <w:p>
-      <w:pPr>
-        <w:pStyle w:val="ListParagraph"/>
-        <w:numPr>
-          <w:ilvl w:val="0"/>
-          <w:numId w:val="1"/>
-        </w:numPr>
-        <w:spacing w:line="360" w:lineRule="auto"/>
-        <w:jc w:val="both"/>
-        <w:rPr>
-          <w:rFonts w:ascii="Times New Roman" w:hAnsi="Times New Roman" w:cs="Times New Roman"/>
-          <w:sz w:val="24"/>
-          <w:szCs w:val="24"/>
-        </w:rPr>
-      </w:pPr>
-      <w:r>
-        <w:rPr>
-          <w:rFonts w:ascii="Times New Roman" w:hAnsi="Times New Roman" w:cs="Times New Roman"/>
-          <w:sz w:val="24"/>
-          <w:szCs w:val="24"/>
-        </w:rPr>
-        <w:t>Breiman, L. Random Forests.</w:t>
-      </w:r>
-      <w:r>
-        <w:rPr>
-          <w:rFonts w:ascii="Times New Roman" w:hAnsi="Times New Roman" w:cs="Times New Roman"/>
-          <w:sz w:val="24"/>
-          <w:szCs w:val="24"/>
-        </w:rPr>
-        <w:t xml:space="preserve"> </w:t>
-      </w:r>
-      <w:r>
-        <w:rPr>
-          <w:rFonts w:ascii="Times New Roman" w:hAnsi="Times New Roman" w:cs="Times New Roman"/>
-          <w:sz w:val="24"/>
-          <w:szCs w:val="24"/>
-        </w:rPr>
-        <w:t>Machine Learning, 45(1), 5–32, 2001.</w:t>
-      </w:r>
-    </w:p>
-    <w:p>
-      <w:pPr>
-        <w:pStyle w:val="ListParagraph"/>
-        <w:numPr>
-          <w:ilvl w:val="0"/>
-          <w:numId w:val="1"/>
-        </w:numPr>
-        <w:spacing w:line="360" w:lineRule="auto"/>
-        <w:jc w:val="both"/>
-        <w:rPr>
-          <w:rFonts w:ascii="Times New Roman" w:hAnsi="Times New Roman" w:cs="Times New Roman"/>
-          <w:sz w:val="24"/>
-          <w:szCs w:val="24"/>
-        </w:rPr>
-      </w:pPr>
-      <w:r>
-        <w:rPr>
-          <w:rFonts w:ascii="Times New Roman" w:hAnsi="Times New Roman" w:cs="Times New Roman"/>
-          <w:sz w:val="24"/>
-          <w:szCs w:val="24"/>
-        </w:rPr>
-        <w:t>Cortes, C., &amp; Vapnik, V. Support-Vector Networks. Machine Learning, 20(3), 273–297, 1995.</w:t>
-      </w:r>
     </w:p>
     <w:sectPr>
       <w:pgSz w:w="11906" w:h="16838"/>
@@ -4970,8 +7225,189 @@
       </w:pPr>
     </w:lvl>
   </w:abstractNum>
+  <w:abstractNum w:abstractNumId="1" w15:restartNumberingAfterBreak="0">
+    <w:nsid w:val="17D3417D"/>
+    <w:multiLevelType w:val="hybridMultilevel"/>
+    <w:tmpl w:val="D90ADE8C"/>
+    <w:lvl w:ilvl="0" w:tplc="BF78F30C">
+      <w:start w:val="1"/>
+      <w:numFmt w:val="decimal"/>
+      <w:lvlText w:val="%1."/>
+      <w:lvlJc w:val="left"/>
+      <w:pPr>
+        <w:ind w:left="432" w:hanging="360"/>
+      </w:pPr>
+      <w:rPr>
+        <w:rFonts w:hint="default"/>
+      </w:rPr>
+    </w:lvl>
+    <w:lvl w:ilvl="1" w:tplc="141A0019" w:tentative="1">
+      <w:start w:val="1"/>
+      <w:numFmt w:val="lowerLetter"/>
+      <w:lvlText w:val="%2."/>
+      <w:lvlJc w:val="left"/>
+      <w:pPr>
+        <w:ind w:left="1152" w:hanging="360"/>
+      </w:pPr>
+    </w:lvl>
+    <w:lvl w:ilvl="2" w:tplc="141A001B" w:tentative="1">
+      <w:start w:val="1"/>
+      <w:numFmt w:val="lowerRoman"/>
+      <w:lvlText w:val="%3."/>
+      <w:lvlJc w:val="right"/>
+      <w:pPr>
+        <w:ind w:left="1872" w:hanging="180"/>
+      </w:pPr>
+    </w:lvl>
+    <w:lvl w:ilvl="3" w:tplc="141A000F" w:tentative="1">
+      <w:start w:val="1"/>
+      <w:numFmt w:val="decimal"/>
+      <w:lvlText w:val="%4."/>
+      <w:lvlJc w:val="left"/>
+      <w:pPr>
+        <w:ind w:left="2592" w:hanging="360"/>
+      </w:pPr>
+    </w:lvl>
+    <w:lvl w:ilvl="4" w:tplc="141A0019" w:tentative="1">
+      <w:start w:val="1"/>
+      <w:numFmt w:val="lowerLetter"/>
+      <w:lvlText w:val="%5."/>
+      <w:lvlJc w:val="left"/>
+      <w:pPr>
+        <w:ind w:left="3312" w:hanging="360"/>
+      </w:pPr>
+    </w:lvl>
+    <w:lvl w:ilvl="5" w:tplc="141A001B" w:tentative="1">
+      <w:start w:val="1"/>
+      <w:numFmt w:val="lowerRoman"/>
+      <w:lvlText w:val="%6."/>
+      <w:lvlJc w:val="right"/>
+      <w:pPr>
+        <w:ind w:left="4032" w:hanging="180"/>
+      </w:pPr>
+    </w:lvl>
+    <w:lvl w:ilvl="6" w:tplc="141A000F" w:tentative="1">
+      <w:start w:val="1"/>
+      <w:numFmt w:val="decimal"/>
+      <w:lvlText w:val="%7."/>
+      <w:lvlJc w:val="left"/>
+      <w:pPr>
+        <w:ind w:left="4752" w:hanging="360"/>
+      </w:pPr>
+    </w:lvl>
+    <w:lvl w:ilvl="7" w:tplc="141A0019" w:tentative="1">
+      <w:start w:val="1"/>
+      <w:numFmt w:val="lowerLetter"/>
+      <w:lvlText w:val="%8."/>
+      <w:lvlJc w:val="left"/>
+      <w:pPr>
+        <w:ind w:left="5472" w:hanging="360"/>
+      </w:pPr>
+    </w:lvl>
+    <w:lvl w:ilvl="8" w:tplc="141A001B" w:tentative="1">
+      <w:start w:val="1"/>
+      <w:numFmt w:val="lowerRoman"/>
+      <w:lvlText w:val="%9."/>
+      <w:lvlJc w:val="right"/>
+      <w:pPr>
+        <w:ind w:left="6192" w:hanging="180"/>
+      </w:pPr>
+    </w:lvl>
+  </w:abstractNum>
+  <w:abstractNum w:abstractNumId="2" w15:restartNumberingAfterBreak="0">
+    <w:nsid w:val="6EC00F82"/>
+    <w:multiLevelType w:val="hybridMultilevel"/>
+    <w:tmpl w:val="6248CDB8"/>
+    <w:lvl w:ilvl="0" w:tplc="141A000F">
+      <w:start w:val="1"/>
+      <w:numFmt w:val="decimal"/>
+      <w:lvlText w:val="%1."/>
+      <w:lvlJc w:val="left"/>
+      <w:pPr>
+        <w:ind w:left="789" w:hanging="360"/>
+      </w:pPr>
+    </w:lvl>
+    <w:lvl w:ilvl="1" w:tplc="141A0019" w:tentative="1">
+      <w:start w:val="1"/>
+      <w:numFmt w:val="lowerLetter"/>
+      <w:lvlText w:val="%2."/>
+      <w:lvlJc w:val="left"/>
+      <w:pPr>
+        <w:ind w:left="1509" w:hanging="360"/>
+      </w:pPr>
+    </w:lvl>
+    <w:lvl w:ilvl="2" w:tplc="141A001B" w:tentative="1">
+      <w:start w:val="1"/>
+      <w:numFmt w:val="lowerRoman"/>
+      <w:lvlText w:val="%3."/>
+      <w:lvlJc w:val="right"/>
+      <w:pPr>
+        <w:ind w:left="2229" w:hanging="180"/>
+      </w:pPr>
+    </w:lvl>
+    <w:lvl w:ilvl="3" w:tplc="141A000F" w:tentative="1">
+      <w:start w:val="1"/>
+      <w:numFmt w:val="decimal"/>
+      <w:lvlText w:val="%4."/>
+      <w:lvlJc w:val="left"/>
+      <w:pPr>
+        <w:ind w:left="2949" w:hanging="360"/>
+      </w:pPr>
+    </w:lvl>
+    <w:lvl w:ilvl="4" w:tplc="141A0019" w:tentative="1">
+      <w:start w:val="1"/>
+      <w:numFmt w:val="lowerLetter"/>
+      <w:lvlText w:val="%5."/>
+      <w:lvlJc w:val="left"/>
+      <w:pPr>
+        <w:ind w:left="3669" w:hanging="360"/>
+      </w:pPr>
+    </w:lvl>
+    <w:lvl w:ilvl="5" w:tplc="141A001B" w:tentative="1">
+      <w:start w:val="1"/>
+      <w:numFmt w:val="lowerRoman"/>
+      <w:lvlText w:val="%6."/>
+      <w:lvlJc w:val="right"/>
+      <w:pPr>
+        <w:ind w:left="4389" w:hanging="180"/>
+      </w:pPr>
+    </w:lvl>
+    <w:lvl w:ilvl="6" w:tplc="141A000F" w:tentative="1">
+      <w:start w:val="1"/>
+      <w:numFmt w:val="decimal"/>
+      <w:lvlText w:val="%7."/>
+      <w:lvlJc w:val="left"/>
+      <w:pPr>
+        <w:ind w:left="5109" w:hanging="360"/>
+      </w:pPr>
+    </w:lvl>
+    <w:lvl w:ilvl="7" w:tplc="141A0019" w:tentative="1">
+      <w:start w:val="1"/>
+      <w:numFmt w:val="lowerLetter"/>
+      <w:lvlText w:val="%8."/>
+      <w:lvlJc w:val="left"/>
+      <w:pPr>
+        <w:ind w:left="5829" w:hanging="360"/>
+      </w:pPr>
+    </w:lvl>
+    <w:lvl w:ilvl="8" w:tplc="141A001B" w:tentative="1">
+      <w:start w:val="1"/>
+      <w:numFmt w:val="lowerRoman"/>
+      <w:lvlText w:val="%9."/>
+      <w:lvlJc w:val="right"/>
+      <w:pPr>
+        <w:ind w:left="6549" w:hanging="180"/>
+      </w:pPr>
+    </w:lvl>
+  </w:abstractNum>
   <w:num w:numId="1">
     <w:abstractNumId w:val="0"/>
+  </w:num>
+  <w:num w:numId="2">
+    <w:abstractNumId w:val="2"/>
+  </w:num>
+  <w:num w:numId="3">
+    <w:abstractNumId w:val="1"/>
   </w:num>
 </w:numbering>
 </file>
@@ -5658,6 +8094,131 @@
       <w:contextualSpacing/>
     </w:pPr>
   </w:style>
+  <w:style w:type="table" w:styleId="GridTable4">
+    <w:name w:val="Grid Table 4"/>
+    <w:basedOn w:val="TableNormal"/>
+    <w:uiPriority w:val="49"/>
+    <w:rsid w:val="002E0E6A"/>
+    <w:pPr>
+      <w:spacing w:after="0" w:line="240" w:lineRule="auto"/>
+    </w:pPr>
+    <w:tblPr>
+      <w:tblStyleRowBandSize w:val="1"/>
+      <w:tblStyleColBandSize w:val="1"/>
+      <w:tblBorders>
+        <w:top w:val="single" w:sz="4" w:space="0" w:color="666666" w:themeColor="text1" w:themeTint="99"/>
+        <w:left w:val="single" w:sz="4" w:space="0" w:color="666666" w:themeColor="text1" w:themeTint="99"/>
+        <w:bottom w:val="single" w:sz="4" w:space="0" w:color="666666" w:themeColor="text1" w:themeTint="99"/>
+        <w:right w:val="single" w:sz="4" w:space="0" w:color="666666" w:themeColor="text1" w:themeTint="99"/>
+        <w:insideH w:val="single" w:sz="4" w:space="0" w:color="666666" w:themeColor="text1" w:themeTint="99"/>
+        <w:insideV w:val="single" w:sz="4" w:space="0" w:color="666666" w:themeColor="text1" w:themeTint="99"/>
+      </w:tblBorders>
+    </w:tblPr>
+    <w:tblStylePr w:type="firstRow">
+      <w:rPr>
+        <w:b/>
+        <w:bCs/>
+        <w:color w:val="FFFFFF" w:themeColor="background1"/>
+      </w:rPr>
+      <w:tblPr/>
+      <w:tcPr>
+        <w:tcBorders>
+          <w:top w:val="single" w:sz="4" w:space="0" w:color="000000" w:themeColor="text1"/>
+          <w:left w:val="single" w:sz="4" w:space="0" w:color="000000" w:themeColor="text1"/>
+          <w:bottom w:val="single" w:sz="4" w:space="0" w:color="000000" w:themeColor="text1"/>
+          <w:right w:val="single" w:sz="4" w:space="0" w:color="000000" w:themeColor="text1"/>
+          <w:insideH w:val="nil"/>
+          <w:insideV w:val="nil"/>
+        </w:tcBorders>
+        <w:shd w:val="clear" w:color="auto" w:fill="000000" w:themeFill="text1"/>
+      </w:tcPr>
+    </w:tblStylePr>
+    <w:tblStylePr w:type="lastRow">
+      <w:rPr>
+        <w:b/>
+        <w:bCs/>
+      </w:rPr>
+      <w:tblPr/>
+      <w:tcPr>
+        <w:tcBorders>
+          <w:top w:val="double" w:sz="4" w:space="0" w:color="000000" w:themeColor="text1"/>
+        </w:tcBorders>
+      </w:tcPr>
+    </w:tblStylePr>
+    <w:tblStylePr w:type="firstCol">
+      <w:rPr>
+        <w:b/>
+        <w:bCs/>
+      </w:rPr>
+    </w:tblStylePr>
+    <w:tblStylePr w:type="lastCol">
+      <w:rPr>
+        <w:b/>
+        <w:bCs/>
+      </w:rPr>
+    </w:tblStylePr>
+    <w:tblStylePr w:type="band1Vert">
+      <w:tblPr/>
+      <w:tcPr>
+        <w:shd w:val="clear" w:color="auto" w:fill="CCCCCC" w:themeFill="text1" w:themeFillTint="33"/>
+      </w:tcPr>
+    </w:tblStylePr>
+    <w:tblStylePr w:type="band1Horz">
+      <w:tblPr/>
+      <w:tcPr>
+        <w:shd w:val="clear" w:color="auto" w:fill="CCCCCC" w:themeFill="text1" w:themeFillTint="33"/>
+      </w:tcPr>
+    </w:tblStylePr>
+  </w:style>
+  <w:style w:type="paragraph" w:styleId="TOCHeading">
+    <w:name w:val="TOC Heading"/>
+    <w:basedOn w:val="Heading1"/>
+    <w:next w:val="Normal"/>
+    <w:uiPriority w:val="39"/>
+    <w:unhideWhenUsed/>
+    <w:qFormat/>
+    <w:rsid w:val="00472BF8"/>
+    <w:pPr>
+      <w:outlineLvl w:val="9"/>
+    </w:pPr>
+    <w:rPr>
+      <w:lang w:val="en-US"/>
+    </w:rPr>
+  </w:style>
+  <w:style w:type="paragraph" w:styleId="TOC1">
+    <w:name w:val="toc 1"/>
+    <w:basedOn w:val="Normal"/>
+    <w:next w:val="Normal"/>
+    <w:autoRedefine/>
+    <w:uiPriority w:val="39"/>
+    <w:unhideWhenUsed/>
+    <w:rsid w:val="00472BF8"/>
+    <w:pPr>
+      <w:spacing w:after="100"/>
+    </w:pPr>
+  </w:style>
+  <w:style w:type="character" w:styleId="Hyperlink">
+    <w:name w:val="Hyperlink"/>
+    <w:basedOn w:val="DefaultParagraphFont"/>
+    <w:uiPriority w:val="99"/>
+    <w:unhideWhenUsed/>
+    <w:rsid w:val="00472BF8"/>
+    <w:rPr>
+      <w:color w:val="0563C1" w:themeColor="hyperlink"/>
+      <w:u w:val="single"/>
+    </w:rPr>
+  </w:style>
+  <w:style w:type="paragraph" w:styleId="TableofFigures">
+    <w:name w:val="table of figures"/>
+    <w:basedOn w:val="Normal"/>
+    <w:next w:val="Normal"/>
+    <w:uiPriority w:val="99"/>
+    <w:unhideWhenUsed/>
+    <w:rsid w:val="00472BF8"/>
+    <w:pPr>
+      <w:spacing w:after="0"/>
+    </w:pPr>
+  </w:style>
 </w:styles>
 </file>
 
@@ -5954,4 +8515,16 @@
     </a:ext>
   </a:extLst>
 </a:theme>
+</file>
+
+<file path=customXml/item1.xml><?xml version="1.0" encoding="utf-8"?>
+<b:Sources xmlns:b="http://schemas.openxmlformats.org/officeDocument/2006/bibliography" xmlns="http://schemas.openxmlformats.org/officeDocument/2006/bibliography" SelectedStyle="\APASixthEditionOfficeOnline.xsl" StyleName="APA" Version="6"/>
+</file>
+
+<file path=customXml/itemProps1.xml><?xml version="1.0" encoding="utf-8"?>
+<ds:datastoreItem xmlns:ds="http://schemas.openxmlformats.org/officeDocument/2006/customXml" ds:itemID="{293AFB52-8201-48FC-820F-0351C39796A7}">
+  <ds:schemaRefs>
+    <ds:schemaRef ds:uri="http://schemas.openxmlformats.org/officeDocument/2006/bibliography"/>
+  </ds:schemaRefs>
+</ds:datastoreItem>
 </file>